--- a/public/templates/สัญญาเงื่อนไขและข้อตกลงการซื้อคอร์ส.docx
+++ b/public/templates/สัญญาเงื่อนไขและข้อตกลงการซื้อคอร์ส.docx
@@ -9,13 +9,14 @@
         </w:tabs>
         <w:rPr>
           <w:rStyle w:val="af"/>
-          <w:rFonts w:ascii="TH SarabunPSK" w:hAnsi="TH SarabunPSK" w:cs="TH SarabunPSK" w:hint="cs"/>
+          <w:rFonts w:ascii="TH SarabunPSK" w:hAnsi="TH SarabunPSK" w:cs="TH SarabunPSK"/>
           <w:sz w:val="22"/>
           <w:szCs w:val="22"/>
           <w:cs/>
           <w:lang w:bidi="th-TH"/>
         </w:rPr>
       </w:pPr>
+      <w:proofErr w:type="gramStart"/>
       <w:r>
         <w:rPr>
           <w:rStyle w:val="af"/>
@@ -24,7 +25,18 @@
           <w:szCs w:val="22"/>
           <w:lang w:bidi="th-TH"/>
         </w:rPr>
-        <w:t xml:space="preserve">Code : </w:t>
+        <w:t>Code :</w:t>
+      </w:r>
+      <w:proofErr w:type="gramEnd"/>
+      <w:r>
+        <w:rPr>
+          <w:rStyle w:val="af"/>
+          <w:rFonts w:ascii="TH SarabunPSK" w:hAnsi="TH SarabunPSK" w:cs="TH SarabunPSK"/>
+          <w:sz w:val="22"/>
+          <w:szCs w:val="22"/>
+          <w:lang w:bidi="th-TH"/>
+        </w:rPr>
+        <w:t xml:space="preserve"> </w:t>
       </w:r>
       <w:r>
         <w:rPr>
@@ -65,13 +77,14 @@
     <w:p>
       <w:pPr>
         <w:tabs>
-          <w:tab w:val="left" w:pos="4224"/>
+          <w:tab w:val="center" w:pos="5459"/>
         </w:tabs>
         <w:rPr>
           <w:rFonts w:ascii="TH SarabunPSK" w:hAnsi="TH SarabunPSK" w:cs="TH SarabunPSK"/>
           <w:lang w:bidi="th-TH"/>
         </w:rPr>
       </w:pPr>
+      <w:proofErr w:type="gramStart"/>
       <w:r>
         <w:rPr>
           <w:rStyle w:val="af"/>
@@ -80,8 +93,9 @@
           <w:szCs w:val="22"/>
           <w:lang w:bidi="th-TH"/>
         </w:rPr>
-        <w:t>PROD : OPD</w:t>
-      </w:r>
+        <w:t>PROD :</w:t>
+      </w:r>
+      <w:proofErr w:type="gramEnd"/>
       <w:r>
         <w:rPr>
           <w:rStyle w:val="af"/>
@@ -90,7 +104,7 @@
           <w:szCs w:val="22"/>
           <w:lang w:bidi="th-TH"/>
         </w:rPr>
-        <w:br/>
+        <w:t xml:space="preserve"> OPD</w:t>
       </w:r>
       <w:r>
         <w:rPr>
@@ -100,6 +114,26 @@
           <w:szCs w:val="22"/>
           <w:lang w:bidi="th-TH"/>
         </w:rPr>
+        <w:tab/>
+      </w:r>
+      <w:r>
+        <w:rPr>
+          <w:rStyle w:val="af"/>
+          <w:rFonts w:ascii="TH SarabunPSK" w:hAnsi="TH SarabunPSK" w:cs="TH SarabunPSK"/>
+          <w:sz w:val="22"/>
+          <w:szCs w:val="22"/>
+          <w:lang w:bidi="th-TH"/>
+        </w:rPr>
+        <w:br/>
+      </w:r>
+      <w:r>
+        <w:rPr>
+          <w:rStyle w:val="af"/>
+          <w:rFonts w:ascii="TH SarabunPSK" w:hAnsi="TH SarabunPSK" w:cs="TH SarabunPSK"/>
+          <w:sz w:val="22"/>
+          <w:szCs w:val="22"/>
+          <w:lang w:bidi="th-TH"/>
+        </w:rPr>
         <w:br/>
         <w:t xml:space="preserve">  </w:t>
       </w:r>
@@ -115,6 +149,6204 @@
       </w:r>
       <w:r>
         <w:rPr>
+          <w:rFonts w:ascii="TH SarabunPSK" w:eastAsia="Tahoma" w:hAnsi="TH SarabunPSK" w:cs="TH SarabunPSK"/>
+          <w:b/>
+          <w:noProof/>
+          <w:sz w:val="32"/>
+          <w:szCs w:val="32"/>
+          <w:lang w:bidi="th-TH"/>
+        </w:rPr>
+        <mc:AlternateContent>
+          <mc:Choice Requires="wpg">
+            <w:drawing>
+              <wp:anchor distT="0" distB="0" distL="0" distR="0" simplePos="0" relativeHeight="251659264" behindDoc="1" locked="0" layoutInCell="1" allowOverlap="1" wp14:anchorId="79B666E1" wp14:editId="6595C32B">
+                <wp:simplePos x="0" y="0"/>
+                <wp:positionH relativeFrom="page">
+                  <wp:posOffset>359410</wp:posOffset>
+                </wp:positionH>
+                <wp:positionV relativeFrom="paragraph">
+                  <wp:posOffset>365760</wp:posOffset>
+                </wp:positionV>
+                <wp:extent cx="1722755" cy="287655"/>
+                <wp:effectExtent l="0" t="0" r="0" b="0"/>
+                <wp:wrapNone/>
+                <wp:docPr id="4" name="Group 4"/>
+                <wp:cNvGraphicFramePr/>
+                <a:graphic xmlns:a="http://schemas.openxmlformats.org/drawingml/2006/main">
+                  <a:graphicData uri="http://schemas.microsoft.com/office/word/2010/wordprocessingGroup">
+                    <wpg:wgp>
+                      <wpg:cNvGrpSpPr/>
+                      <wpg:grpSpPr>
+                        <a:xfrm>
+                          <a:off x="0" y="0"/>
+                          <a:ext cx="1722755" cy="287655"/>
+                          <a:chOff x="0" y="0"/>
+                          <a:chExt cx="1722755" cy="287655"/>
+                        </a:xfrm>
+                      </wpg:grpSpPr>
+                      <wps:wsp>
+                        <wps:cNvPr id="5" name="Graphic 5"/>
+                        <wps:cNvSpPr/>
+                        <wps:spPr>
+                          <a:xfrm>
+                            <a:off x="4757" y="4757"/>
+                            <a:ext cx="1270" cy="278130"/>
+                          </a:xfrm>
+                          <a:custGeom>
+                            <a:avLst/>
+                            <a:gdLst/>
+                            <a:ahLst/>
+                            <a:cxnLst/>
+                            <a:rect l="l" t="t" r="r" b="b"/>
+                            <a:pathLst>
+                              <a:path h="278130">
+                                <a:moveTo>
+                                  <a:pt x="0" y="277844"/>
+                                </a:moveTo>
+                                <a:lnTo>
+                                  <a:pt x="0" y="0"/>
+                                </a:lnTo>
+                                <a:lnTo>
+                                  <a:pt x="0" y="277844"/>
+                                </a:lnTo>
+                                <a:close/>
+                              </a:path>
+                            </a:pathLst>
+                          </a:custGeom>
+                          <a:solidFill>
+                            <a:srgbClr val="000000"/>
+                          </a:solidFill>
+                        </wps:spPr>
+                        <wps:bodyPr wrap="square" lIns="0" tIns="0" rIns="0" bIns="0" rtlCol="0">
+                          <a:noAutofit/>
+                        </wps:bodyPr>
+                      </wps:wsp>
+                      <wps:wsp>
+                        <wps:cNvPr id="6" name="Graphic 6"/>
+                        <wps:cNvSpPr/>
+                        <wps:spPr>
+                          <a:xfrm>
+                            <a:off x="4757" y="4757"/>
+                            <a:ext cx="1270" cy="278130"/>
+                          </a:xfrm>
+                          <a:custGeom>
+                            <a:avLst/>
+                            <a:gdLst/>
+                            <a:ahLst/>
+                            <a:cxnLst/>
+                            <a:rect l="l" t="t" r="r" b="b"/>
+                            <a:pathLst>
+                              <a:path h="278130">
+                                <a:moveTo>
+                                  <a:pt x="0" y="0"/>
+                                </a:moveTo>
+                                <a:lnTo>
+                                  <a:pt x="0" y="277844"/>
+                                </a:lnTo>
+                                <a:lnTo>
+                                  <a:pt x="0" y="0"/>
+                                </a:lnTo>
+                                <a:close/>
+                              </a:path>
+                            </a:pathLst>
+                          </a:custGeom>
+                          <a:ln w="9515">
+                            <a:solidFill>
+                              <a:srgbClr val="000000"/>
+                            </a:solidFill>
+                            <a:prstDash val="solid"/>
+                          </a:ln>
+                        </wps:spPr>
+                        <wps:bodyPr wrap="square" lIns="0" tIns="0" rIns="0" bIns="0" rtlCol="0">
+                          <a:noAutofit/>
+                        </wps:bodyPr>
+                      </wps:wsp>
+                      <wps:wsp>
+                        <wps:cNvPr id="7" name="Graphic 7"/>
+                        <wps:cNvSpPr/>
+                        <wps:spPr>
+                          <a:xfrm>
+                            <a:off x="33332" y="4757"/>
+                            <a:ext cx="1270" cy="278130"/>
+                          </a:xfrm>
+                          <a:custGeom>
+                            <a:avLst/>
+                            <a:gdLst/>
+                            <a:ahLst/>
+                            <a:cxnLst/>
+                            <a:rect l="l" t="t" r="r" b="b"/>
+                            <a:pathLst>
+                              <a:path h="278130">
+                                <a:moveTo>
+                                  <a:pt x="0" y="277844"/>
+                                </a:moveTo>
+                                <a:lnTo>
+                                  <a:pt x="0" y="0"/>
+                                </a:lnTo>
+                                <a:lnTo>
+                                  <a:pt x="0" y="277844"/>
+                                </a:lnTo>
+                                <a:close/>
+                              </a:path>
+                            </a:pathLst>
+                          </a:custGeom>
+                          <a:solidFill>
+                            <a:srgbClr val="000000"/>
+                          </a:solidFill>
+                        </wps:spPr>
+                        <wps:bodyPr wrap="square" lIns="0" tIns="0" rIns="0" bIns="0" rtlCol="0">
+                          <a:noAutofit/>
+                        </wps:bodyPr>
+                      </wps:wsp>
+                      <wps:wsp>
+                        <wps:cNvPr id="8" name="Graphic 8"/>
+                        <wps:cNvSpPr/>
+                        <wps:spPr>
+                          <a:xfrm>
+                            <a:off x="33332" y="4757"/>
+                            <a:ext cx="1270" cy="278130"/>
+                          </a:xfrm>
+                          <a:custGeom>
+                            <a:avLst/>
+                            <a:gdLst/>
+                            <a:ahLst/>
+                            <a:cxnLst/>
+                            <a:rect l="l" t="t" r="r" b="b"/>
+                            <a:pathLst>
+                              <a:path h="278130">
+                                <a:moveTo>
+                                  <a:pt x="0" y="0"/>
+                                </a:moveTo>
+                                <a:lnTo>
+                                  <a:pt x="0" y="277844"/>
+                                </a:lnTo>
+                                <a:lnTo>
+                                  <a:pt x="0" y="0"/>
+                                </a:lnTo>
+                                <a:close/>
+                              </a:path>
+                            </a:pathLst>
+                          </a:custGeom>
+                          <a:ln w="9515">
+                            <a:solidFill>
+                              <a:srgbClr val="000000"/>
+                            </a:solidFill>
+                            <a:prstDash val="solid"/>
+                          </a:ln>
+                        </wps:spPr>
+                        <wps:bodyPr wrap="square" lIns="0" tIns="0" rIns="0" bIns="0" rtlCol="0">
+                          <a:noAutofit/>
+                        </wps:bodyPr>
+                      </wps:wsp>
+                      <wps:wsp>
+                        <wps:cNvPr id="9" name="Graphic 9"/>
+                        <wps:cNvSpPr/>
+                        <wps:spPr>
+                          <a:xfrm>
+                            <a:off x="52287" y="4757"/>
+                            <a:ext cx="9525" cy="278130"/>
+                          </a:xfrm>
+                          <a:custGeom>
+                            <a:avLst/>
+                            <a:gdLst/>
+                            <a:ahLst/>
+                            <a:cxnLst/>
+                            <a:rect l="l" t="t" r="r" b="b"/>
+                            <a:pathLst>
+                              <a:path w="9525" h="278130">
+                                <a:moveTo>
+                                  <a:pt x="9525" y="277844"/>
+                                </a:moveTo>
+                                <a:lnTo>
+                                  <a:pt x="0" y="277844"/>
+                                </a:lnTo>
+                                <a:lnTo>
+                                  <a:pt x="0" y="0"/>
+                                </a:lnTo>
+                                <a:lnTo>
+                                  <a:pt x="9525" y="0"/>
+                                </a:lnTo>
+                                <a:lnTo>
+                                  <a:pt x="9525" y="277844"/>
+                                </a:lnTo>
+                                <a:close/>
+                              </a:path>
+                            </a:pathLst>
+                          </a:custGeom>
+                          <a:solidFill>
+                            <a:srgbClr val="000000"/>
+                          </a:solidFill>
+                        </wps:spPr>
+                        <wps:bodyPr wrap="square" lIns="0" tIns="0" rIns="0" bIns="0" rtlCol="0">
+                          <a:noAutofit/>
+                        </wps:bodyPr>
+                      </wps:wsp>
+                      <wps:wsp>
+                        <wps:cNvPr id="10" name="Graphic 10"/>
+                        <wps:cNvSpPr/>
+                        <wps:spPr>
+                          <a:xfrm>
+                            <a:off x="52287" y="4757"/>
+                            <a:ext cx="9525" cy="278130"/>
+                          </a:xfrm>
+                          <a:custGeom>
+                            <a:avLst/>
+                            <a:gdLst/>
+                            <a:ahLst/>
+                            <a:cxnLst/>
+                            <a:rect l="l" t="t" r="r" b="b"/>
+                            <a:pathLst>
+                              <a:path w="9525" h="278130">
+                                <a:moveTo>
+                                  <a:pt x="0" y="0"/>
+                                </a:moveTo>
+                                <a:lnTo>
+                                  <a:pt x="0" y="277844"/>
+                                </a:lnTo>
+                                <a:lnTo>
+                                  <a:pt x="9525" y="277844"/>
+                                </a:lnTo>
+                                <a:lnTo>
+                                  <a:pt x="9525" y="0"/>
+                                </a:lnTo>
+                                <a:lnTo>
+                                  <a:pt x="0" y="0"/>
+                                </a:lnTo>
+                                <a:close/>
+                              </a:path>
+                            </a:pathLst>
+                          </a:custGeom>
+                          <a:ln w="9515">
+                            <a:solidFill>
+                              <a:srgbClr val="000000"/>
+                            </a:solidFill>
+                            <a:prstDash val="solid"/>
+                          </a:ln>
+                        </wps:spPr>
+                        <wps:bodyPr wrap="square" lIns="0" tIns="0" rIns="0" bIns="0" rtlCol="0">
+                          <a:noAutofit/>
+                        </wps:bodyPr>
+                      </wps:wsp>
+                      <wps:wsp>
+                        <wps:cNvPr id="11" name="Graphic 11"/>
+                        <wps:cNvSpPr/>
+                        <wps:spPr>
+                          <a:xfrm>
+                            <a:off x="80862" y="4757"/>
+                            <a:ext cx="9525" cy="278130"/>
+                          </a:xfrm>
+                          <a:custGeom>
+                            <a:avLst/>
+                            <a:gdLst/>
+                            <a:ahLst/>
+                            <a:cxnLst/>
+                            <a:rect l="l" t="t" r="r" b="b"/>
+                            <a:pathLst>
+                              <a:path w="9525" h="278130">
+                                <a:moveTo>
+                                  <a:pt x="9525" y="277844"/>
+                                </a:moveTo>
+                                <a:lnTo>
+                                  <a:pt x="0" y="277844"/>
+                                </a:lnTo>
+                                <a:lnTo>
+                                  <a:pt x="0" y="0"/>
+                                </a:lnTo>
+                                <a:lnTo>
+                                  <a:pt x="9525" y="0"/>
+                                </a:lnTo>
+                                <a:lnTo>
+                                  <a:pt x="9525" y="277844"/>
+                                </a:lnTo>
+                                <a:close/>
+                              </a:path>
+                            </a:pathLst>
+                          </a:custGeom>
+                          <a:solidFill>
+                            <a:srgbClr val="000000"/>
+                          </a:solidFill>
+                        </wps:spPr>
+                        <wps:bodyPr wrap="square" lIns="0" tIns="0" rIns="0" bIns="0" rtlCol="0">
+                          <a:noAutofit/>
+                        </wps:bodyPr>
+                      </wps:wsp>
+                      <wps:wsp>
+                        <wps:cNvPr id="12" name="Graphic 12"/>
+                        <wps:cNvSpPr/>
+                        <wps:spPr>
+                          <a:xfrm>
+                            <a:off x="80862" y="4757"/>
+                            <a:ext cx="9525" cy="278130"/>
+                          </a:xfrm>
+                          <a:custGeom>
+                            <a:avLst/>
+                            <a:gdLst/>
+                            <a:ahLst/>
+                            <a:cxnLst/>
+                            <a:rect l="l" t="t" r="r" b="b"/>
+                            <a:pathLst>
+                              <a:path w="9525" h="278130">
+                                <a:moveTo>
+                                  <a:pt x="0" y="0"/>
+                                </a:moveTo>
+                                <a:lnTo>
+                                  <a:pt x="0" y="277844"/>
+                                </a:lnTo>
+                                <a:lnTo>
+                                  <a:pt x="9525" y="277844"/>
+                                </a:lnTo>
+                                <a:lnTo>
+                                  <a:pt x="9525" y="0"/>
+                                </a:lnTo>
+                                <a:lnTo>
+                                  <a:pt x="0" y="0"/>
+                                </a:lnTo>
+                                <a:close/>
+                              </a:path>
+                            </a:pathLst>
+                          </a:custGeom>
+                          <a:ln w="9515">
+                            <a:solidFill>
+                              <a:srgbClr val="000000"/>
+                            </a:solidFill>
+                            <a:prstDash val="solid"/>
+                          </a:ln>
+                        </wps:spPr>
+                        <wps:bodyPr wrap="square" lIns="0" tIns="0" rIns="0" bIns="0" rtlCol="0">
+                          <a:noAutofit/>
+                        </wps:bodyPr>
+                      </wps:wsp>
+                      <wps:wsp>
+                        <wps:cNvPr id="13" name="Graphic 13"/>
+                        <wps:cNvSpPr/>
+                        <wps:spPr>
+                          <a:xfrm>
+                            <a:off x="109437" y="4757"/>
+                            <a:ext cx="1270" cy="278130"/>
+                          </a:xfrm>
+                          <a:custGeom>
+                            <a:avLst/>
+                            <a:gdLst/>
+                            <a:ahLst/>
+                            <a:cxnLst/>
+                            <a:rect l="l" t="t" r="r" b="b"/>
+                            <a:pathLst>
+                              <a:path h="278130">
+                                <a:moveTo>
+                                  <a:pt x="0" y="277844"/>
+                                </a:moveTo>
+                                <a:lnTo>
+                                  <a:pt x="0" y="0"/>
+                                </a:lnTo>
+                                <a:lnTo>
+                                  <a:pt x="0" y="277844"/>
+                                </a:lnTo>
+                                <a:close/>
+                              </a:path>
+                            </a:pathLst>
+                          </a:custGeom>
+                          <a:solidFill>
+                            <a:srgbClr val="000000"/>
+                          </a:solidFill>
+                        </wps:spPr>
+                        <wps:bodyPr wrap="square" lIns="0" tIns="0" rIns="0" bIns="0" rtlCol="0">
+                          <a:noAutofit/>
+                        </wps:bodyPr>
+                      </wps:wsp>
+                      <wps:wsp>
+                        <wps:cNvPr id="14" name="Graphic 14"/>
+                        <wps:cNvSpPr/>
+                        <wps:spPr>
+                          <a:xfrm>
+                            <a:off x="109437" y="4757"/>
+                            <a:ext cx="1270" cy="278130"/>
+                          </a:xfrm>
+                          <a:custGeom>
+                            <a:avLst/>
+                            <a:gdLst/>
+                            <a:ahLst/>
+                            <a:cxnLst/>
+                            <a:rect l="l" t="t" r="r" b="b"/>
+                            <a:pathLst>
+                              <a:path h="278130">
+                                <a:moveTo>
+                                  <a:pt x="0" y="0"/>
+                                </a:moveTo>
+                                <a:lnTo>
+                                  <a:pt x="0" y="277844"/>
+                                </a:lnTo>
+                                <a:lnTo>
+                                  <a:pt x="0" y="0"/>
+                                </a:lnTo>
+                                <a:close/>
+                              </a:path>
+                            </a:pathLst>
+                          </a:custGeom>
+                          <a:ln w="9515">
+                            <a:solidFill>
+                              <a:srgbClr val="000000"/>
+                            </a:solidFill>
+                            <a:prstDash val="solid"/>
+                          </a:ln>
+                        </wps:spPr>
+                        <wps:bodyPr wrap="square" lIns="0" tIns="0" rIns="0" bIns="0" rtlCol="0">
+                          <a:noAutofit/>
+                        </wps:bodyPr>
+                      </wps:wsp>
+                      <wps:wsp>
+                        <wps:cNvPr id="15" name="Graphic 15"/>
+                        <wps:cNvSpPr/>
+                        <wps:spPr>
+                          <a:xfrm>
+                            <a:off x="128487" y="4757"/>
+                            <a:ext cx="1270" cy="278130"/>
+                          </a:xfrm>
+                          <a:custGeom>
+                            <a:avLst/>
+                            <a:gdLst/>
+                            <a:ahLst/>
+                            <a:cxnLst/>
+                            <a:rect l="l" t="t" r="r" b="b"/>
+                            <a:pathLst>
+                              <a:path h="278130">
+                                <a:moveTo>
+                                  <a:pt x="0" y="277844"/>
+                                </a:moveTo>
+                                <a:lnTo>
+                                  <a:pt x="0" y="0"/>
+                                </a:lnTo>
+                                <a:lnTo>
+                                  <a:pt x="0" y="277844"/>
+                                </a:lnTo>
+                                <a:close/>
+                              </a:path>
+                            </a:pathLst>
+                          </a:custGeom>
+                          <a:solidFill>
+                            <a:srgbClr val="000000"/>
+                          </a:solidFill>
+                        </wps:spPr>
+                        <wps:bodyPr wrap="square" lIns="0" tIns="0" rIns="0" bIns="0" rtlCol="0">
+                          <a:noAutofit/>
+                        </wps:bodyPr>
+                      </wps:wsp>
+                      <wps:wsp>
+                        <wps:cNvPr id="16" name="Graphic 16"/>
+                        <wps:cNvSpPr/>
+                        <wps:spPr>
+                          <a:xfrm>
+                            <a:off x="128487" y="4757"/>
+                            <a:ext cx="1270" cy="278130"/>
+                          </a:xfrm>
+                          <a:custGeom>
+                            <a:avLst/>
+                            <a:gdLst/>
+                            <a:ahLst/>
+                            <a:cxnLst/>
+                            <a:rect l="l" t="t" r="r" b="b"/>
+                            <a:pathLst>
+                              <a:path h="278130">
+                                <a:moveTo>
+                                  <a:pt x="0" y="0"/>
+                                </a:moveTo>
+                                <a:lnTo>
+                                  <a:pt x="0" y="277844"/>
+                                </a:lnTo>
+                                <a:lnTo>
+                                  <a:pt x="0" y="0"/>
+                                </a:lnTo>
+                                <a:close/>
+                              </a:path>
+                            </a:pathLst>
+                          </a:custGeom>
+                          <a:ln w="9515">
+                            <a:solidFill>
+                              <a:srgbClr val="000000"/>
+                            </a:solidFill>
+                            <a:prstDash val="solid"/>
+                          </a:ln>
+                        </wps:spPr>
+                        <wps:bodyPr wrap="square" lIns="0" tIns="0" rIns="0" bIns="0" rtlCol="0">
+                          <a:noAutofit/>
+                        </wps:bodyPr>
+                      </wps:wsp>
+                      <wps:wsp>
+                        <wps:cNvPr id="17" name="Graphic 17"/>
+                        <wps:cNvSpPr/>
+                        <wps:spPr>
+                          <a:xfrm>
+                            <a:off x="156967" y="4757"/>
+                            <a:ext cx="9525" cy="278130"/>
+                          </a:xfrm>
+                          <a:custGeom>
+                            <a:avLst/>
+                            <a:gdLst/>
+                            <a:ahLst/>
+                            <a:cxnLst/>
+                            <a:rect l="l" t="t" r="r" b="b"/>
+                            <a:pathLst>
+                              <a:path w="9525" h="278130">
+                                <a:moveTo>
+                                  <a:pt x="9525" y="277844"/>
+                                </a:moveTo>
+                                <a:lnTo>
+                                  <a:pt x="0" y="277844"/>
+                                </a:lnTo>
+                                <a:lnTo>
+                                  <a:pt x="0" y="0"/>
+                                </a:lnTo>
+                                <a:lnTo>
+                                  <a:pt x="9525" y="0"/>
+                                </a:lnTo>
+                                <a:lnTo>
+                                  <a:pt x="9525" y="277844"/>
+                                </a:lnTo>
+                                <a:close/>
+                              </a:path>
+                            </a:pathLst>
+                          </a:custGeom>
+                          <a:solidFill>
+                            <a:srgbClr val="000000"/>
+                          </a:solidFill>
+                        </wps:spPr>
+                        <wps:bodyPr wrap="square" lIns="0" tIns="0" rIns="0" bIns="0" rtlCol="0">
+                          <a:noAutofit/>
+                        </wps:bodyPr>
+                      </wps:wsp>
+                      <wps:wsp>
+                        <wps:cNvPr id="18" name="Graphic 18"/>
+                        <wps:cNvSpPr/>
+                        <wps:spPr>
+                          <a:xfrm>
+                            <a:off x="156967" y="4757"/>
+                            <a:ext cx="9525" cy="278130"/>
+                          </a:xfrm>
+                          <a:custGeom>
+                            <a:avLst/>
+                            <a:gdLst/>
+                            <a:ahLst/>
+                            <a:cxnLst/>
+                            <a:rect l="l" t="t" r="r" b="b"/>
+                            <a:pathLst>
+                              <a:path w="9525" h="278130">
+                                <a:moveTo>
+                                  <a:pt x="0" y="0"/>
+                                </a:moveTo>
+                                <a:lnTo>
+                                  <a:pt x="0" y="277844"/>
+                                </a:lnTo>
+                                <a:lnTo>
+                                  <a:pt x="9525" y="277844"/>
+                                </a:lnTo>
+                                <a:lnTo>
+                                  <a:pt x="9525" y="0"/>
+                                </a:lnTo>
+                                <a:lnTo>
+                                  <a:pt x="0" y="0"/>
+                                </a:lnTo>
+                                <a:close/>
+                              </a:path>
+                            </a:pathLst>
+                          </a:custGeom>
+                          <a:ln w="9515">
+                            <a:solidFill>
+                              <a:srgbClr val="000000"/>
+                            </a:solidFill>
+                            <a:prstDash val="solid"/>
+                          </a:ln>
+                        </wps:spPr>
+                        <wps:bodyPr wrap="square" lIns="0" tIns="0" rIns="0" bIns="0" rtlCol="0">
+                          <a:noAutofit/>
+                        </wps:bodyPr>
+                      </wps:wsp>
+                      <wps:wsp>
+                        <wps:cNvPr id="19" name="Graphic 19"/>
+                        <wps:cNvSpPr/>
+                        <wps:spPr>
+                          <a:xfrm>
+                            <a:off x="185542" y="4757"/>
+                            <a:ext cx="1270" cy="278130"/>
+                          </a:xfrm>
+                          <a:custGeom>
+                            <a:avLst/>
+                            <a:gdLst/>
+                            <a:ahLst/>
+                            <a:cxnLst/>
+                            <a:rect l="l" t="t" r="r" b="b"/>
+                            <a:pathLst>
+                              <a:path h="278130">
+                                <a:moveTo>
+                                  <a:pt x="0" y="277844"/>
+                                </a:moveTo>
+                                <a:lnTo>
+                                  <a:pt x="0" y="0"/>
+                                </a:lnTo>
+                                <a:lnTo>
+                                  <a:pt x="0" y="277844"/>
+                                </a:lnTo>
+                                <a:close/>
+                              </a:path>
+                            </a:pathLst>
+                          </a:custGeom>
+                          <a:solidFill>
+                            <a:srgbClr val="000000"/>
+                          </a:solidFill>
+                        </wps:spPr>
+                        <wps:bodyPr wrap="square" lIns="0" tIns="0" rIns="0" bIns="0" rtlCol="0">
+                          <a:noAutofit/>
+                        </wps:bodyPr>
+                      </wps:wsp>
+                      <wps:wsp>
+                        <wps:cNvPr id="20" name="Graphic 20"/>
+                        <wps:cNvSpPr/>
+                        <wps:spPr>
+                          <a:xfrm>
+                            <a:off x="185542" y="4757"/>
+                            <a:ext cx="1270" cy="278130"/>
+                          </a:xfrm>
+                          <a:custGeom>
+                            <a:avLst/>
+                            <a:gdLst/>
+                            <a:ahLst/>
+                            <a:cxnLst/>
+                            <a:rect l="l" t="t" r="r" b="b"/>
+                            <a:pathLst>
+                              <a:path h="278130">
+                                <a:moveTo>
+                                  <a:pt x="0" y="0"/>
+                                </a:moveTo>
+                                <a:lnTo>
+                                  <a:pt x="0" y="277844"/>
+                                </a:lnTo>
+                                <a:lnTo>
+                                  <a:pt x="0" y="0"/>
+                                </a:lnTo>
+                                <a:close/>
+                              </a:path>
+                            </a:pathLst>
+                          </a:custGeom>
+                          <a:ln w="9515">
+                            <a:solidFill>
+                              <a:srgbClr val="000000"/>
+                            </a:solidFill>
+                            <a:prstDash val="solid"/>
+                          </a:ln>
+                        </wps:spPr>
+                        <wps:bodyPr wrap="square" lIns="0" tIns="0" rIns="0" bIns="0" rtlCol="0">
+                          <a:noAutofit/>
+                        </wps:bodyPr>
+                      </wps:wsp>
+                      <wps:wsp>
+                        <wps:cNvPr id="21" name="Graphic 21"/>
+                        <wps:cNvSpPr/>
+                        <wps:spPr>
+                          <a:xfrm>
+                            <a:off x="204592" y="4757"/>
+                            <a:ext cx="9525" cy="278130"/>
+                          </a:xfrm>
+                          <a:custGeom>
+                            <a:avLst/>
+                            <a:gdLst/>
+                            <a:ahLst/>
+                            <a:cxnLst/>
+                            <a:rect l="l" t="t" r="r" b="b"/>
+                            <a:pathLst>
+                              <a:path w="9525" h="278130">
+                                <a:moveTo>
+                                  <a:pt x="9525" y="277844"/>
+                                </a:moveTo>
+                                <a:lnTo>
+                                  <a:pt x="0" y="277844"/>
+                                </a:lnTo>
+                                <a:lnTo>
+                                  <a:pt x="0" y="0"/>
+                                </a:lnTo>
+                                <a:lnTo>
+                                  <a:pt x="9525" y="0"/>
+                                </a:lnTo>
+                                <a:lnTo>
+                                  <a:pt x="9525" y="277844"/>
+                                </a:lnTo>
+                                <a:close/>
+                              </a:path>
+                            </a:pathLst>
+                          </a:custGeom>
+                          <a:solidFill>
+                            <a:srgbClr val="000000"/>
+                          </a:solidFill>
+                        </wps:spPr>
+                        <wps:bodyPr wrap="square" lIns="0" tIns="0" rIns="0" bIns="0" rtlCol="0">
+                          <a:noAutofit/>
+                        </wps:bodyPr>
+                      </wps:wsp>
+                      <wps:wsp>
+                        <wps:cNvPr id="22" name="Graphic 22"/>
+                        <wps:cNvSpPr/>
+                        <wps:spPr>
+                          <a:xfrm>
+                            <a:off x="204592" y="4757"/>
+                            <a:ext cx="9525" cy="278130"/>
+                          </a:xfrm>
+                          <a:custGeom>
+                            <a:avLst/>
+                            <a:gdLst/>
+                            <a:ahLst/>
+                            <a:cxnLst/>
+                            <a:rect l="l" t="t" r="r" b="b"/>
+                            <a:pathLst>
+                              <a:path w="9525" h="278130">
+                                <a:moveTo>
+                                  <a:pt x="0" y="0"/>
+                                </a:moveTo>
+                                <a:lnTo>
+                                  <a:pt x="0" y="277844"/>
+                                </a:lnTo>
+                                <a:lnTo>
+                                  <a:pt x="9525" y="277844"/>
+                                </a:lnTo>
+                                <a:lnTo>
+                                  <a:pt x="9525" y="0"/>
+                                </a:lnTo>
+                                <a:lnTo>
+                                  <a:pt x="0" y="0"/>
+                                </a:lnTo>
+                                <a:close/>
+                              </a:path>
+                            </a:pathLst>
+                          </a:custGeom>
+                          <a:ln w="9515">
+                            <a:solidFill>
+                              <a:srgbClr val="000000"/>
+                            </a:solidFill>
+                            <a:prstDash val="solid"/>
+                          </a:ln>
+                        </wps:spPr>
+                        <wps:bodyPr wrap="square" lIns="0" tIns="0" rIns="0" bIns="0" rtlCol="0">
+                          <a:noAutofit/>
+                        </wps:bodyPr>
+                      </wps:wsp>
+                      <wps:wsp>
+                        <wps:cNvPr id="23" name="Graphic 23"/>
+                        <wps:cNvSpPr/>
+                        <wps:spPr>
+                          <a:xfrm>
+                            <a:off x="233167" y="4757"/>
+                            <a:ext cx="1270" cy="278130"/>
+                          </a:xfrm>
+                          <a:custGeom>
+                            <a:avLst/>
+                            <a:gdLst/>
+                            <a:ahLst/>
+                            <a:cxnLst/>
+                            <a:rect l="l" t="t" r="r" b="b"/>
+                            <a:pathLst>
+                              <a:path h="278130">
+                                <a:moveTo>
+                                  <a:pt x="0" y="277844"/>
+                                </a:moveTo>
+                                <a:lnTo>
+                                  <a:pt x="0" y="0"/>
+                                </a:lnTo>
+                                <a:lnTo>
+                                  <a:pt x="0" y="277844"/>
+                                </a:lnTo>
+                                <a:close/>
+                              </a:path>
+                            </a:pathLst>
+                          </a:custGeom>
+                          <a:solidFill>
+                            <a:srgbClr val="000000"/>
+                          </a:solidFill>
+                        </wps:spPr>
+                        <wps:bodyPr wrap="square" lIns="0" tIns="0" rIns="0" bIns="0" rtlCol="0">
+                          <a:noAutofit/>
+                        </wps:bodyPr>
+                      </wps:wsp>
+                      <wps:wsp>
+                        <wps:cNvPr id="24" name="Graphic 24"/>
+                        <wps:cNvSpPr/>
+                        <wps:spPr>
+                          <a:xfrm>
+                            <a:off x="233167" y="4757"/>
+                            <a:ext cx="1270" cy="278130"/>
+                          </a:xfrm>
+                          <a:custGeom>
+                            <a:avLst/>
+                            <a:gdLst/>
+                            <a:ahLst/>
+                            <a:cxnLst/>
+                            <a:rect l="l" t="t" r="r" b="b"/>
+                            <a:pathLst>
+                              <a:path h="278130">
+                                <a:moveTo>
+                                  <a:pt x="0" y="0"/>
+                                </a:moveTo>
+                                <a:lnTo>
+                                  <a:pt x="0" y="277844"/>
+                                </a:lnTo>
+                                <a:lnTo>
+                                  <a:pt x="0" y="0"/>
+                                </a:lnTo>
+                                <a:close/>
+                              </a:path>
+                            </a:pathLst>
+                          </a:custGeom>
+                          <a:ln w="9515">
+                            <a:solidFill>
+                              <a:srgbClr val="000000"/>
+                            </a:solidFill>
+                            <a:prstDash val="solid"/>
+                          </a:ln>
+                        </wps:spPr>
+                        <wps:bodyPr wrap="square" lIns="0" tIns="0" rIns="0" bIns="0" rtlCol="0">
+                          <a:noAutofit/>
+                        </wps:bodyPr>
+                      </wps:wsp>
+                      <wps:wsp>
+                        <wps:cNvPr id="25" name="Graphic 25"/>
+                        <wps:cNvSpPr/>
+                        <wps:spPr>
+                          <a:xfrm>
+                            <a:off x="252121" y="4757"/>
+                            <a:ext cx="1270" cy="278130"/>
+                          </a:xfrm>
+                          <a:custGeom>
+                            <a:avLst/>
+                            <a:gdLst/>
+                            <a:ahLst/>
+                            <a:cxnLst/>
+                            <a:rect l="l" t="t" r="r" b="b"/>
+                            <a:pathLst>
+                              <a:path h="278130">
+                                <a:moveTo>
+                                  <a:pt x="0" y="277844"/>
+                                </a:moveTo>
+                                <a:lnTo>
+                                  <a:pt x="0" y="0"/>
+                                </a:lnTo>
+                                <a:lnTo>
+                                  <a:pt x="0" y="277844"/>
+                                </a:lnTo>
+                                <a:close/>
+                              </a:path>
+                            </a:pathLst>
+                          </a:custGeom>
+                          <a:solidFill>
+                            <a:srgbClr val="000000"/>
+                          </a:solidFill>
+                        </wps:spPr>
+                        <wps:bodyPr wrap="square" lIns="0" tIns="0" rIns="0" bIns="0" rtlCol="0">
+                          <a:noAutofit/>
+                        </wps:bodyPr>
+                      </wps:wsp>
+                      <wps:wsp>
+                        <wps:cNvPr id="26" name="Graphic 26"/>
+                        <wps:cNvSpPr/>
+                        <wps:spPr>
+                          <a:xfrm>
+                            <a:off x="252121" y="4757"/>
+                            <a:ext cx="1270" cy="278130"/>
+                          </a:xfrm>
+                          <a:custGeom>
+                            <a:avLst/>
+                            <a:gdLst/>
+                            <a:ahLst/>
+                            <a:cxnLst/>
+                            <a:rect l="l" t="t" r="r" b="b"/>
+                            <a:pathLst>
+                              <a:path h="278130">
+                                <a:moveTo>
+                                  <a:pt x="0" y="0"/>
+                                </a:moveTo>
+                                <a:lnTo>
+                                  <a:pt x="0" y="277844"/>
+                                </a:lnTo>
+                                <a:lnTo>
+                                  <a:pt x="0" y="0"/>
+                                </a:lnTo>
+                                <a:close/>
+                              </a:path>
+                            </a:pathLst>
+                          </a:custGeom>
+                          <a:ln w="9515">
+                            <a:solidFill>
+                              <a:srgbClr val="000000"/>
+                            </a:solidFill>
+                            <a:prstDash val="solid"/>
+                          </a:ln>
+                        </wps:spPr>
+                        <wps:bodyPr wrap="square" lIns="0" tIns="0" rIns="0" bIns="0" rtlCol="0">
+                          <a:noAutofit/>
+                        </wps:bodyPr>
+                      </wps:wsp>
+                      <wps:wsp>
+                        <wps:cNvPr id="27" name="Graphic 27"/>
+                        <wps:cNvSpPr/>
+                        <wps:spPr>
+                          <a:xfrm>
+                            <a:off x="271171" y="4757"/>
+                            <a:ext cx="9525" cy="278130"/>
+                          </a:xfrm>
+                          <a:custGeom>
+                            <a:avLst/>
+                            <a:gdLst/>
+                            <a:ahLst/>
+                            <a:cxnLst/>
+                            <a:rect l="l" t="t" r="r" b="b"/>
+                            <a:pathLst>
+                              <a:path w="9525" h="278130">
+                                <a:moveTo>
+                                  <a:pt x="9525" y="277844"/>
+                                </a:moveTo>
+                                <a:lnTo>
+                                  <a:pt x="0" y="277844"/>
+                                </a:lnTo>
+                                <a:lnTo>
+                                  <a:pt x="0" y="0"/>
+                                </a:lnTo>
+                                <a:lnTo>
+                                  <a:pt x="9525" y="0"/>
+                                </a:lnTo>
+                                <a:lnTo>
+                                  <a:pt x="9525" y="277844"/>
+                                </a:lnTo>
+                                <a:close/>
+                              </a:path>
+                            </a:pathLst>
+                          </a:custGeom>
+                          <a:solidFill>
+                            <a:srgbClr val="000000"/>
+                          </a:solidFill>
+                        </wps:spPr>
+                        <wps:bodyPr wrap="square" lIns="0" tIns="0" rIns="0" bIns="0" rtlCol="0">
+                          <a:noAutofit/>
+                        </wps:bodyPr>
+                      </wps:wsp>
+                      <wps:wsp>
+                        <wps:cNvPr id="28" name="Graphic 28"/>
+                        <wps:cNvSpPr/>
+                        <wps:spPr>
+                          <a:xfrm>
+                            <a:off x="271171" y="4757"/>
+                            <a:ext cx="9525" cy="278130"/>
+                          </a:xfrm>
+                          <a:custGeom>
+                            <a:avLst/>
+                            <a:gdLst/>
+                            <a:ahLst/>
+                            <a:cxnLst/>
+                            <a:rect l="l" t="t" r="r" b="b"/>
+                            <a:pathLst>
+                              <a:path w="9525" h="278130">
+                                <a:moveTo>
+                                  <a:pt x="0" y="0"/>
+                                </a:moveTo>
+                                <a:lnTo>
+                                  <a:pt x="0" y="277844"/>
+                                </a:lnTo>
+                                <a:lnTo>
+                                  <a:pt x="9525" y="277844"/>
+                                </a:lnTo>
+                                <a:lnTo>
+                                  <a:pt x="9525" y="0"/>
+                                </a:lnTo>
+                                <a:lnTo>
+                                  <a:pt x="0" y="0"/>
+                                </a:lnTo>
+                                <a:close/>
+                              </a:path>
+                            </a:pathLst>
+                          </a:custGeom>
+                          <a:ln w="9515">
+                            <a:solidFill>
+                              <a:srgbClr val="000000"/>
+                            </a:solidFill>
+                            <a:prstDash val="solid"/>
+                          </a:ln>
+                        </wps:spPr>
+                        <wps:bodyPr wrap="square" lIns="0" tIns="0" rIns="0" bIns="0" rtlCol="0">
+                          <a:noAutofit/>
+                        </wps:bodyPr>
+                      </wps:wsp>
+                      <wps:wsp>
+                        <wps:cNvPr id="29" name="Graphic 29"/>
+                        <wps:cNvSpPr/>
+                        <wps:spPr>
+                          <a:xfrm>
+                            <a:off x="309271" y="4757"/>
+                            <a:ext cx="9525" cy="278130"/>
+                          </a:xfrm>
+                          <a:custGeom>
+                            <a:avLst/>
+                            <a:gdLst/>
+                            <a:ahLst/>
+                            <a:cxnLst/>
+                            <a:rect l="l" t="t" r="r" b="b"/>
+                            <a:pathLst>
+                              <a:path w="9525" h="278130">
+                                <a:moveTo>
+                                  <a:pt x="9525" y="277844"/>
+                                </a:moveTo>
+                                <a:lnTo>
+                                  <a:pt x="0" y="277844"/>
+                                </a:lnTo>
+                                <a:lnTo>
+                                  <a:pt x="0" y="0"/>
+                                </a:lnTo>
+                                <a:lnTo>
+                                  <a:pt x="9525" y="0"/>
+                                </a:lnTo>
+                                <a:lnTo>
+                                  <a:pt x="9525" y="277844"/>
+                                </a:lnTo>
+                                <a:close/>
+                              </a:path>
+                            </a:pathLst>
+                          </a:custGeom>
+                          <a:solidFill>
+                            <a:srgbClr val="000000"/>
+                          </a:solidFill>
+                        </wps:spPr>
+                        <wps:bodyPr wrap="square" lIns="0" tIns="0" rIns="0" bIns="0" rtlCol="0">
+                          <a:noAutofit/>
+                        </wps:bodyPr>
+                      </wps:wsp>
+                      <wps:wsp>
+                        <wps:cNvPr id="30" name="Graphic 30"/>
+                        <wps:cNvSpPr/>
+                        <wps:spPr>
+                          <a:xfrm>
+                            <a:off x="309271" y="4757"/>
+                            <a:ext cx="9525" cy="278130"/>
+                          </a:xfrm>
+                          <a:custGeom>
+                            <a:avLst/>
+                            <a:gdLst/>
+                            <a:ahLst/>
+                            <a:cxnLst/>
+                            <a:rect l="l" t="t" r="r" b="b"/>
+                            <a:pathLst>
+                              <a:path w="9525" h="278130">
+                                <a:moveTo>
+                                  <a:pt x="0" y="0"/>
+                                </a:moveTo>
+                                <a:lnTo>
+                                  <a:pt x="0" y="277844"/>
+                                </a:lnTo>
+                                <a:lnTo>
+                                  <a:pt x="9525" y="277844"/>
+                                </a:lnTo>
+                                <a:lnTo>
+                                  <a:pt x="9525" y="0"/>
+                                </a:lnTo>
+                                <a:lnTo>
+                                  <a:pt x="0" y="0"/>
+                                </a:lnTo>
+                                <a:close/>
+                              </a:path>
+                            </a:pathLst>
+                          </a:custGeom>
+                          <a:ln w="9515">
+                            <a:solidFill>
+                              <a:srgbClr val="000000"/>
+                            </a:solidFill>
+                            <a:prstDash val="solid"/>
+                          </a:ln>
+                        </wps:spPr>
+                        <wps:bodyPr wrap="square" lIns="0" tIns="0" rIns="0" bIns="0" rtlCol="0">
+                          <a:noAutofit/>
+                        </wps:bodyPr>
+                      </wps:wsp>
+                      <wps:wsp>
+                        <wps:cNvPr id="31" name="Graphic 31"/>
+                        <wps:cNvSpPr/>
+                        <wps:spPr>
+                          <a:xfrm>
+                            <a:off x="337751" y="4757"/>
+                            <a:ext cx="1270" cy="278130"/>
+                          </a:xfrm>
+                          <a:custGeom>
+                            <a:avLst/>
+                            <a:gdLst/>
+                            <a:ahLst/>
+                            <a:cxnLst/>
+                            <a:rect l="l" t="t" r="r" b="b"/>
+                            <a:pathLst>
+                              <a:path h="278130">
+                                <a:moveTo>
+                                  <a:pt x="0" y="277844"/>
+                                </a:moveTo>
+                                <a:lnTo>
+                                  <a:pt x="0" y="0"/>
+                                </a:lnTo>
+                                <a:lnTo>
+                                  <a:pt x="0" y="277844"/>
+                                </a:lnTo>
+                                <a:close/>
+                              </a:path>
+                            </a:pathLst>
+                          </a:custGeom>
+                          <a:solidFill>
+                            <a:srgbClr val="000000"/>
+                          </a:solidFill>
+                        </wps:spPr>
+                        <wps:bodyPr wrap="square" lIns="0" tIns="0" rIns="0" bIns="0" rtlCol="0">
+                          <a:noAutofit/>
+                        </wps:bodyPr>
+                      </wps:wsp>
+                      <wps:wsp>
+                        <wps:cNvPr id="32" name="Graphic 32"/>
+                        <wps:cNvSpPr/>
+                        <wps:spPr>
+                          <a:xfrm>
+                            <a:off x="337751" y="4757"/>
+                            <a:ext cx="1270" cy="278130"/>
+                          </a:xfrm>
+                          <a:custGeom>
+                            <a:avLst/>
+                            <a:gdLst/>
+                            <a:ahLst/>
+                            <a:cxnLst/>
+                            <a:rect l="l" t="t" r="r" b="b"/>
+                            <a:pathLst>
+                              <a:path h="278130">
+                                <a:moveTo>
+                                  <a:pt x="0" y="0"/>
+                                </a:moveTo>
+                                <a:lnTo>
+                                  <a:pt x="0" y="277844"/>
+                                </a:lnTo>
+                                <a:lnTo>
+                                  <a:pt x="0" y="0"/>
+                                </a:lnTo>
+                                <a:close/>
+                              </a:path>
+                            </a:pathLst>
+                          </a:custGeom>
+                          <a:ln w="9515">
+                            <a:solidFill>
+                              <a:srgbClr val="000000"/>
+                            </a:solidFill>
+                            <a:prstDash val="solid"/>
+                          </a:ln>
+                        </wps:spPr>
+                        <wps:bodyPr wrap="square" lIns="0" tIns="0" rIns="0" bIns="0" rtlCol="0">
+                          <a:noAutofit/>
+                        </wps:bodyPr>
+                      </wps:wsp>
+                      <wps:wsp>
+                        <wps:cNvPr id="33" name="Graphic 33"/>
+                        <wps:cNvSpPr/>
+                        <wps:spPr>
+                          <a:xfrm>
+                            <a:off x="356801" y="4757"/>
+                            <a:ext cx="1270" cy="278130"/>
+                          </a:xfrm>
+                          <a:custGeom>
+                            <a:avLst/>
+                            <a:gdLst/>
+                            <a:ahLst/>
+                            <a:cxnLst/>
+                            <a:rect l="l" t="t" r="r" b="b"/>
+                            <a:pathLst>
+                              <a:path h="278130">
+                                <a:moveTo>
+                                  <a:pt x="0" y="277844"/>
+                                </a:moveTo>
+                                <a:lnTo>
+                                  <a:pt x="0" y="0"/>
+                                </a:lnTo>
+                                <a:lnTo>
+                                  <a:pt x="0" y="277844"/>
+                                </a:lnTo>
+                                <a:close/>
+                              </a:path>
+                            </a:pathLst>
+                          </a:custGeom>
+                          <a:solidFill>
+                            <a:srgbClr val="000000"/>
+                          </a:solidFill>
+                        </wps:spPr>
+                        <wps:bodyPr wrap="square" lIns="0" tIns="0" rIns="0" bIns="0" rtlCol="0">
+                          <a:noAutofit/>
+                        </wps:bodyPr>
+                      </wps:wsp>
+                      <wps:wsp>
+                        <wps:cNvPr id="34" name="Graphic 34"/>
+                        <wps:cNvSpPr/>
+                        <wps:spPr>
+                          <a:xfrm>
+                            <a:off x="356801" y="4757"/>
+                            <a:ext cx="1270" cy="278130"/>
+                          </a:xfrm>
+                          <a:custGeom>
+                            <a:avLst/>
+                            <a:gdLst/>
+                            <a:ahLst/>
+                            <a:cxnLst/>
+                            <a:rect l="l" t="t" r="r" b="b"/>
+                            <a:pathLst>
+                              <a:path h="278130">
+                                <a:moveTo>
+                                  <a:pt x="0" y="0"/>
+                                </a:moveTo>
+                                <a:lnTo>
+                                  <a:pt x="0" y="277844"/>
+                                </a:lnTo>
+                                <a:lnTo>
+                                  <a:pt x="0" y="0"/>
+                                </a:lnTo>
+                                <a:close/>
+                              </a:path>
+                            </a:pathLst>
+                          </a:custGeom>
+                          <a:ln w="9515">
+                            <a:solidFill>
+                              <a:srgbClr val="000000"/>
+                            </a:solidFill>
+                            <a:prstDash val="solid"/>
+                          </a:ln>
+                        </wps:spPr>
+                        <wps:bodyPr wrap="square" lIns="0" tIns="0" rIns="0" bIns="0" rtlCol="0">
+                          <a:noAutofit/>
+                        </wps:bodyPr>
+                      </wps:wsp>
+                      <wps:wsp>
+                        <wps:cNvPr id="35" name="Graphic 35"/>
+                        <wps:cNvSpPr/>
+                        <wps:spPr>
+                          <a:xfrm>
+                            <a:off x="375851" y="4757"/>
+                            <a:ext cx="1270" cy="278130"/>
+                          </a:xfrm>
+                          <a:custGeom>
+                            <a:avLst/>
+                            <a:gdLst/>
+                            <a:ahLst/>
+                            <a:cxnLst/>
+                            <a:rect l="l" t="t" r="r" b="b"/>
+                            <a:pathLst>
+                              <a:path h="278130">
+                                <a:moveTo>
+                                  <a:pt x="0" y="277844"/>
+                                </a:moveTo>
+                                <a:lnTo>
+                                  <a:pt x="0" y="0"/>
+                                </a:lnTo>
+                                <a:lnTo>
+                                  <a:pt x="0" y="277844"/>
+                                </a:lnTo>
+                                <a:close/>
+                              </a:path>
+                            </a:pathLst>
+                          </a:custGeom>
+                          <a:solidFill>
+                            <a:srgbClr val="000000"/>
+                          </a:solidFill>
+                        </wps:spPr>
+                        <wps:bodyPr wrap="square" lIns="0" tIns="0" rIns="0" bIns="0" rtlCol="0">
+                          <a:noAutofit/>
+                        </wps:bodyPr>
+                      </wps:wsp>
+                      <wps:wsp>
+                        <wps:cNvPr id="36" name="Graphic 36"/>
+                        <wps:cNvSpPr/>
+                        <wps:spPr>
+                          <a:xfrm>
+                            <a:off x="375851" y="4757"/>
+                            <a:ext cx="1270" cy="278130"/>
+                          </a:xfrm>
+                          <a:custGeom>
+                            <a:avLst/>
+                            <a:gdLst/>
+                            <a:ahLst/>
+                            <a:cxnLst/>
+                            <a:rect l="l" t="t" r="r" b="b"/>
+                            <a:pathLst>
+                              <a:path h="278130">
+                                <a:moveTo>
+                                  <a:pt x="0" y="0"/>
+                                </a:moveTo>
+                                <a:lnTo>
+                                  <a:pt x="0" y="277844"/>
+                                </a:lnTo>
+                                <a:lnTo>
+                                  <a:pt x="0" y="0"/>
+                                </a:lnTo>
+                                <a:close/>
+                              </a:path>
+                            </a:pathLst>
+                          </a:custGeom>
+                          <a:ln w="9515">
+                            <a:solidFill>
+                              <a:srgbClr val="000000"/>
+                            </a:solidFill>
+                            <a:prstDash val="solid"/>
+                          </a:ln>
+                        </wps:spPr>
+                        <wps:bodyPr wrap="square" lIns="0" tIns="0" rIns="0" bIns="0" rtlCol="0">
+                          <a:noAutofit/>
+                        </wps:bodyPr>
+                      </wps:wsp>
+                      <wps:wsp>
+                        <wps:cNvPr id="37" name="Graphic 37"/>
+                        <wps:cNvSpPr/>
+                        <wps:spPr>
+                          <a:xfrm>
+                            <a:off x="394901" y="4757"/>
+                            <a:ext cx="1270" cy="278130"/>
+                          </a:xfrm>
+                          <a:custGeom>
+                            <a:avLst/>
+                            <a:gdLst/>
+                            <a:ahLst/>
+                            <a:cxnLst/>
+                            <a:rect l="l" t="t" r="r" b="b"/>
+                            <a:pathLst>
+                              <a:path h="278130">
+                                <a:moveTo>
+                                  <a:pt x="0" y="277844"/>
+                                </a:moveTo>
+                                <a:lnTo>
+                                  <a:pt x="0" y="0"/>
+                                </a:lnTo>
+                                <a:lnTo>
+                                  <a:pt x="0" y="277844"/>
+                                </a:lnTo>
+                                <a:close/>
+                              </a:path>
+                            </a:pathLst>
+                          </a:custGeom>
+                          <a:solidFill>
+                            <a:srgbClr val="000000"/>
+                          </a:solidFill>
+                        </wps:spPr>
+                        <wps:bodyPr wrap="square" lIns="0" tIns="0" rIns="0" bIns="0" rtlCol="0">
+                          <a:noAutofit/>
+                        </wps:bodyPr>
+                      </wps:wsp>
+                      <wps:wsp>
+                        <wps:cNvPr id="38" name="Graphic 38"/>
+                        <wps:cNvSpPr/>
+                        <wps:spPr>
+                          <a:xfrm>
+                            <a:off x="394901" y="4757"/>
+                            <a:ext cx="1270" cy="278130"/>
+                          </a:xfrm>
+                          <a:custGeom>
+                            <a:avLst/>
+                            <a:gdLst/>
+                            <a:ahLst/>
+                            <a:cxnLst/>
+                            <a:rect l="l" t="t" r="r" b="b"/>
+                            <a:pathLst>
+                              <a:path h="278130">
+                                <a:moveTo>
+                                  <a:pt x="0" y="0"/>
+                                </a:moveTo>
+                                <a:lnTo>
+                                  <a:pt x="0" y="277844"/>
+                                </a:lnTo>
+                                <a:lnTo>
+                                  <a:pt x="0" y="0"/>
+                                </a:lnTo>
+                                <a:close/>
+                              </a:path>
+                            </a:pathLst>
+                          </a:custGeom>
+                          <a:ln w="9515">
+                            <a:solidFill>
+                              <a:srgbClr val="000000"/>
+                            </a:solidFill>
+                            <a:prstDash val="solid"/>
+                          </a:ln>
+                        </wps:spPr>
+                        <wps:bodyPr wrap="square" lIns="0" tIns="0" rIns="0" bIns="0" rtlCol="0">
+                          <a:noAutofit/>
+                        </wps:bodyPr>
+                      </wps:wsp>
+                      <wps:wsp>
+                        <wps:cNvPr id="39" name="Graphic 39"/>
+                        <wps:cNvSpPr/>
+                        <wps:spPr>
+                          <a:xfrm>
+                            <a:off x="423381" y="4757"/>
+                            <a:ext cx="1270" cy="278130"/>
+                          </a:xfrm>
+                          <a:custGeom>
+                            <a:avLst/>
+                            <a:gdLst/>
+                            <a:ahLst/>
+                            <a:cxnLst/>
+                            <a:rect l="l" t="t" r="r" b="b"/>
+                            <a:pathLst>
+                              <a:path h="278130">
+                                <a:moveTo>
+                                  <a:pt x="0" y="277844"/>
+                                </a:moveTo>
+                                <a:lnTo>
+                                  <a:pt x="0" y="0"/>
+                                </a:lnTo>
+                                <a:lnTo>
+                                  <a:pt x="0" y="277844"/>
+                                </a:lnTo>
+                                <a:close/>
+                              </a:path>
+                            </a:pathLst>
+                          </a:custGeom>
+                          <a:solidFill>
+                            <a:srgbClr val="000000"/>
+                          </a:solidFill>
+                        </wps:spPr>
+                        <wps:bodyPr wrap="square" lIns="0" tIns="0" rIns="0" bIns="0" rtlCol="0">
+                          <a:noAutofit/>
+                        </wps:bodyPr>
+                      </wps:wsp>
+                      <wps:wsp>
+                        <wps:cNvPr id="40" name="Graphic 40"/>
+                        <wps:cNvSpPr/>
+                        <wps:spPr>
+                          <a:xfrm>
+                            <a:off x="423381" y="4757"/>
+                            <a:ext cx="1270" cy="278130"/>
+                          </a:xfrm>
+                          <a:custGeom>
+                            <a:avLst/>
+                            <a:gdLst/>
+                            <a:ahLst/>
+                            <a:cxnLst/>
+                            <a:rect l="l" t="t" r="r" b="b"/>
+                            <a:pathLst>
+                              <a:path h="278130">
+                                <a:moveTo>
+                                  <a:pt x="0" y="0"/>
+                                </a:moveTo>
+                                <a:lnTo>
+                                  <a:pt x="0" y="277844"/>
+                                </a:lnTo>
+                                <a:lnTo>
+                                  <a:pt x="0" y="0"/>
+                                </a:lnTo>
+                                <a:close/>
+                              </a:path>
+                            </a:pathLst>
+                          </a:custGeom>
+                          <a:ln w="9515">
+                            <a:solidFill>
+                              <a:srgbClr val="000000"/>
+                            </a:solidFill>
+                            <a:prstDash val="solid"/>
+                          </a:ln>
+                        </wps:spPr>
+                        <wps:bodyPr wrap="square" lIns="0" tIns="0" rIns="0" bIns="0" rtlCol="0">
+                          <a:noAutofit/>
+                        </wps:bodyPr>
+                      </wps:wsp>
+                      <wps:wsp>
+                        <wps:cNvPr id="41" name="Graphic 41"/>
+                        <wps:cNvSpPr/>
+                        <wps:spPr>
+                          <a:xfrm>
+                            <a:off x="442431" y="4757"/>
+                            <a:ext cx="9525" cy="278130"/>
+                          </a:xfrm>
+                          <a:custGeom>
+                            <a:avLst/>
+                            <a:gdLst/>
+                            <a:ahLst/>
+                            <a:cxnLst/>
+                            <a:rect l="l" t="t" r="r" b="b"/>
+                            <a:pathLst>
+                              <a:path w="9525" h="278130">
+                                <a:moveTo>
+                                  <a:pt x="9525" y="277844"/>
+                                </a:moveTo>
+                                <a:lnTo>
+                                  <a:pt x="0" y="277844"/>
+                                </a:lnTo>
+                                <a:lnTo>
+                                  <a:pt x="0" y="0"/>
+                                </a:lnTo>
+                                <a:lnTo>
+                                  <a:pt x="9525" y="0"/>
+                                </a:lnTo>
+                                <a:lnTo>
+                                  <a:pt x="9525" y="277844"/>
+                                </a:lnTo>
+                                <a:close/>
+                              </a:path>
+                            </a:pathLst>
+                          </a:custGeom>
+                          <a:solidFill>
+                            <a:srgbClr val="000000"/>
+                          </a:solidFill>
+                        </wps:spPr>
+                        <wps:bodyPr wrap="square" lIns="0" tIns="0" rIns="0" bIns="0" rtlCol="0">
+                          <a:noAutofit/>
+                        </wps:bodyPr>
+                      </wps:wsp>
+                      <wps:wsp>
+                        <wps:cNvPr id="42" name="Graphic 42"/>
+                        <wps:cNvSpPr/>
+                        <wps:spPr>
+                          <a:xfrm>
+                            <a:off x="442431" y="4757"/>
+                            <a:ext cx="9525" cy="278130"/>
+                          </a:xfrm>
+                          <a:custGeom>
+                            <a:avLst/>
+                            <a:gdLst/>
+                            <a:ahLst/>
+                            <a:cxnLst/>
+                            <a:rect l="l" t="t" r="r" b="b"/>
+                            <a:pathLst>
+                              <a:path w="9525" h="278130">
+                                <a:moveTo>
+                                  <a:pt x="0" y="0"/>
+                                </a:moveTo>
+                                <a:lnTo>
+                                  <a:pt x="0" y="277844"/>
+                                </a:lnTo>
+                                <a:lnTo>
+                                  <a:pt x="9525" y="277844"/>
+                                </a:lnTo>
+                                <a:lnTo>
+                                  <a:pt x="9525" y="0"/>
+                                </a:lnTo>
+                                <a:lnTo>
+                                  <a:pt x="0" y="0"/>
+                                </a:lnTo>
+                                <a:close/>
+                              </a:path>
+                            </a:pathLst>
+                          </a:custGeom>
+                          <a:ln w="9515">
+                            <a:solidFill>
+                              <a:srgbClr val="000000"/>
+                            </a:solidFill>
+                            <a:prstDash val="solid"/>
+                          </a:ln>
+                        </wps:spPr>
+                        <wps:bodyPr wrap="square" lIns="0" tIns="0" rIns="0" bIns="0" rtlCol="0">
+                          <a:noAutofit/>
+                        </wps:bodyPr>
+                      </wps:wsp>
+                      <wps:wsp>
+                        <wps:cNvPr id="43" name="Graphic 43"/>
+                        <wps:cNvSpPr/>
+                        <wps:spPr>
+                          <a:xfrm>
+                            <a:off x="471006" y="4757"/>
+                            <a:ext cx="9525" cy="278130"/>
+                          </a:xfrm>
+                          <a:custGeom>
+                            <a:avLst/>
+                            <a:gdLst/>
+                            <a:ahLst/>
+                            <a:cxnLst/>
+                            <a:rect l="l" t="t" r="r" b="b"/>
+                            <a:pathLst>
+                              <a:path w="9525" h="278130">
+                                <a:moveTo>
+                                  <a:pt x="9525" y="277844"/>
+                                </a:moveTo>
+                                <a:lnTo>
+                                  <a:pt x="0" y="277844"/>
+                                </a:lnTo>
+                                <a:lnTo>
+                                  <a:pt x="0" y="0"/>
+                                </a:lnTo>
+                                <a:lnTo>
+                                  <a:pt x="9525" y="0"/>
+                                </a:lnTo>
+                                <a:lnTo>
+                                  <a:pt x="9525" y="277844"/>
+                                </a:lnTo>
+                                <a:close/>
+                              </a:path>
+                            </a:pathLst>
+                          </a:custGeom>
+                          <a:solidFill>
+                            <a:srgbClr val="000000"/>
+                          </a:solidFill>
+                        </wps:spPr>
+                        <wps:bodyPr wrap="square" lIns="0" tIns="0" rIns="0" bIns="0" rtlCol="0">
+                          <a:noAutofit/>
+                        </wps:bodyPr>
+                      </wps:wsp>
+                      <wps:wsp>
+                        <wps:cNvPr id="44" name="Graphic 44"/>
+                        <wps:cNvSpPr/>
+                        <wps:spPr>
+                          <a:xfrm>
+                            <a:off x="471006" y="4757"/>
+                            <a:ext cx="9525" cy="278130"/>
+                          </a:xfrm>
+                          <a:custGeom>
+                            <a:avLst/>
+                            <a:gdLst/>
+                            <a:ahLst/>
+                            <a:cxnLst/>
+                            <a:rect l="l" t="t" r="r" b="b"/>
+                            <a:pathLst>
+                              <a:path w="9525" h="278130">
+                                <a:moveTo>
+                                  <a:pt x="0" y="0"/>
+                                </a:moveTo>
+                                <a:lnTo>
+                                  <a:pt x="0" y="277844"/>
+                                </a:lnTo>
+                                <a:lnTo>
+                                  <a:pt x="9525" y="277844"/>
+                                </a:lnTo>
+                                <a:lnTo>
+                                  <a:pt x="9525" y="0"/>
+                                </a:lnTo>
+                                <a:lnTo>
+                                  <a:pt x="0" y="0"/>
+                                </a:lnTo>
+                                <a:close/>
+                              </a:path>
+                            </a:pathLst>
+                          </a:custGeom>
+                          <a:ln w="9515">
+                            <a:solidFill>
+                              <a:srgbClr val="000000"/>
+                            </a:solidFill>
+                            <a:prstDash val="solid"/>
+                          </a:ln>
+                        </wps:spPr>
+                        <wps:bodyPr wrap="square" lIns="0" tIns="0" rIns="0" bIns="0" rtlCol="0">
+                          <a:noAutofit/>
+                        </wps:bodyPr>
+                      </wps:wsp>
+                      <wps:wsp>
+                        <wps:cNvPr id="45" name="Graphic 45"/>
+                        <wps:cNvSpPr/>
+                        <wps:spPr>
+                          <a:xfrm>
+                            <a:off x="499581" y="4757"/>
+                            <a:ext cx="1270" cy="278130"/>
+                          </a:xfrm>
+                          <a:custGeom>
+                            <a:avLst/>
+                            <a:gdLst/>
+                            <a:ahLst/>
+                            <a:cxnLst/>
+                            <a:rect l="l" t="t" r="r" b="b"/>
+                            <a:pathLst>
+                              <a:path h="278130">
+                                <a:moveTo>
+                                  <a:pt x="0" y="277844"/>
+                                </a:moveTo>
+                                <a:lnTo>
+                                  <a:pt x="0" y="0"/>
+                                </a:lnTo>
+                                <a:lnTo>
+                                  <a:pt x="0" y="277844"/>
+                                </a:lnTo>
+                                <a:close/>
+                              </a:path>
+                            </a:pathLst>
+                          </a:custGeom>
+                          <a:solidFill>
+                            <a:srgbClr val="000000"/>
+                          </a:solidFill>
+                        </wps:spPr>
+                        <wps:bodyPr wrap="square" lIns="0" tIns="0" rIns="0" bIns="0" rtlCol="0">
+                          <a:noAutofit/>
+                        </wps:bodyPr>
+                      </wps:wsp>
+                      <wps:wsp>
+                        <wps:cNvPr id="46" name="Graphic 46"/>
+                        <wps:cNvSpPr/>
+                        <wps:spPr>
+                          <a:xfrm>
+                            <a:off x="499581" y="4757"/>
+                            <a:ext cx="1270" cy="278130"/>
+                          </a:xfrm>
+                          <a:custGeom>
+                            <a:avLst/>
+                            <a:gdLst/>
+                            <a:ahLst/>
+                            <a:cxnLst/>
+                            <a:rect l="l" t="t" r="r" b="b"/>
+                            <a:pathLst>
+                              <a:path h="278130">
+                                <a:moveTo>
+                                  <a:pt x="0" y="0"/>
+                                </a:moveTo>
+                                <a:lnTo>
+                                  <a:pt x="0" y="277844"/>
+                                </a:lnTo>
+                                <a:lnTo>
+                                  <a:pt x="0" y="0"/>
+                                </a:lnTo>
+                                <a:close/>
+                              </a:path>
+                            </a:pathLst>
+                          </a:custGeom>
+                          <a:ln w="9515">
+                            <a:solidFill>
+                              <a:srgbClr val="000000"/>
+                            </a:solidFill>
+                            <a:prstDash val="solid"/>
+                          </a:ln>
+                        </wps:spPr>
+                        <wps:bodyPr wrap="square" lIns="0" tIns="0" rIns="0" bIns="0" rtlCol="0">
+                          <a:noAutofit/>
+                        </wps:bodyPr>
+                      </wps:wsp>
+                      <wps:wsp>
+                        <wps:cNvPr id="47" name="Graphic 47"/>
+                        <wps:cNvSpPr/>
+                        <wps:spPr>
+                          <a:xfrm>
+                            <a:off x="518536" y="4757"/>
+                            <a:ext cx="1270" cy="278130"/>
+                          </a:xfrm>
+                          <a:custGeom>
+                            <a:avLst/>
+                            <a:gdLst/>
+                            <a:ahLst/>
+                            <a:cxnLst/>
+                            <a:rect l="l" t="t" r="r" b="b"/>
+                            <a:pathLst>
+                              <a:path h="278130">
+                                <a:moveTo>
+                                  <a:pt x="0" y="277844"/>
+                                </a:moveTo>
+                                <a:lnTo>
+                                  <a:pt x="0" y="0"/>
+                                </a:lnTo>
+                                <a:lnTo>
+                                  <a:pt x="0" y="277844"/>
+                                </a:lnTo>
+                                <a:close/>
+                              </a:path>
+                            </a:pathLst>
+                          </a:custGeom>
+                          <a:solidFill>
+                            <a:srgbClr val="000000"/>
+                          </a:solidFill>
+                        </wps:spPr>
+                        <wps:bodyPr wrap="square" lIns="0" tIns="0" rIns="0" bIns="0" rtlCol="0">
+                          <a:noAutofit/>
+                        </wps:bodyPr>
+                      </wps:wsp>
+                      <wps:wsp>
+                        <wps:cNvPr id="48" name="Graphic 48"/>
+                        <wps:cNvSpPr/>
+                        <wps:spPr>
+                          <a:xfrm>
+                            <a:off x="518536" y="4757"/>
+                            <a:ext cx="1270" cy="278130"/>
+                          </a:xfrm>
+                          <a:custGeom>
+                            <a:avLst/>
+                            <a:gdLst/>
+                            <a:ahLst/>
+                            <a:cxnLst/>
+                            <a:rect l="l" t="t" r="r" b="b"/>
+                            <a:pathLst>
+                              <a:path h="278130">
+                                <a:moveTo>
+                                  <a:pt x="0" y="0"/>
+                                </a:moveTo>
+                                <a:lnTo>
+                                  <a:pt x="0" y="277844"/>
+                                </a:lnTo>
+                                <a:lnTo>
+                                  <a:pt x="0" y="0"/>
+                                </a:lnTo>
+                                <a:close/>
+                              </a:path>
+                            </a:pathLst>
+                          </a:custGeom>
+                          <a:ln w="9515">
+                            <a:solidFill>
+                              <a:srgbClr val="000000"/>
+                            </a:solidFill>
+                            <a:prstDash val="solid"/>
+                          </a:ln>
+                        </wps:spPr>
+                        <wps:bodyPr wrap="square" lIns="0" tIns="0" rIns="0" bIns="0" rtlCol="0">
+                          <a:noAutofit/>
+                        </wps:bodyPr>
+                      </wps:wsp>
+                      <wps:wsp>
+                        <wps:cNvPr id="49" name="Graphic 49"/>
+                        <wps:cNvSpPr/>
+                        <wps:spPr>
+                          <a:xfrm>
+                            <a:off x="547111" y="4757"/>
+                            <a:ext cx="9525" cy="278130"/>
+                          </a:xfrm>
+                          <a:custGeom>
+                            <a:avLst/>
+                            <a:gdLst/>
+                            <a:ahLst/>
+                            <a:cxnLst/>
+                            <a:rect l="l" t="t" r="r" b="b"/>
+                            <a:pathLst>
+                              <a:path w="9525" h="278130">
+                                <a:moveTo>
+                                  <a:pt x="9525" y="277844"/>
+                                </a:moveTo>
+                                <a:lnTo>
+                                  <a:pt x="0" y="277844"/>
+                                </a:lnTo>
+                                <a:lnTo>
+                                  <a:pt x="0" y="0"/>
+                                </a:lnTo>
+                                <a:lnTo>
+                                  <a:pt x="9525" y="0"/>
+                                </a:lnTo>
+                                <a:lnTo>
+                                  <a:pt x="9525" y="277844"/>
+                                </a:lnTo>
+                                <a:close/>
+                              </a:path>
+                            </a:pathLst>
+                          </a:custGeom>
+                          <a:solidFill>
+                            <a:srgbClr val="000000"/>
+                          </a:solidFill>
+                        </wps:spPr>
+                        <wps:bodyPr wrap="square" lIns="0" tIns="0" rIns="0" bIns="0" rtlCol="0">
+                          <a:noAutofit/>
+                        </wps:bodyPr>
+                      </wps:wsp>
+                      <wps:wsp>
+                        <wps:cNvPr id="50" name="Graphic 50"/>
+                        <wps:cNvSpPr/>
+                        <wps:spPr>
+                          <a:xfrm>
+                            <a:off x="547111" y="4757"/>
+                            <a:ext cx="9525" cy="278130"/>
+                          </a:xfrm>
+                          <a:custGeom>
+                            <a:avLst/>
+                            <a:gdLst/>
+                            <a:ahLst/>
+                            <a:cxnLst/>
+                            <a:rect l="l" t="t" r="r" b="b"/>
+                            <a:pathLst>
+                              <a:path w="9525" h="278130">
+                                <a:moveTo>
+                                  <a:pt x="0" y="0"/>
+                                </a:moveTo>
+                                <a:lnTo>
+                                  <a:pt x="0" y="277844"/>
+                                </a:lnTo>
+                                <a:lnTo>
+                                  <a:pt x="9525" y="277844"/>
+                                </a:lnTo>
+                                <a:lnTo>
+                                  <a:pt x="9525" y="0"/>
+                                </a:lnTo>
+                                <a:lnTo>
+                                  <a:pt x="0" y="0"/>
+                                </a:lnTo>
+                                <a:close/>
+                              </a:path>
+                            </a:pathLst>
+                          </a:custGeom>
+                          <a:ln w="9515">
+                            <a:solidFill>
+                              <a:srgbClr val="000000"/>
+                            </a:solidFill>
+                            <a:prstDash val="solid"/>
+                          </a:ln>
+                        </wps:spPr>
+                        <wps:bodyPr wrap="square" lIns="0" tIns="0" rIns="0" bIns="0" rtlCol="0">
+                          <a:noAutofit/>
+                        </wps:bodyPr>
+                      </wps:wsp>
+                      <wps:wsp>
+                        <wps:cNvPr id="51" name="Graphic 51"/>
+                        <wps:cNvSpPr/>
+                        <wps:spPr>
+                          <a:xfrm>
+                            <a:off x="575686" y="4757"/>
+                            <a:ext cx="9525" cy="278130"/>
+                          </a:xfrm>
+                          <a:custGeom>
+                            <a:avLst/>
+                            <a:gdLst/>
+                            <a:ahLst/>
+                            <a:cxnLst/>
+                            <a:rect l="l" t="t" r="r" b="b"/>
+                            <a:pathLst>
+                              <a:path w="9525" h="278130">
+                                <a:moveTo>
+                                  <a:pt x="9525" y="277844"/>
+                                </a:moveTo>
+                                <a:lnTo>
+                                  <a:pt x="0" y="277844"/>
+                                </a:lnTo>
+                                <a:lnTo>
+                                  <a:pt x="0" y="0"/>
+                                </a:lnTo>
+                                <a:lnTo>
+                                  <a:pt x="9525" y="0"/>
+                                </a:lnTo>
+                                <a:lnTo>
+                                  <a:pt x="9525" y="277844"/>
+                                </a:lnTo>
+                                <a:close/>
+                              </a:path>
+                            </a:pathLst>
+                          </a:custGeom>
+                          <a:solidFill>
+                            <a:srgbClr val="000000"/>
+                          </a:solidFill>
+                        </wps:spPr>
+                        <wps:bodyPr wrap="square" lIns="0" tIns="0" rIns="0" bIns="0" rtlCol="0">
+                          <a:noAutofit/>
+                        </wps:bodyPr>
+                      </wps:wsp>
+                      <wps:wsp>
+                        <wps:cNvPr id="52" name="Graphic 52"/>
+                        <wps:cNvSpPr/>
+                        <wps:spPr>
+                          <a:xfrm>
+                            <a:off x="575686" y="4757"/>
+                            <a:ext cx="9525" cy="278130"/>
+                          </a:xfrm>
+                          <a:custGeom>
+                            <a:avLst/>
+                            <a:gdLst/>
+                            <a:ahLst/>
+                            <a:cxnLst/>
+                            <a:rect l="l" t="t" r="r" b="b"/>
+                            <a:pathLst>
+                              <a:path w="9525" h="278130">
+                                <a:moveTo>
+                                  <a:pt x="0" y="0"/>
+                                </a:moveTo>
+                                <a:lnTo>
+                                  <a:pt x="0" y="277844"/>
+                                </a:lnTo>
+                                <a:lnTo>
+                                  <a:pt x="9525" y="277844"/>
+                                </a:lnTo>
+                                <a:lnTo>
+                                  <a:pt x="9525" y="0"/>
+                                </a:lnTo>
+                                <a:lnTo>
+                                  <a:pt x="0" y="0"/>
+                                </a:lnTo>
+                                <a:close/>
+                              </a:path>
+                            </a:pathLst>
+                          </a:custGeom>
+                          <a:ln w="9515">
+                            <a:solidFill>
+                              <a:srgbClr val="000000"/>
+                            </a:solidFill>
+                            <a:prstDash val="solid"/>
+                          </a:ln>
+                        </wps:spPr>
+                        <wps:bodyPr wrap="square" lIns="0" tIns="0" rIns="0" bIns="0" rtlCol="0">
+                          <a:noAutofit/>
+                        </wps:bodyPr>
+                      </wps:wsp>
+                      <wps:wsp>
+                        <wps:cNvPr id="53" name="Graphic 53"/>
+                        <wps:cNvSpPr/>
+                        <wps:spPr>
+                          <a:xfrm>
+                            <a:off x="604166" y="4757"/>
+                            <a:ext cx="1270" cy="278130"/>
+                          </a:xfrm>
+                          <a:custGeom>
+                            <a:avLst/>
+                            <a:gdLst/>
+                            <a:ahLst/>
+                            <a:cxnLst/>
+                            <a:rect l="l" t="t" r="r" b="b"/>
+                            <a:pathLst>
+                              <a:path h="278130">
+                                <a:moveTo>
+                                  <a:pt x="0" y="277844"/>
+                                </a:moveTo>
+                                <a:lnTo>
+                                  <a:pt x="0" y="0"/>
+                                </a:lnTo>
+                                <a:lnTo>
+                                  <a:pt x="0" y="277844"/>
+                                </a:lnTo>
+                                <a:close/>
+                              </a:path>
+                            </a:pathLst>
+                          </a:custGeom>
+                          <a:solidFill>
+                            <a:srgbClr val="000000"/>
+                          </a:solidFill>
+                        </wps:spPr>
+                        <wps:bodyPr wrap="square" lIns="0" tIns="0" rIns="0" bIns="0" rtlCol="0">
+                          <a:noAutofit/>
+                        </wps:bodyPr>
+                      </wps:wsp>
+                      <wps:wsp>
+                        <wps:cNvPr id="54" name="Graphic 54"/>
+                        <wps:cNvSpPr/>
+                        <wps:spPr>
+                          <a:xfrm>
+                            <a:off x="604166" y="4757"/>
+                            <a:ext cx="1270" cy="278130"/>
+                          </a:xfrm>
+                          <a:custGeom>
+                            <a:avLst/>
+                            <a:gdLst/>
+                            <a:ahLst/>
+                            <a:cxnLst/>
+                            <a:rect l="l" t="t" r="r" b="b"/>
+                            <a:pathLst>
+                              <a:path h="278130">
+                                <a:moveTo>
+                                  <a:pt x="0" y="0"/>
+                                </a:moveTo>
+                                <a:lnTo>
+                                  <a:pt x="0" y="277844"/>
+                                </a:lnTo>
+                                <a:lnTo>
+                                  <a:pt x="0" y="0"/>
+                                </a:lnTo>
+                                <a:close/>
+                              </a:path>
+                            </a:pathLst>
+                          </a:custGeom>
+                          <a:ln w="9515">
+                            <a:solidFill>
+                              <a:srgbClr val="000000"/>
+                            </a:solidFill>
+                            <a:prstDash val="solid"/>
+                          </a:ln>
+                        </wps:spPr>
+                        <wps:bodyPr wrap="square" lIns="0" tIns="0" rIns="0" bIns="0" rtlCol="0">
+                          <a:noAutofit/>
+                        </wps:bodyPr>
+                      </wps:wsp>
+                      <wps:wsp>
+                        <wps:cNvPr id="55" name="Graphic 55"/>
+                        <wps:cNvSpPr/>
+                        <wps:spPr>
+                          <a:xfrm>
+                            <a:off x="623216" y="4757"/>
+                            <a:ext cx="9525" cy="278130"/>
+                          </a:xfrm>
+                          <a:custGeom>
+                            <a:avLst/>
+                            <a:gdLst/>
+                            <a:ahLst/>
+                            <a:cxnLst/>
+                            <a:rect l="l" t="t" r="r" b="b"/>
+                            <a:pathLst>
+                              <a:path w="9525" h="278130">
+                                <a:moveTo>
+                                  <a:pt x="9525" y="277844"/>
+                                </a:moveTo>
+                                <a:lnTo>
+                                  <a:pt x="0" y="277844"/>
+                                </a:lnTo>
+                                <a:lnTo>
+                                  <a:pt x="0" y="0"/>
+                                </a:lnTo>
+                                <a:lnTo>
+                                  <a:pt x="9525" y="0"/>
+                                </a:lnTo>
+                                <a:lnTo>
+                                  <a:pt x="9525" y="277844"/>
+                                </a:lnTo>
+                                <a:close/>
+                              </a:path>
+                            </a:pathLst>
+                          </a:custGeom>
+                          <a:solidFill>
+                            <a:srgbClr val="000000"/>
+                          </a:solidFill>
+                        </wps:spPr>
+                        <wps:bodyPr wrap="square" lIns="0" tIns="0" rIns="0" bIns="0" rtlCol="0">
+                          <a:noAutofit/>
+                        </wps:bodyPr>
+                      </wps:wsp>
+                      <wps:wsp>
+                        <wps:cNvPr id="56" name="Graphic 56"/>
+                        <wps:cNvSpPr/>
+                        <wps:spPr>
+                          <a:xfrm>
+                            <a:off x="623216" y="4757"/>
+                            <a:ext cx="9525" cy="278130"/>
+                          </a:xfrm>
+                          <a:custGeom>
+                            <a:avLst/>
+                            <a:gdLst/>
+                            <a:ahLst/>
+                            <a:cxnLst/>
+                            <a:rect l="l" t="t" r="r" b="b"/>
+                            <a:pathLst>
+                              <a:path w="9525" h="278130">
+                                <a:moveTo>
+                                  <a:pt x="0" y="0"/>
+                                </a:moveTo>
+                                <a:lnTo>
+                                  <a:pt x="0" y="277844"/>
+                                </a:lnTo>
+                                <a:lnTo>
+                                  <a:pt x="9525" y="277844"/>
+                                </a:lnTo>
+                                <a:lnTo>
+                                  <a:pt x="9525" y="0"/>
+                                </a:lnTo>
+                                <a:lnTo>
+                                  <a:pt x="0" y="0"/>
+                                </a:lnTo>
+                                <a:close/>
+                              </a:path>
+                            </a:pathLst>
+                          </a:custGeom>
+                          <a:ln w="9515">
+                            <a:solidFill>
+                              <a:srgbClr val="000000"/>
+                            </a:solidFill>
+                            <a:prstDash val="solid"/>
+                          </a:ln>
+                        </wps:spPr>
+                        <wps:bodyPr wrap="square" lIns="0" tIns="0" rIns="0" bIns="0" rtlCol="0">
+                          <a:noAutofit/>
+                        </wps:bodyPr>
+                      </wps:wsp>
+                      <wps:wsp>
+                        <wps:cNvPr id="57" name="Graphic 57"/>
+                        <wps:cNvSpPr/>
+                        <wps:spPr>
+                          <a:xfrm>
+                            <a:off x="651791" y="4757"/>
+                            <a:ext cx="9525" cy="278130"/>
+                          </a:xfrm>
+                          <a:custGeom>
+                            <a:avLst/>
+                            <a:gdLst/>
+                            <a:ahLst/>
+                            <a:cxnLst/>
+                            <a:rect l="l" t="t" r="r" b="b"/>
+                            <a:pathLst>
+                              <a:path w="9525" h="278130">
+                                <a:moveTo>
+                                  <a:pt x="9525" y="277844"/>
+                                </a:moveTo>
+                                <a:lnTo>
+                                  <a:pt x="0" y="277844"/>
+                                </a:lnTo>
+                                <a:lnTo>
+                                  <a:pt x="0" y="0"/>
+                                </a:lnTo>
+                                <a:lnTo>
+                                  <a:pt x="9525" y="0"/>
+                                </a:lnTo>
+                                <a:lnTo>
+                                  <a:pt x="9525" y="277844"/>
+                                </a:lnTo>
+                                <a:close/>
+                              </a:path>
+                            </a:pathLst>
+                          </a:custGeom>
+                          <a:solidFill>
+                            <a:srgbClr val="000000"/>
+                          </a:solidFill>
+                        </wps:spPr>
+                        <wps:bodyPr wrap="square" lIns="0" tIns="0" rIns="0" bIns="0" rtlCol="0">
+                          <a:noAutofit/>
+                        </wps:bodyPr>
+                      </wps:wsp>
+                      <wps:wsp>
+                        <wps:cNvPr id="58" name="Graphic 58"/>
+                        <wps:cNvSpPr/>
+                        <wps:spPr>
+                          <a:xfrm>
+                            <a:off x="651791" y="4757"/>
+                            <a:ext cx="9525" cy="278130"/>
+                          </a:xfrm>
+                          <a:custGeom>
+                            <a:avLst/>
+                            <a:gdLst/>
+                            <a:ahLst/>
+                            <a:cxnLst/>
+                            <a:rect l="l" t="t" r="r" b="b"/>
+                            <a:pathLst>
+                              <a:path w="9525" h="278130">
+                                <a:moveTo>
+                                  <a:pt x="0" y="0"/>
+                                </a:moveTo>
+                                <a:lnTo>
+                                  <a:pt x="0" y="277844"/>
+                                </a:lnTo>
+                                <a:lnTo>
+                                  <a:pt x="9525" y="277844"/>
+                                </a:lnTo>
+                                <a:lnTo>
+                                  <a:pt x="9525" y="0"/>
+                                </a:lnTo>
+                                <a:lnTo>
+                                  <a:pt x="0" y="0"/>
+                                </a:lnTo>
+                                <a:close/>
+                              </a:path>
+                            </a:pathLst>
+                          </a:custGeom>
+                          <a:ln w="9515">
+                            <a:solidFill>
+                              <a:srgbClr val="000000"/>
+                            </a:solidFill>
+                            <a:prstDash val="solid"/>
+                          </a:ln>
+                        </wps:spPr>
+                        <wps:bodyPr wrap="square" lIns="0" tIns="0" rIns="0" bIns="0" rtlCol="0">
+                          <a:noAutofit/>
+                        </wps:bodyPr>
+                      </wps:wsp>
+                      <wps:wsp>
+                        <wps:cNvPr id="59" name="Graphic 59"/>
+                        <wps:cNvSpPr/>
+                        <wps:spPr>
+                          <a:xfrm>
+                            <a:off x="689891" y="4757"/>
+                            <a:ext cx="1270" cy="278130"/>
+                          </a:xfrm>
+                          <a:custGeom>
+                            <a:avLst/>
+                            <a:gdLst/>
+                            <a:ahLst/>
+                            <a:cxnLst/>
+                            <a:rect l="l" t="t" r="r" b="b"/>
+                            <a:pathLst>
+                              <a:path h="278130">
+                                <a:moveTo>
+                                  <a:pt x="0" y="277844"/>
+                                </a:moveTo>
+                                <a:lnTo>
+                                  <a:pt x="0" y="0"/>
+                                </a:lnTo>
+                                <a:lnTo>
+                                  <a:pt x="0" y="277844"/>
+                                </a:lnTo>
+                                <a:close/>
+                              </a:path>
+                            </a:pathLst>
+                          </a:custGeom>
+                          <a:solidFill>
+                            <a:srgbClr val="000000"/>
+                          </a:solidFill>
+                        </wps:spPr>
+                        <wps:bodyPr wrap="square" lIns="0" tIns="0" rIns="0" bIns="0" rtlCol="0">
+                          <a:noAutofit/>
+                        </wps:bodyPr>
+                      </wps:wsp>
+                      <wps:wsp>
+                        <wps:cNvPr id="60" name="Graphic 60"/>
+                        <wps:cNvSpPr/>
+                        <wps:spPr>
+                          <a:xfrm>
+                            <a:off x="689891" y="4757"/>
+                            <a:ext cx="1270" cy="278130"/>
+                          </a:xfrm>
+                          <a:custGeom>
+                            <a:avLst/>
+                            <a:gdLst/>
+                            <a:ahLst/>
+                            <a:cxnLst/>
+                            <a:rect l="l" t="t" r="r" b="b"/>
+                            <a:pathLst>
+                              <a:path h="278130">
+                                <a:moveTo>
+                                  <a:pt x="0" y="0"/>
+                                </a:moveTo>
+                                <a:lnTo>
+                                  <a:pt x="0" y="277844"/>
+                                </a:lnTo>
+                                <a:lnTo>
+                                  <a:pt x="0" y="0"/>
+                                </a:lnTo>
+                                <a:close/>
+                              </a:path>
+                            </a:pathLst>
+                          </a:custGeom>
+                          <a:ln w="9515">
+                            <a:solidFill>
+                              <a:srgbClr val="000000"/>
+                            </a:solidFill>
+                            <a:prstDash val="solid"/>
+                          </a:ln>
+                        </wps:spPr>
+                        <wps:bodyPr wrap="square" lIns="0" tIns="0" rIns="0" bIns="0" rtlCol="0">
+                          <a:noAutofit/>
+                        </wps:bodyPr>
+                      </wps:wsp>
+                      <wps:wsp>
+                        <wps:cNvPr id="61" name="Graphic 61"/>
+                        <wps:cNvSpPr/>
+                        <wps:spPr>
+                          <a:xfrm>
+                            <a:off x="708845" y="4757"/>
+                            <a:ext cx="1270" cy="278130"/>
+                          </a:xfrm>
+                          <a:custGeom>
+                            <a:avLst/>
+                            <a:gdLst/>
+                            <a:ahLst/>
+                            <a:cxnLst/>
+                            <a:rect l="l" t="t" r="r" b="b"/>
+                            <a:pathLst>
+                              <a:path h="278130">
+                                <a:moveTo>
+                                  <a:pt x="0" y="277844"/>
+                                </a:moveTo>
+                                <a:lnTo>
+                                  <a:pt x="0" y="0"/>
+                                </a:lnTo>
+                                <a:lnTo>
+                                  <a:pt x="0" y="277844"/>
+                                </a:lnTo>
+                                <a:close/>
+                              </a:path>
+                            </a:pathLst>
+                          </a:custGeom>
+                          <a:solidFill>
+                            <a:srgbClr val="000000"/>
+                          </a:solidFill>
+                        </wps:spPr>
+                        <wps:bodyPr wrap="square" lIns="0" tIns="0" rIns="0" bIns="0" rtlCol="0">
+                          <a:noAutofit/>
+                        </wps:bodyPr>
+                      </wps:wsp>
+                      <wps:wsp>
+                        <wps:cNvPr id="62" name="Graphic 62"/>
+                        <wps:cNvSpPr/>
+                        <wps:spPr>
+                          <a:xfrm>
+                            <a:off x="708845" y="4757"/>
+                            <a:ext cx="1270" cy="278130"/>
+                          </a:xfrm>
+                          <a:custGeom>
+                            <a:avLst/>
+                            <a:gdLst/>
+                            <a:ahLst/>
+                            <a:cxnLst/>
+                            <a:rect l="l" t="t" r="r" b="b"/>
+                            <a:pathLst>
+                              <a:path h="278130">
+                                <a:moveTo>
+                                  <a:pt x="0" y="0"/>
+                                </a:moveTo>
+                                <a:lnTo>
+                                  <a:pt x="0" y="277844"/>
+                                </a:lnTo>
+                                <a:lnTo>
+                                  <a:pt x="0" y="0"/>
+                                </a:lnTo>
+                                <a:close/>
+                              </a:path>
+                            </a:pathLst>
+                          </a:custGeom>
+                          <a:ln w="9515">
+                            <a:solidFill>
+                              <a:srgbClr val="000000"/>
+                            </a:solidFill>
+                            <a:prstDash val="solid"/>
+                          </a:ln>
+                        </wps:spPr>
+                        <wps:bodyPr wrap="square" lIns="0" tIns="0" rIns="0" bIns="0" rtlCol="0">
+                          <a:noAutofit/>
+                        </wps:bodyPr>
+                      </wps:wsp>
+                      <wps:wsp>
+                        <wps:cNvPr id="63" name="Graphic 63"/>
+                        <wps:cNvSpPr/>
+                        <wps:spPr>
+                          <a:xfrm>
+                            <a:off x="727895" y="4757"/>
+                            <a:ext cx="1270" cy="278130"/>
+                          </a:xfrm>
+                          <a:custGeom>
+                            <a:avLst/>
+                            <a:gdLst/>
+                            <a:ahLst/>
+                            <a:cxnLst/>
+                            <a:rect l="l" t="t" r="r" b="b"/>
+                            <a:pathLst>
+                              <a:path h="278130">
+                                <a:moveTo>
+                                  <a:pt x="0" y="277844"/>
+                                </a:moveTo>
+                                <a:lnTo>
+                                  <a:pt x="0" y="0"/>
+                                </a:lnTo>
+                                <a:lnTo>
+                                  <a:pt x="0" y="277844"/>
+                                </a:lnTo>
+                                <a:close/>
+                              </a:path>
+                            </a:pathLst>
+                          </a:custGeom>
+                          <a:solidFill>
+                            <a:srgbClr val="000000"/>
+                          </a:solidFill>
+                        </wps:spPr>
+                        <wps:bodyPr wrap="square" lIns="0" tIns="0" rIns="0" bIns="0" rtlCol="0">
+                          <a:noAutofit/>
+                        </wps:bodyPr>
+                      </wps:wsp>
+                      <wps:wsp>
+                        <wps:cNvPr id="64" name="Graphic 64"/>
+                        <wps:cNvSpPr/>
+                        <wps:spPr>
+                          <a:xfrm>
+                            <a:off x="727895" y="4757"/>
+                            <a:ext cx="1270" cy="278130"/>
+                          </a:xfrm>
+                          <a:custGeom>
+                            <a:avLst/>
+                            <a:gdLst/>
+                            <a:ahLst/>
+                            <a:cxnLst/>
+                            <a:rect l="l" t="t" r="r" b="b"/>
+                            <a:pathLst>
+                              <a:path h="278130">
+                                <a:moveTo>
+                                  <a:pt x="0" y="0"/>
+                                </a:moveTo>
+                                <a:lnTo>
+                                  <a:pt x="0" y="277844"/>
+                                </a:lnTo>
+                                <a:lnTo>
+                                  <a:pt x="0" y="0"/>
+                                </a:lnTo>
+                                <a:close/>
+                              </a:path>
+                            </a:pathLst>
+                          </a:custGeom>
+                          <a:ln w="9515">
+                            <a:solidFill>
+                              <a:srgbClr val="000000"/>
+                            </a:solidFill>
+                            <a:prstDash val="solid"/>
+                          </a:ln>
+                        </wps:spPr>
+                        <wps:bodyPr wrap="square" lIns="0" tIns="0" rIns="0" bIns="0" rtlCol="0">
+                          <a:noAutofit/>
+                        </wps:bodyPr>
+                      </wps:wsp>
+                      <wps:wsp>
+                        <wps:cNvPr id="65" name="Graphic 65"/>
+                        <wps:cNvSpPr/>
+                        <wps:spPr>
+                          <a:xfrm>
+                            <a:off x="746945" y="4757"/>
+                            <a:ext cx="1270" cy="278130"/>
+                          </a:xfrm>
+                          <a:custGeom>
+                            <a:avLst/>
+                            <a:gdLst/>
+                            <a:ahLst/>
+                            <a:cxnLst/>
+                            <a:rect l="l" t="t" r="r" b="b"/>
+                            <a:pathLst>
+                              <a:path h="278130">
+                                <a:moveTo>
+                                  <a:pt x="0" y="277844"/>
+                                </a:moveTo>
+                                <a:lnTo>
+                                  <a:pt x="0" y="0"/>
+                                </a:lnTo>
+                                <a:lnTo>
+                                  <a:pt x="0" y="277844"/>
+                                </a:lnTo>
+                                <a:close/>
+                              </a:path>
+                            </a:pathLst>
+                          </a:custGeom>
+                          <a:solidFill>
+                            <a:srgbClr val="000000"/>
+                          </a:solidFill>
+                        </wps:spPr>
+                        <wps:bodyPr wrap="square" lIns="0" tIns="0" rIns="0" bIns="0" rtlCol="0">
+                          <a:noAutofit/>
+                        </wps:bodyPr>
+                      </wps:wsp>
+                      <wps:wsp>
+                        <wps:cNvPr id="66" name="Graphic 66"/>
+                        <wps:cNvSpPr/>
+                        <wps:spPr>
+                          <a:xfrm>
+                            <a:off x="746945" y="4757"/>
+                            <a:ext cx="1270" cy="278130"/>
+                          </a:xfrm>
+                          <a:custGeom>
+                            <a:avLst/>
+                            <a:gdLst/>
+                            <a:ahLst/>
+                            <a:cxnLst/>
+                            <a:rect l="l" t="t" r="r" b="b"/>
+                            <a:pathLst>
+                              <a:path h="278130">
+                                <a:moveTo>
+                                  <a:pt x="0" y="0"/>
+                                </a:moveTo>
+                                <a:lnTo>
+                                  <a:pt x="0" y="277844"/>
+                                </a:lnTo>
+                                <a:lnTo>
+                                  <a:pt x="0" y="0"/>
+                                </a:lnTo>
+                                <a:close/>
+                              </a:path>
+                            </a:pathLst>
+                          </a:custGeom>
+                          <a:ln w="9515">
+                            <a:solidFill>
+                              <a:srgbClr val="000000"/>
+                            </a:solidFill>
+                            <a:prstDash val="solid"/>
+                          </a:ln>
+                        </wps:spPr>
+                        <wps:bodyPr wrap="square" lIns="0" tIns="0" rIns="0" bIns="0" rtlCol="0">
+                          <a:noAutofit/>
+                        </wps:bodyPr>
+                      </wps:wsp>
+                      <wps:wsp>
+                        <wps:cNvPr id="67" name="Graphic 67"/>
+                        <wps:cNvSpPr/>
+                        <wps:spPr>
+                          <a:xfrm>
+                            <a:off x="765995" y="4757"/>
+                            <a:ext cx="1270" cy="278130"/>
+                          </a:xfrm>
+                          <a:custGeom>
+                            <a:avLst/>
+                            <a:gdLst/>
+                            <a:ahLst/>
+                            <a:cxnLst/>
+                            <a:rect l="l" t="t" r="r" b="b"/>
+                            <a:pathLst>
+                              <a:path h="278130">
+                                <a:moveTo>
+                                  <a:pt x="0" y="277844"/>
+                                </a:moveTo>
+                                <a:lnTo>
+                                  <a:pt x="0" y="0"/>
+                                </a:lnTo>
+                                <a:lnTo>
+                                  <a:pt x="0" y="277844"/>
+                                </a:lnTo>
+                                <a:close/>
+                              </a:path>
+                            </a:pathLst>
+                          </a:custGeom>
+                          <a:solidFill>
+                            <a:srgbClr val="000000"/>
+                          </a:solidFill>
+                        </wps:spPr>
+                        <wps:bodyPr wrap="square" lIns="0" tIns="0" rIns="0" bIns="0" rtlCol="0">
+                          <a:noAutofit/>
+                        </wps:bodyPr>
+                      </wps:wsp>
+                      <wps:wsp>
+                        <wps:cNvPr id="68" name="Graphic 68"/>
+                        <wps:cNvSpPr/>
+                        <wps:spPr>
+                          <a:xfrm>
+                            <a:off x="765995" y="4757"/>
+                            <a:ext cx="1270" cy="278130"/>
+                          </a:xfrm>
+                          <a:custGeom>
+                            <a:avLst/>
+                            <a:gdLst/>
+                            <a:ahLst/>
+                            <a:cxnLst/>
+                            <a:rect l="l" t="t" r="r" b="b"/>
+                            <a:pathLst>
+                              <a:path h="278130">
+                                <a:moveTo>
+                                  <a:pt x="0" y="0"/>
+                                </a:moveTo>
+                                <a:lnTo>
+                                  <a:pt x="0" y="277844"/>
+                                </a:lnTo>
+                                <a:lnTo>
+                                  <a:pt x="0" y="0"/>
+                                </a:lnTo>
+                                <a:close/>
+                              </a:path>
+                            </a:pathLst>
+                          </a:custGeom>
+                          <a:ln w="9515">
+                            <a:solidFill>
+                              <a:srgbClr val="000000"/>
+                            </a:solidFill>
+                            <a:prstDash val="solid"/>
+                          </a:ln>
+                        </wps:spPr>
+                        <wps:bodyPr wrap="square" lIns="0" tIns="0" rIns="0" bIns="0" rtlCol="0">
+                          <a:noAutofit/>
+                        </wps:bodyPr>
+                      </wps:wsp>
+                      <wps:wsp>
+                        <wps:cNvPr id="69" name="Graphic 69"/>
+                        <wps:cNvSpPr/>
+                        <wps:spPr>
+                          <a:xfrm>
+                            <a:off x="794475" y="4757"/>
+                            <a:ext cx="1270" cy="278130"/>
+                          </a:xfrm>
+                          <a:custGeom>
+                            <a:avLst/>
+                            <a:gdLst/>
+                            <a:ahLst/>
+                            <a:cxnLst/>
+                            <a:rect l="l" t="t" r="r" b="b"/>
+                            <a:pathLst>
+                              <a:path h="278130">
+                                <a:moveTo>
+                                  <a:pt x="0" y="277844"/>
+                                </a:moveTo>
+                                <a:lnTo>
+                                  <a:pt x="0" y="0"/>
+                                </a:lnTo>
+                                <a:lnTo>
+                                  <a:pt x="0" y="277844"/>
+                                </a:lnTo>
+                                <a:close/>
+                              </a:path>
+                            </a:pathLst>
+                          </a:custGeom>
+                          <a:solidFill>
+                            <a:srgbClr val="000000"/>
+                          </a:solidFill>
+                        </wps:spPr>
+                        <wps:bodyPr wrap="square" lIns="0" tIns="0" rIns="0" bIns="0" rtlCol="0">
+                          <a:noAutofit/>
+                        </wps:bodyPr>
+                      </wps:wsp>
+                      <wps:wsp>
+                        <wps:cNvPr id="70" name="Graphic 70"/>
+                        <wps:cNvSpPr/>
+                        <wps:spPr>
+                          <a:xfrm>
+                            <a:off x="794475" y="4757"/>
+                            <a:ext cx="1270" cy="278130"/>
+                          </a:xfrm>
+                          <a:custGeom>
+                            <a:avLst/>
+                            <a:gdLst/>
+                            <a:ahLst/>
+                            <a:cxnLst/>
+                            <a:rect l="l" t="t" r="r" b="b"/>
+                            <a:pathLst>
+                              <a:path h="278130">
+                                <a:moveTo>
+                                  <a:pt x="0" y="0"/>
+                                </a:moveTo>
+                                <a:lnTo>
+                                  <a:pt x="0" y="277844"/>
+                                </a:lnTo>
+                                <a:lnTo>
+                                  <a:pt x="0" y="0"/>
+                                </a:lnTo>
+                                <a:close/>
+                              </a:path>
+                            </a:pathLst>
+                          </a:custGeom>
+                          <a:ln w="9515">
+                            <a:solidFill>
+                              <a:srgbClr val="000000"/>
+                            </a:solidFill>
+                            <a:prstDash val="solid"/>
+                          </a:ln>
+                        </wps:spPr>
+                        <wps:bodyPr wrap="square" lIns="0" tIns="0" rIns="0" bIns="0" rtlCol="0">
+                          <a:noAutofit/>
+                        </wps:bodyPr>
+                      </wps:wsp>
+                      <wps:wsp>
+                        <wps:cNvPr id="71" name="Graphic 71"/>
+                        <wps:cNvSpPr/>
+                        <wps:spPr>
+                          <a:xfrm>
+                            <a:off x="813525" y="4757"/>
+                            <a:ext cx="9525" cy="278130"/>
+                          </a:xfrm>
+                          <a:custGeom>
+                            <a:avLst/>
+                            <a:gdLst/>
+                            <a:ahLst/>
+                            <a:cxnLst/>
+                            <a:rect l="l" t="t" r="r" b="b"/>
+                            <a:pathLst>
+                              <a:path w="9525" h="278130">
+                                <a:moveTo>
+                                  <a:pt x="9525" y="277844"/>
+                                </a:moveTo>
+                                <a:lnTo>
+                                  <a:pt x="0" y="277844"/>
+                                </a:lnTo>
+                                <a:lnTo>
+                                  <a:pt x="0" y="0"/>
+                                </a:lnTo>
+                                <a:lnTo>
+                                  <a:pt x="9525" y="0"/>
+                                </a:lnTo>
+                                <a:lnTo>
+                                  <a:pt x="9525" y="277844"/>
+                                </a:lnTo>
+                                <a:close/>
+                              </a:path>
+                            </a:pathLst>
+                          </a:custGeom>
+                          <a:solidFill>
+                            <a:srgbClr val="000000"/>
+                          </a:solidFill>
+                        </wps:spPr>
+                        <wps:bodyPr wrap="square" lIns="0" tIns="0" rIns="0" bIns="0" rtlCol="0">
+                          <a:noAutofit/>
+                        </wps:bodyPr>
+                      </wps:wsp>
+                      <wps:wsp>
+                        <wps:cNvPr id="72" name="Graphic 72"/>
+                        <wps:cNvSpPr/>
+                        <wps:spPr>
+                          <a:xfrm>
+                            <a:off x="813525" y="4757"/>
+                            <a:ext cx="9525" cy="278130"/>
+                          </a:xfrm>
+                          <a:custGeom>
+                            <a:avLst/>
+                            <a:gdLst/>
+                            <a:ahLst/>
+                            <a:cxnLst/>
+                            <a:rect l="l" t="t" r="r" b="b"/>
+                            <a:pathLst>
+                              <a:path w="9525" h="278130">
+                                <a:moveTo>
+                                  <a:pt x="0" y="0"/>
+                                </a:moveTo>
+                                <a:lnTo>
+                                  <a:pt x="0" y="277844"/>
+                                </a:lnTo>
+                                <a:lnTo>
+                                  <a:pt x="9525" y="277844"/>
+                                </a:lnTo>
+                                <a:lnTo>
+                                  <a:pt x="9525" y="0"/>
+                                </a:lnTo>
+                                <a:lnTo>
+                                  <a:pt x="0" y="0"/>
+                                </a:lnTo>
+                                <a:close/>
+                              </a:path>
+                            </a:pathLst>
+                          </a:custGeom>
+                          <a:ln w="9515">
+                            <a:solidFill>
+                              <a:srgbClr val="000000"/>
+                            </a:solidFill>
+                            <a:prstDash val="solid"/>
+                          </a:ln>
+                        </wps:spPr>
+                        <wps:bodyPr wrap="square" lIns="0" tIns="0" rIns="0" bIns="0" rtlCol="0">
+                          <a:noAutofit/>
+                        </wps:bodyPr>
+                      </wps:wsp>
+                      <wps:wsp>
+                        <wps:cNvPr id="73" name="Graphic 73"/>
+                        <wps:cNvSpPr/>
+                        <wps:spPr>
+                          <a:xfrm>
+                            <a:off x="842100" y="4757"/>
+                            <a:ext cx="9525" cy="278130"/>
+                          </a:xfrm>
+                          <a:custGeom>
+                            <a:avLst/>
+                            <a:gdLst/>
+                            <a:ahLst/>
+                            <a:cxnLst/>
+                            <a:rect l="l" t="t" r="r" b="b"/>
+                            <a:pathLst>
+                              <a:path w="9525" h="278130">
+                                <a:moveTo>
+                                  <a:pt x="9525" y="277844"/>
+                                </a:moveTo>
+                                <a:lnTo>
+                                  <a:pt x="0" y="277844"/>
+                                </a:lnTo>
+                                <a:lnTo>
+                                  <a:pt x="0" y="0"/>
+                                </a:lnTo>
+                                <a:lnTo>
+                                  <a:pt x="9525" y="0"/>
+                                </a:lnTo>
+                                <a:lnTo>
+                                  <a:pt x="9525" y="277844"/>
+                                </a:lnTo>
+                                <a:close/>
+                              </a:path>
+                            </a:pathLst>
+                          </a:custGeom>
+                          <a:solidFill>
+                            <a:srgbClr val="000000"/>
+                          </a:solidFill>
+                        </wps:spPr>
+                        <wps:bodyPr wrap="square" lIns="0" tIns="0" rIns="0" bIns="0" rtlCol="0">
+                          <a:noAutofit/>
+                        </wps:bodyPr>
+                      </wps:wsp>
+                      <wps:wsp>
+                        <wps:cNvPr id="74" name="Graphic 74"/>
+                        <wps:cNvSpPr/>
+                        <wps:spPr>
+                          <a:xfrm>
+                            <a:off x="842100" y="4757"/>
+                            <a:ext cx="9525" cy="278130"/>
+                          </a:xfrm>
+                          <a:custGeom>
+                            <a:avLst/>
+                            <a:gdLst/>
+                            <a:ahLst/>
+                            <a:cxnLst/>
+                            <a:rect l="l" t="t" r="r" b="b"/>
+                            <a:pathLst>
+                              <a:path w="9525" h="278130">
+                                <a:moveTo>
+                                  <a:pt x="0" y="0"/>
+                                </a:moveTo>
+                                <a:lnTo>
+                                  <a:pt x="0" y="277844"/>
+                                </a:lnTo>
+                                <a:lnTo>
+                                  <a:pt x="9525" y="277844"/>
+                                </a:lnTo>
+                                <a:lnTo>
+                                  <a:pt x="9525" y="0"/>
+                                </a:lnTo>
+                                <a:lnTo>
+                                  <a:pt x="0" y="0"/>
+                                </a:lnTo>
+                                <a:close/>
+                              </a:path>
+                            </a:pathLst>
+                          </a:custGeom>
+                          <a:ln w="9515">
+                            <a:solidFill>
+                              <a:srgbClr val="000000"/>
+                            </a:solidFill>
+                            <a:prstDash val="solid"/>
+                          </a:ln>
+                        </wps:spPr>
+                        <wps:bodyPr wrap="square" lIns="0" tIns="0" rIns="0" bIns="0" rtlCol="0">
+                          <a:noAutofit/>
+                        </wps:bodyPr>
+                      </wps:wsp>
+                      <wps:wsp>
+                        <wps:cNvPr id="75" name="Graphic 75"/>
+                        <wps:cNvSpPr/>
+                        <wps:spPr>
+                          <a:xfrm>
+                            <a:off x="870675" y="4757"/>
+                            <a:ext cx="9525" cy="278130"/>
+                          </a:xfrm>
+                          <a:custGeom>
+                            <a:avLst/>
+                            <a:gdLst/>
+                            <a:ahLst/>
+                            <a:cxnLst/>
+                            <a:rect l="l" t="t" r="r" b="b"/>
+                            <a:pathLst>
+                              <a:path w="9525" h="278130">
+                                <a:moveTo>
+                                  <a:pt x="9429" y="277844"/>
+                                </a:moveTo>
+                                <a:lnTo>
+                                  <a:pt x="0" y="277844"/>
+                                </a:lnTo>
+                                <a:lnTo>
+                                  <a:pt x="0" y="0"/>
+                                </a:lnTo>
+                                <a:lnTo>
+                                  <a:pt x="9429" y="0"/>
+                                </a:lnTo>
+                                <a:lnTo>
+                                  <a:pt x="9429" y="277844"/>
+                                </a:lnTo>
+                                <a:close/>
+                              </a:path>
+                            </a:pathLst>
+                          </a:custGeom>
+                          <a:solidFill>
+                            <a:srgbClr val="000000"/>
+                          </a:solidFill>
+                        </wps:spPr>
+                        <wps:bodyPr wrap="square" lIns="0" tIns="0" rIns="0" bIns="0" rtlCol="0">
+                          <a:noAutofit/>
+                        </wps:bodyPr>
+                      </wps:wsp>
+                      <wps:wsp>
+                        <wps:cNvPr id="76" name="Graphic 76"/>
+                        <wps:cNvSpPr/>
+                        <wps:spPr>
+                          <a:xfrm>
+                            <a:off x="870675" y="4757"/>
+                            <a:ext cx="9525" cy="278130"/>
+                          </a:xfrm>
+                          <a:custGeom>
+                            <a:avLst/>
+                            <a:gdLst/>
+                            <a:ahLst/>
+                            <a:cxnLst/>
+                            <a:rect l="l" t="t" r="r" b="b"/>
+                            <a:pathLst>
+                              <a:path w="9525" h="278130">
+                                <a:moveTo>
+                                  <a:pt x="0" y="0"/>
+                                </a:moveTo>
+                                <a:lnTo>
+                                  <a:pt x="0" y="277844"/>
+                                </a:lnTo>
+                                <a:lnTo>
+                                  <a:pt x="9429" y="277844"/>
+                                </a:lnTo>
+                                <a:lnTo>
+                                  <a:pt x="9429" y="0"/>
+                                </a:lnTo>
+                                <a:lnTo>
+                                  <a:pt x="0" y="0"/>
+                                </a:lnTo>
+                                <a:close/>
+                              </a:path>
+                            </a:pathLst>
+                          </a:custGeom>
+                          <a:ln w="9515">
+                            <a:solidFill>
+                              <a:srgbClr val="000000"/>
+                            </a:solidFill>
+                            <a:prstDash val="solid"/>
+                          </a:ln>
+                        </wps:spPr>
+                        <wps:bodyPr wrap="square" lIns="0" tIns="0" rIns="0" bIns="0" rtlCol="0">
+                          <a:noAutofit/>
+                        </wps:bodyPr>
+                      </wps:wsp>
+                      <wps:wsp>
+                        <wps:cNvPr id="77" name="Graphic 77"/>
+                        <wps:cNvSpPr/>
+                        <wps:spPr>
+                          <a:xfrm>
+                            <a:off x="899155" y="4757"/>
+                            <a:ext cx="1270" cy="278130"/>
+                          </a:xfrm>
+                          <a:custGeom>
+                            <a:avLst/>
+                            <a:gdLst/>
+                            <a:ahLst/>
+                            <a:cxnLst/>
+                            <a:rect l="l" t="t" r="r" b="b"/>
+                            <a:pathLst>
+                              <a:path h="278130">
+                                <a:moveTo>
+                                  <a:pt x="0" y="277844"/>
+                                </a:moveTo>
+                                <a:lnTo>
+                                  <a:pt x="0" y="0"/>
+                                </a:lnTo>
+                                <a:lnTo>
+                                  <a:pt x="0" y="277844"/>
+                                </a:lnTo>
+                                <a:close/>
+                              </a:path>
+                            </a:pathLst>
+                          </a:custGeom>
+                          <a:solidFill>
+                            <a:srgbClr val="000000"/>
+                          </a:solidFill>
+                        </wps:spPr>
+                        <wps:bodyPr wrap="square" lIns="0" tIns="0" rIns="0" bIns="0" rtlCol="0">
+                          <a:noAutofit/>
+                        </wps:bodyPr>
+                      </wps:wsp>
+                      <wps:wsp>
+                        <wps:cNvPr id="78" name="Graphic 78"/>
+                        <wps:cNvSpPr/>
+                        <wps:spPr>
+                          <a:xfrm>
+                            <a:off x="899155" y="4757"/>
+                            <a:ext cx="1270" cy="278130"/>
+                          </a:xfrm>
+                          <a:custGeom>
+                            <a:avLst/>
+                            <a:gdLst/>
+                            <a:ahLst/>
+                            <a:cxnLst/>
+                            <a:rect l="l" t="t" r="r" b="b"/>
+                            <a:pathLst>
+                              <a:path h="278130">
+                                <a:moveTo>
+                                  <a:pt x="0" y="0"/>
+                                </a:moveTo>
+                                <a:lnTo>
+                                  <a:pt x="0" y="277844"/>
+                                </a:lnTo>
+                                <a:lnTo>
+                                  <a:pt x="0" y="0"/>
+                                </a:lnTo>
+                                <a:close/>
+                              </a:path>
+                            </a:pathLst>
+                          </a:custGeom>
+                          <a:ln w="9515">
+                            <a:solidFill>
+                              <a:srgbClr val="000000"/>
+                            </a:solidFill>
+                            <a:prstDash val="solid"/>
+                          </a:ln>
+                        </wps:spPr>
+                        <wps:bodyPr wrap="square" lIns="0" tIns="0" rIns="0" bIns="0" rtlCol="0">
+                          <a:noAutofit/>
+                        </wps:bodyPr>
+                      </wps:wsp>
+                      <wps:wsp>
+                        <wps:cNvPr id="79" name="Graphic 79"/>
+                        <wps:cNvSpPr/>
+                        <wps:spPr>
+                          <a:xfrm>
+                            <a:off x="927730" y="4757"/>
+                            <a:ext cx="1270" cy="278130"/>
+                          </a:xfrm>
+                          <a:custGeom>
+                            <a:avLst/>
+                            <a:gdLst/>
+                            <a:ahLst/>
+                            <a:cxnLst/>
+                            <a:rect l="l" t="t" r="r" b="b"/>
+                            <a:pathLst>
+                              <a:path h="278130">
+                                <a:moveTo>
+                                  <a:pt x="0" y="277844"/>
+                                </a:moveTo>
+                                <a:lnTo>
+                                  <a:pt x="0" y="0"/>
+                                </a:lnTo>
+                                <a:lnTo>
+                                  <a:pt x="0" y="277844"/>
+                                </a:lnTo>
+                                <a:close/>
+                              </a:path>
+                            </a:pathLst>
+                          </a:custGeom>
+                          <a:solidFill>
+                            <a:srgbClr val="000000"/>
+                          </a:solidFill>
+                        </wps:spPr>
+                        <wps:bodyPr wrap="square" lIns="0" tIns="0" rIns="0" bIns="0" rtlCol="0">
+                          <a:noAutofit/>
+                        </wps:bodyPr>
+                      </wps:wsp>
+                      <wps:wsp>
+                        <wps:cNvPr id="80" name="Graphic 80"/>
+                        <wps:cNvSpPr/>
+                        <wps:spPr>
+                          <a:xfrm>
+                            <a:off x="927730" y="4757"/>
+                            <a:ext cx="1270" cy="278130"/>
+                          </a:xfrm>
+                          <a:custGeom>
+                            <a:avLst/>
+                            <a:gdLst/>
+                            <a:ahLst/>
+                            <a:cxnLst/>
+                            <a:rect l="l" t="t" r="r" b="b"/>
+                            <a:pathLst>
+                              <a:path h="278130">
+                                <a:moveTo>
+                                  <a:pt x="0" y="0"/>
+                                </a:moveTo>
+                                <a:lnTo>
+                                  <a:pt x="0" y="277844"/>
+                                </a:lnTo>
+                                <a:lnTo>
+                                  <a:pt x="0" y="0"/>
+                                </a:lnTo>
+                                <a:close/>
+                              </a:path>
+                            </a:pathLst>
+                          </a:custGeom>
+                          <a:ln w="9515">
+                            <a:solidFill>
+                              <a:srgbClr val="000000"/>
+                            </a:solidFill>
+                            <a:prstDash val="solid"/>
+                          </a:ln>
+                        </wps:spPr>
+                        <wps:bodyPr wrap="square" lIns="0" tIns="0" rIns="0" bIns="0" rtlCol="0">
+                          <a:noAutofit/>
+                        </wps:bodyPr>
+                      </wps:wsp>
+                      <wps:wsp>
+                        <wps:cNvPr id="81" name="Graphic 81"/>
+                        <wps:cNvSpPr/>
+                        <wps:spPr>
+                          <a:xfrm>
+                            <a:off x="946780" y="4757"/>
+                            <a:ext cx="9525" cy="278130"/>
+                          </a:xfrm>
+                          <a:custGeom>
+                            <a:avLst/>
+                            <a:gdLst/>
+                            <a:ahLst/>
+                            <a:cxnLst/>
+                            <a:rect l="l" t="t" r="r" b="b"/>
+                            <a:pathLst>
+                              <a:path w="9525" h="278130">
+                                <a:moveTo>
+                                  <a:pt x="9525" y="277844"/>
+                                </a:moveTo>
+                                <a:lnTo>
+                                  <a:pt x="0" y="277844"/>
+                                </a:lnTo>
+                                <a:lnTo>
+                                  <a:pt x="0" y="0"/>
+                                </a:lnTo>
+                                <a:lnTo>
+                                  <a:pt x="9525" y="0"/>
+                                </a:lnTo>
+                                <a:lnTo>
+                                  <a:pt x="9525" y="277844"/>
+                                </a:lnTo>
+                                <a:close/>
+                              </a:path>
+                            </a:pathLst>
+                          </a:custGeom>
+                          <a:solidFill>
+                            <a:srgbClr val="000000"/>
+                          </a:solidFill>
+                        </wps:spPr>
+                        <wps:bodyPr wrap="square" lIns="0" tIns="0" rIns="0" bIns="0" rtlCol="0">
+                          <a:noAutofit/>
+                        </wps:bodyPr>
+                      </wps:wsp>
+                      <wps:wsp>
+                        <wps:cNvPr id="82" name="Graphic 82"/>
+                        <wps:cNvSpPr/>
+                        <wps:spPr>
+                          <a:xfrm>
+                            <a:off x="946780" y="4757"/>
+                            <a:ext cx="9525" cy="278130"/>
+                          </a:xfrm>
+                          <a:custGeom>
+                            <a:avLst/>
+                            <a:gdLst/>
+                            <a:ahLst/>
+                            <a:cxnLst/>
+                            <a:rect l="l" t="t" r="r" b="b"/>
+                            <a:pathLst>
+                              <a:path w="9525" h="278130">
+                                <a:moveTo>
+                                  <a:pt x="0" y="0"/>
+                                </a:moveTo>
+                                <a:lnTo>
+                                  <a:pt x="0" y="277844"/>
+                                </a:lnTo>
+                                <a:lnTo>
+                                  <a:pt x="9525" y="277844"/>
+                                </a:lnTo>
+                                <a:lnTo>
+                                  <a:pt x="9525" y="0"/>
+                                </a:lnTo>
+                                <a:lnTo>
+                                  <a:pt x="0" y="0"/>
+                                </a:lnTo>
+                                <a:close/>
+                              </a:path>
+                            </a:pathLst>
+                          </a:custGeom>
+                          <a:ln w="9515">
+                            <a:solidFill>
+                              <a:srgbClr val="000000"/>
+                            </a:solidFill>
+                            <a:prstDash val="solid"/>
+                          </a:ln>
+                        </wps:spPr>
+                        <wps:bodyPr wrap="square" lIns="0" tIns="0" rIns="0" bIns="0" rtlCol="0">
+                          <a:noAutofit/>
+                        </wps:bodyPr>
+                      </wps:wsp>
+                      <wps:wsp>
+                        <wps:cNvPr id="83" name="Graphic 83"/>
+                        <wps:cNvSpPr/>
+                        <wps:spPr>
+                          <a:xfrm>
+                            <a:off x="975259" y="4757"/>
+                            <a:ext cx="1270" cy="278130"/>
+                          </a:xfrm>
+                          <a:custGeom>
+                            <a:avLst/>
+                            <a:gdLst/>
+                            <a:ahLst/>
+                            <a:cxnLst/>
+                            <a:rect l="l" t="t" r="r" b="b"/>
+                            <a:pathLst>
+                              <a:path h="278130">
+                                <a:moveTo>
+                                  <a:pt x="0" y="277844"/>
+                                </a:moveTo>
+                                <a:lnTo>
+                                  <a:pt x="0" y="0"/>
+                                </a:lnTo>
+                                <a:lnTo>
+                                  <a:pt x="0" y="277844"/>
+                                </a:lnTo>
+                                <a:close/>
+                              </a:path>
+                            </a:pathLst>
+                          </a:custGeom>
+                          <a:solidFill>
+                            <a:srgbClr val="000000"/>
+                          </a:solidFill>
+                        </wps:spPr>
+                        <wps:bodyPr wrap="square" lIns="0" tIns="0" rIns="0" bIns="0" rtlCol="0">
+                          <a:noAutofit/>
+                        </wps:bodyPr>
+                      </wps:wsp>
+                      <wps:wsp>
+                        <wps:cNvPr id="84" name="Graphic 84"/>
+                        <wps:cNvSpPr/>
+                        <wps:spPr>
+                          <a:xfrm>
+                            <a:off x="975259" y="4757"/>
+                            <a:ext cx="1270" cy="278130"/>
+                          </a:xfrm>
+                          <a:custGeom>
+                            <a:avLst/>
+                            <a:gdLst/>
+                            <a:ahLst/>
+                            <a:cxnLst/>
+                            <a:rect l="l" t="t" r="r" b="b"/>
+                            <a:pathLst>
+                              <a:path h="278130">
+                                <a:moveTo>
+                                  <a:pt x="0" y="0"/>
+                                </a:moveTo>
+                                <a:lnTo>
+                                  <a:pt x="0" y="277844"/>
+                                </a:lnTo>
+                                <a:lnTo>
+                                  <a:pt x="0" y="0"/>
+                                </a:lnTo>
+                                <a:close/>
+                              </a:path>
+                            </a:pathLst>
+                          </a:custGeom>
+                          <a:ln w="9515">
+                            <a:solidFill>
+                              <a:srgbClr val="000000"/>
+                            </a:solidFill>
+                            <a:prstDash val="solid"/>
+                          </a:ln>
+                        </wps:spPr>
+                        <wps:bodyPr wrap="square" lIns="0" tIns="0" rIns="0" bIns="0" rtlCol="0">
+                          <a:noAutofit/>
+                        </wps:bodyPr>
+                      </wps:wsp>
+                      <wps:wsp>
+                        <wps:cNvPr id="85" name="Graphic 85"/>
+                        <wps:cNvSpPr/>
+                        <wps:spPr>
+                          <a:xfrm>
+                            <a:off x="994309" y="4757"/>
+                            <a:ext cx="1270" cy="278130"/>
+                          </a:xfrm>
+                          <a:custGeom>
+                            <a:avLst/>
+                            <a:gdLst/>
+                            <a:ahLst/>
+                            <a:cxnLst/>
+                            <a:rect l="l" t="t" r="r" b="b"/>
+                            <a:pathLst>
+                              <a:path h="278130">
+                                <a:moveTo>
+                                  <a:pt x="0" y="277844"/>
+                                </a:moveTo>
+                                <a:lnTo>
+                                  <a:pt x="0" y="0"/>
+                                </a:lnTo>
+                                <a:lnTo>
+                                  <a:pt x="0" y="277844"/>
+                                </a:lnTo>
+                                <a:close/>
+                              </a:path>
+                            </a:pathLst>
+                          </a:custGeom>
+                          <a:solidFill>
+                            <a:srgbClr val="000000"/>
+                          </a:solidFill>
+                        </wps:spPr>
+                        <wps:bodyPr wrap="square" lIns="0" tIns="0" rIns="0" bIns="0" rtlCol="0">
+                          <a:noAutofit/>
+                        </wps:bodyPr>
+                      </wps:wsp>
+                      <wps:wsp>
+                        <wps:cNvPr id="86" name="Graphic 86"/>
+                        <wps:cNvSpPr/>
+                        <wps:spPr>
+                          <a:xfrm>
+                            <a:off x="994309" y="4757"/>
+                            <a:ext cx="1270" cy="278130"/>
+                          </a:xfrm>
+                          <a:custGeom>
+                            <a:avLst/>
+                            <a:gdLst/>
+                            <a:ahLst/>
+                            <a:cxnLst/>
+                            <a:rect l="l" t="t" r="r" b="b"/>
+                            <a:pathLst>
+                              <a:path h="278130">
+                                <a:moveTo>
+                                  <a:pt x="0" y="0"/>
+                                </a:moveTo>
+                                <a:lnTo>
+                                  <a:pt x="0" y="277844"/>
+                                </a:lnTo>
+                                <a:lnTo>
+                                  <a:pt x="0" y="0"/>
+                                </a:lnTo>
+                                <a:close/>
+                              </a:path>
+                            </a:pathLst>
+                          </a:custGeom>
+                          <a:ln w="9515">
+                            <a:solidFill>
+                              <a:srgbClr val="000000"/>
+                            </a:solidFill>
+                            <a:prstDash val="solid"/>
+                          </a:ln>
+                        </wps:spPr>
+                        <wps:bodyPr wrap="square" lIns="0" tIns="0" rIns="0" bIns="0" rtlCol="0">
+                          <a:noAutofit/>
+                        </wps:bodyPr>
+                      </wps:wsp>
+                      <wps:wsp>
+                        <wps:cNvPr id="87" name="Graphic 87"/>
+                        <wps:cNvSpPr/>
+                        <wps:spPr>
+                          <a:xfrm>
+                            <a:off x="1013359" y="4757"/>
+                            <a:ext cx="1270" cy="278130"/>
+                          </a:xfrm>
+                          <a:custGeom>
+                            <a:avLst/>
+                            <a:gdLst/>
+                            <a:ahLst/>
+                            <a:cxnLst/>
+                            <a:rect l="l" t="t" r="r" b="b"/>
+                            <a:pathLst>
+                              <a:path h="278130">
+                                <a:moveTo>
+                                  <a:pt x="0" y="277844"/>
+                                </a:moveTo>
+                                <a:lnTo>
+                                  <a:pt x="0" y="0"/>
+                                </a:lnTo>
+                                <a:lnTo>
+                                  <a:pt x="0" y="277844"/>
+                                </a:lnTo>
+                                <a:close/>
+                              </a:path>
+                            </a:pathLst>
+                          </a:custGeom>
+                          <a:solidFill>
+                            <a:srgbClr val="000000"/>
+                          </a:solidFill>
+                        </wps:spPr>
+                        <wps:bodyPr wrap="square" lIns="0" tIns="0" rIns="0" bIns="0" rtlCol="0">
+                          <a:noAutofit/>
+                        </wps:bodyPr>
+                      </wps:wsp>
+                      <wps:wsp>
+                        <wps:cNvPr id="88" name="Graphic 88"/>
+                        <wps:cNvSpPr/>
+                        <wps:spPr>
+                          <a:xfrm>
+                            <a:off x="1013359" y="4757"/>
+                            <a:ext cx="1270" cy="278130"/>
+                          </a:xfrm>
+                          <a:custGeom>
+                            <a:avLst/>
+                            <a:gdLst/>
+                            <a:ahLst/>
+                            <a:cxnLst/>
+                            <a:rect l="l" t="t" r="r" b="b"/>
+                            <a:pathLst>
+                              <a:path h="278130">
+                                <a:moveTo>
+                                  <a:pt x="0" y="0"/>
+                                </a:moveTo>
+                                <a:lnTo>
+                                  <a:pt x="0" y="277844"/>
+                                </a:lnTo>
+                                <a:lnTo>
+                                  <a:pt x="0" y="0"/>
+                                </a:lnTo>
+                                <a:close/>
+                              </a:path>
+                            </a:pathLst>
+                          </a:custGeom>
+                          <a:ln w="9515">
+                            <a:solidFill>
+                              <a:srgbClr val="000000"/>
+                            </a:solidFill>
+                            <a:prstDash val="solid"/>
+                          </a:ln>
+                        </wps:spPr>
+                        <wps:bodyPr wrap="square" lIns="0" tIns="0" rIns="0" bIns="0" rtlCol="0">
+                          <a:noAutofit/>
+                        </wps:bodyPr>
+                      </wps:wsp>
+                      <wps:wsp>
+                        <wps:cNvPr id="89" name="Graphic 89"/>
+                        <wps:cNvSpPr/>
+                        <wps:spPr>
+                          <a:xfrm>
+                            <a:off x="1041934" y="4757"/>
+                            <a:ext cx="9525" cy="278130"/>
+                          </a:xfrm>
+                          <a:custGeom>
+                            <a:avLst/>
+                            <a:gdLst/>
+                            <a:ahLst/>
+                            <a:cxnLst/>
+                            <a:rect l="l" t="t" r="r" b="b"/>
+                            <a:pathLst>
+                              <a:path w="9525" h="278130">
+                                <a:moveTo>
+                                  <a:pt x="9525" y="277844"/>
+                                </a:moveTo>
+                                <a:lnTo>
+                                  <a:pt x="0" y="277844"/>
+                                </a:lnTo>
+                                <a:lnTo>
+                                  <a:pt x="0" y="0"/>
+                                </a:lnTo>
+                                <a:lnTo>
+                                  <a:pt x="9525" y="0"/>
+                                </a:lnTo>
+                                <a:lnTo>
+                                  <a:pt x="9525" y="277844"/>
+                                </a:lnTo>
+                                <a:close/>
+                              </a:path>
+                            </a:pathLst>
+                          </a:custGeom>
+                          <a:solidFill>
+                            <a:srgbClr val="000000"/>
+                          </a:solidFill>
+                        </wps:spPr>
+                        <wps:bodyPr wrap="square" lIns="0" tIns="0" rIns="0" bIns="0" rtlCol="0">
+                          <a:noAutofit/>
+                        </wps:bodyPr>
+                      </wps:wsp>
+                      <wps:wsp>
+                        <wps:cNvPr id="90" name="Graphic 90"/>
+                        <wps:cNvSpPr/>
+                        <wps:spPr>
+                          <a:xfrm>
+                            <a:off x="1041934" y="4757"/>
+                            <a:ext cx="9525" cy="278130"/>
+                          </a:xfrm>
+                          <a:custGeom>
+                            <a:avLst/>
+                            <a:gdLst/>
+                            <a:ahLst/>
+                            <a:cxnLst/>
+                            <a:rect l="l" t="t" r="r" b="b"/>
+                            <a:pathLst>
+                              <a:path w="9525" h="278130">
+                                <a:moveTo>
+                                  <a:pt x="0" y="0"/>
+                                </a:moveTo>
+                                <a:lnTo>
+                                  <a:pt x="0" y="277844"/>
+                                </a:lnTo>
+                                <a:lnTo>
+                                  <a:pt x="9525" y="277844"/>
+                                </a:lnTo>
+                                <a:lnTo>
+                                  <a:pt x="9525" y="0"/>
+                                </a:lnTo>
+                                <a:lnTo>
+                                  <a:pt x="0" y="0"/>
+                                </a:lnTo>
+                                <a:close/>
+                              </a:path>
+                            </a:pathLst>
+                          </a:custGeom>
+                          <a:ln w="9515">
+                            <a:solidFill>
+                              <a:srgbClr val="000000"/>
+                            </a:solidFill>
+                            <a:prstDash val="solid"/>
+                          </a:ln>
+                        </wps:spPr>
+                        <wps:bodyPr wrap="square" lIns="0" tIns="0" rIns="0" bIns="0" rtlCol="0">
+                          <a:noAutofit/>
+                        </wps:bodyPr>
+                      </wps:wsp>
+                      <wps:wsp>
+                        <wps:cNvPr id="91" name="Graphic 91"/>
+                        <wps:cNvSpPr/>
+                        <wps:spPr>
+                          <a:xfrm>
+                            <a:off x="1070414" y="4757"/>
+                            <a:ext cx="9525" cy="278130"/>
+                          </a:xfrm>
+                          <a:custGeom>
+                            <a:avLst/>
+                            <a:gdLst/>
+                            <a:ahLst/>
+                            <a:cxnLst/>
+                            <a:rect l="l" t="t" r="r" b="b"/>
+                            <a:pathLst>
+                              <a:path w="9525" h="278130">
+                                <a:moveTo>
+                                  <a:pt x="9525" y="277844"/>
+                                </a:moveTo>
+                                <a:lnTo>
+                                  <a:pt x="0" y="277844"/>
+                                </a:lnTo>
+                                <a:lnTo>
+                                  <a:pt x="0" y="0"/>
+                                </a:lnTo>
+                                <a:lnTo>
+                                  <a:pt x="9525" y="0"/>
+                                </a:lnTo>
+                                <a:lnTo>
+                                  <a:pt x="9525" y="277844"/>
+                                </a:lnTo>
+                                <a:close/>
+                              </a:path>
+                            </a:pathLst>
+                          </a:custGeom>
+                          <a:solidFill>
+                            <a:srgbClr val="000000"/>
+                          </a:solidFill>
+                        </wps:spPr>
+                        <wps:bodyPr wrap="square" lIns="0" tIns="0" rIns="0" bIns="0" rtlCol="0">
+                          <a:noAutofit/>
+                        </wps:bodyPr>
+                      </wps:wsp>
+                      <wps:wsp>
+                        <wps:cNvPr id="92" name="Graphic 92"/>
+                        <wps:cNvSpPr/>
+                        <wps:spPr>
+                          <a:xfrm>
+                            <a:off x="1070414" y="4757"/>
+                            <a:ext cx="9525" cy="278130"/>
+                          </a:xfrm>
+                          <a:custGeom>
+                            <a:avLst/>
+                            <a:gdLst/>
+                            <a:ahLst/>
+                            <a:cxnLst/>
+                            <a:rect l="l" t="t" r="r" b="b"/>
+                            <a:pathLst>
+                              <a:path w="9525" h="278130">
+                                <a:moveTo>
+                                  <a:pt x="0" y="0"/>
+                                </a:moveTo>
+                                <a:lnTo>
+                                  <a:pt x="0" y="277844"/>
+                                </a:lnTo>
+                                <a:lnTo>
+                                  <a:pt x="9525" y="277844"/>
+                                </a:lnTo>
+                                <a:lnTo>
+                                  <a:pt x="9525" y="0"/>
+                                </a:lnTo>
+                                <a:lnTo>
+                                  <a:pt x="0" y="0"/>
+                                </a:lnTo>
+                                <a:close/>
+                              </a:path>
+                            </a:pathLst>
+                          </a:custGeom>
+                          <a:ln w="9515">
+                            <a:solidFill>
+                              <a:srgbClr val="000000"/>
+                            </a:solidFill>
+                            <a:prstDash val="solid"/>
+                          </a:ln>
+                        </wps:spPr>
+                        <wps:bodyPr wrap="square" lIns="0" tIns="0" rIns="0" bIns="0" rtlCol="0">
+                          <a:noAutofit/>
+                        </wps:bodyPr>
+                      </wps:wsp>
+                      <wps:wsp>
+                        <wps:cNvPr id="93" name="Graphic 93"/>
+                        <wps:cNvSpPr/>
+                        <wps:spPr>
+                          <a:xfrm>
+                            <a:off x="1098989" y="4757"/>
+                            <a:ext cx="1270" cy="278130"/>
+                          </a:xfrm>
+                          <a:custGeom>
+                            <a:avLst/>
+                            <a:gdLst/>
+                            <a:ahLst/>
+                            <a:cxnLst/>
+                            <a:rect l="l" t="t" r="r" b="b"/>
+                            <a:pathLst>
+                              <a:path h="278130">
+                                <a:moveTo>
+                                  <a:pt x="0" y="277844"/>
+                                </a:moveTo>
+                                <a:lnTo>
+                                  <a:pt x="0" y="0"/>
+                                </a:lnTo>
+                                <a:lnTo>
+                                  <a:pt x="0" y="277844"/>
+                                </a:lnTo>
+                                <a:close/>
+                              </a:path>
+                            </a:pathLst>
+                          </a:custGeom>
+                          <a:solidFill>
+                            <a:srgbClr val="000000"/>
+                          </a:solidFill>
+                        </wps:spPr>
+                        <wps:bodyPr wrap="square" lIns="0" tIns="0" rIns="0" bIns="0" rtlCol="0">
+                          <a:noAutofit/>
+                        </wps:bodyPr>
+                      </wps:wsp>
+                      <wps:wsp>
+                        <wps:cNvPr id="94" name="Graphic 94"/>
+                        <wps:cNvSpPr/>
+                        <wps:spPr>
+                          <a:xfrm>
+                            <a:off x="1098989" y="4757"/>
+                            <a:ext cx="1270" cy="278130"/>
+                          </a:xfrm>
+                          <a:custGeom>
+                            <a:avLst/>
+                            <a:gdLst/>
+                            <a:ahLst/>
+                            <a:cxnLst/>
+                            <a:rect l="l" t="t" r="r" b="b"/>
+                            <a:pathLst>
+                              <a:path h="278130">
+                                <a:moveTo>
+                                  <a:pt x="0" y="0"/>
+                                </a:moveTo>
+                                <a:lnTo>
+                                  <a:pt x="0" y="277844"/>
+                                </a:lnTo>
+                                <a:lnTo>
+                                  <a:pt x="0" y="0"/>
+                                </a:lnTo>
+                                <a:close/>
+                              </a:path>
+                            </a:pathLst>
+                          </a:custGeom>
+                          <a:ln w="9515">
+                            <a:solidFill>
+                              <a:srgbClr val="000000"/>
+                            </a:solidFill>
+                            <a:prstDash val="solid"/>
+                          </a:ln>
+                        </wps:spPr>
+                        <wps:bodyPr wrap="square" lIns="0" tIns="0" rIns="0" bIns="0" rtlCol="0">
+                          <a:noAutofit/>
+                        </wps:bodyPr>
+                      </wps:wsp>
+                      <wps:wsp>
+                        <wps:cNvPr id="95" name="Graphic 95"/>
+                        <wps:cNvSpPr/>
+                        <wps:spPr>
+                          <a:xfrm>
+                            <a:off x="1118039" y="4757"/>
+                            <a:ext cx="9525" cy="278130"/>
+                          </a:xfrm>
+                          <a:custGeom>
+                            <a:avLst/>
+                            <a:gdLst/>
+                            <a:ahLst/>
+                            <a:cxnLst/>
+                            <a:rect l="l" t="t" r="r" b="b"/>
+                            <a:pathLst>
+                              <a:path w="9525" h="278130">
+                                <a:moveTo>
+                                  <a:pt x="9525" y="277844"/>
+                                </a:moveTo>
+                                <a:lnTo>
+                                  <a:pt x="0" y="277844"/>
+                                </a:lnTo>
+                                <a:lnTo>
+                                  <a:pt x="0" y="0"/>
+                                </a:lnTo>
+                                <a:lnTo>
+                                  <a:pt x="9525" y="0"/>
+                                </a:lnTo>
+                                <a:lnTo>
+                                  <a:pt x="9525" y="277844"/>
+                                </a:lnTo>
+                                <a:close/>
+                              </a:path>
+                            </a:pathLst>
+                          </a:custGeom>
+                          <a:solidFill>
+                            <a:srgbClr val="000000"/>
+                          </a:solidFill>
+                        </wps:spPr>
+                        <wps:bodyPr wrap="square" lIns="0" tIns="0" rIns="0" bIns="0" rtlCol="0">
+                          <a:noAutofit/>
+                        </wps:bodyPr>
+                      </wps:wsp>
+                      <wps:wsp>
+                        <wps:cNvPr id="96" name="Graphic 96"/>
+                        <wps:cNvSpPr/>
+                        <wps:spPr>
+                          <a:xfrm>
+                            <a:off x="1118039" y="4757"/>
+                            <a:ext cx="9525" cy="278130"/>
+                          </a:xfrm>
+                          <a:custGeom>
+                            <a:avLst/>
+                            <a:gdLst/>
+                            <a:ahLst/>
+                            <a:cxnLst/>
+                            <a:rect l="l" t="t" r="r" b="b"/>
+                            <a:pathLst>
+                              <a:path w="9525" h="278130">
+                                <a:moveTo>
+                                  <a:pt x="0" y="0"/>
+                                </a:moveTo>
+                                <a:lnTo>
+                                  <a:pt x="0" y="277844"/>
+                                </a:lnTo>
+                                <a:lnTo>
+                                  <a:pt x="9525" y="277844"/>
+                                </a:lnTo>
+                                <a:lnTo>
+                                  <a:pt x="9525" y="0"/>
+                                </a:lnTo>
+                                <a:lnTo>
+                                  <a:pt x="0" y="0"/>
+                                </a:lnTo>
+                                <a:close/>
+                              </a:path>
+                            </a:pathLst>
+                          </a:custGeom>
+                          <a:ln w="9515">
+                            <a:solidFill>
+                              <a:srgbClr val="000000"/>
+                            </a:solidFill>
+                            <a:prstDash val="solid"/>
+                          </a:ln>
+                        </wps:spPr>
+                        <wps:bodyPr wrap="square" lIns="0" tIns="0" rIns="0" bIns="0" rtlCol="0">
+                          <a:noAutofit/>
+                        </wps:bodyPr>
+                      </wps:wsp>
+                      <wps:wsp>
+                        <wps:cNvPr id="97" name="Graphic 97"/>
+                        <wps:cNvSpPr/>
+                        <wps:spPr>
+                          <a:xfrm>
+                            <a:off x="1146614" y="4757"/>
+                            <a:ext cx="1270" cy="278130"/>
+                          </a:xfrm>
+                          <a:custGeom>
+                            <a:avLst/>
+                            <a:gdLst/>
+                            <a:ahLst/>
+                            <a:cxnLst/>
+                            <a:rect l="l" t="t" r="r" b="b"/>
+                            <a:pathLst>
+                              <a:path h="278130">
+                                <a:moveTo>
+                                  <a:pt x="0" y="277844"/>
+                                </a:moveTo>
+                                <a:lnTo>
+                                  <a:pt x="0" y="0"/>
+                                </a:lnTo>
+                                <a:lnTo>
+                                  <a:pt x="0" y="277844"/>
+                                </a:lnTo>
+                                <a:close/>
+                              </a:path>
+                            </a:pathLst>
+                          </a:custGeom>
+                          <a:solidFill>
+                            <a:srgbClr val="000000"/>
+                          </a:solidFill>
+                        </wps:spPr>
+                        <wps:bodyPr wrap="square" lIns="0" tIns="0" rIns="0" bIns="0" rtlCol="0">
+                          <a:noAutofit/>
+                        </wps:bodyPr>
+                      </wps:wsp>
+                      <wps:wsp>
+                        <wps:cNvPr id="98" name="Graphic 98"/>
+                        <wps:cNvSpPr/>
+                        <wps:spPr>
+                          <a:xfrm>
+                            <a:off x="1146614" y="4757"/>
+                            <a:ext cx="1270" cy="278130"/>
+                          </a:xfrm>
+                          <a:custGeom>
+                            <a:avLst/>
+                            <a:gdLst/>
+                            <a:ahLst/>
+                            <a:cxnLst/>
+                            <a:rect l="l" t="t" r="r" b="b"/>
+                            <a:pathLst>
+                              <a:path h="278130">
+                                <a:moveTo>
+                                  <a:pt x="0" y="0"/>
+                                </a:moveTo>
+                                <a:lnTo>
+                                  <a:pt x="0" y="277844"/>
+                                </a:lnTo>
+                                <a:lnTo>
+                                  <a:pt x="0" y="0"/>
+                                </a:lnTo>
+                                <a:close/>
+                              </a:path>
+                            </a:pathLst>
+                          </a:custGeom>
+                          <a:ln w="9515">
+                            <a:solidFill>
+                              <a:srgbClr val="000000"/>
+                            </a:solidFill>
+                            <a:prstDash val="solid"/>
+                          </a:ln>
+                        </wps:spPr>
+                        <wps:bodyPr wrap="square" lIns="0" tIns="0" rIns="0" bIns="0" rtlCol="0">
+                          <a:noAutofit/>
+                        </wps:bodyPr>
+                      </wps:wsp>
+                      <wps:wsp>
+                        <wps:cNvPr id="99" name="Graphic 99"/>
+                        <wps:cNvSpPr/>
+                        <wps:spPr>
+                          <a:xfrm>
+                            <a:off x="1175094" y="4757"/>
+                            <a:ext cx="1270" cy="278130"/>
+                          </a:xfrm>
+                          <a:custGeom>
+                            <a:avLst/>
+                            <a:gdLst/>
+                            <a:ahLst/>
+                            <a:cxnLst/>
+                            <a:rect l="l" t="t" r="r" b="b"/>
+                            <a:pathLst>
+                              <a:path h="278130">
+                                <a:moveTo>
+                                  <a:pt x="0" y="277844"/>
+                                </a:moveTo>
+                                <a:lnTo>
+                                  <a:pt x="0" y="0"/>
+                                </a:lnTo>
+                                <a:lnTo>
+                                  <a:pt x="0" y="277844"/>
+                                </a:lnTo>
+                                <a:close/>
+                              </a:path>
+                            </a:pathLst>
+                          </a:custGeom>
+                          <a:solidFill>
+                            <a:srgbClr val="000000"/>
+                          </a:solidFill>
+                        </wps:spPr>
+                        <wps:bodyPr wrap="square" lIns="0" tIns="0" rIns="0" bIns="0" rtlCol="0">
+                          <a:noAutofit/>
+                        </wps:bodyPr>
+                      </wps:wsp>
+                      <wps:wsp>
+                        <wps:cNvPr id="100" name="Graphic 100"/>
+                        <wps:cNvSpPr/>
+                        <wps:spPr>
+                          <a:xfrm>
+                            <a:off x="1175094" y="4757"/>
+                            <a:ext cx="1270" cy="278130"/>
+                          </a:xfrm>
+                          <a:custGeom>
+                            <a:avLst/>
+                            <a:gdLst/>
+                            <a:ahLst/>
+                            <a:cxnLst/>
+                            <a:rect l="l" t="t" r="r" b="b"/>
+                            <a:pathLst>
+                              <a:path h="278130">
+                                <a:moveTo>
+                                  <a:pt x="0" y="0"/>
+                                </a:moveTo>
+                                <a:lnTo>
+                                  <a:pt x="0" y="277844"/>
+                                </a:lnTo>
+                                <a:lnTo>
+                                  <a:pt x="0" y="0"/>
+                                </a:lnTo>
+                                <a:close/>
+                              </a:path>
+                            </a:pathLst>
+                          </a:custGeom>
+                          <a:ln w="9515">
+                            <a:solidFill>
+                              <a:srgbClr val="000000"/>
+                            </a:solidFill>
+                            <a:prstDash val="solid"/>
+                          </a:ln>
+                        </wps:spPr>
+                        <wps:bodyPr wrap="square" lIns="0" tIns="0" rIns="0" bIns="0" rtlCol="0">
+                          <a:noAutofit/>
+                        </wps:bodyPr>
+                      </wps:wsp>
+                      <wps:wsp>
+                        <wps:cNvPr id="101" name="Graphic 101"/>
+                        <wps:cNvSpPr/>
+                        <wps:spPr>
+                          <a:xfrm>
+                            <a:off x="1194144" y="4757"/>
+                            <a:ext cx="1270" cy="278130"/>
+                          </a:xfrm>
+                          <a:custGeom>
+                            <a:avLst/>
+                            <a:gdLst/>
+                            <a:ahLst/>
+                            <a:cxnLst/>
+                            <a:rect l="l" t="t" r="r" b="b"/>
+                            <a:pathLst>
+                              <a:path h="278130">
+                                <a:moveTo>
+                                  <a:pt x="0" y="277844"/>
+                                </a:moveTo>
+                                <a:lnTo>
+                                  <a:pt x="0" y="0"/>
+                                </a:lnTo>
+                                <a:lnTo>
+                                  <a:pt x="0" y="277844"/>
+                                </a:lnTo>
+                                <a:close/>
+                              </a:path>
+                            </a:pathLst>
+                          </a:custGeom>
+                          <a:solidFill>
+                            <a:srgbClr val="000000"/>
+                          </a:solidFill>
+                        </wps:spPr>
+                        <wps:bodyPr wrap="square" lIns="0" tIns="0" rIns="0" bIns="0" rtlCol="0">
+                          <a:noAutofit/>
+                        </wps:bodyPr>
+                      </wps:wsp>
+                      <wps:wsp>
+                        <wps:cNvPr id="102" name="Graphic 102"/>
+                        <wps:cNvSpPr/>
+                        <wps:spPr>
+                          <a:xfrm>
+                            <a:off x="1194144" y="4757"/>
+                            <a:ext cx="1270" cy="278130"/>
+                          </a:xfrm>
+                          <a:custGeom>
+                            <a:avLst/>
+                            <a:gdLst/>
+                            <a:ahLst/>
+                            <a:cxnLst/>
+                            <a:rect l="l" t="t" r="r" b="b"/>
+                            <a:pathLst>
+                              <a:path h="278130">
+                                <a:moveTo>
+                                  <a:pt x="0" y="0"/>
+                                </a:moveTo>
+                                <a:lnTo>
+                                  <a:pt x="0" y="277844"/>
+                                </a:lnTo>
+                                <a:lnTo>
+                                  <a:pt x="0" y="0"/>
+                                </a:lnTo>
+                                <a:close/>
+                              </a:path>
+                            </a:pathLst>
+                          </a:custGeom>
+                          <a:ln w="9515">
+                            <a:solidFill>
+                              <a:srgbClr val="000000"/>
+                            </a:solidFill>
+                            <a:prstDash val="solid"/>
+                          </a:ln>
+                        </wps:spPr>
+                        <wps:bodyPr wrap="square" lIns="0" tIns="0" rIns="0" bIns="0" rtlCol="0">
+                          <a:noAutofit/>
+                        </wps:bodyPr>
+                      </wps:wsp>
+                      <wps:wsp>
+                        <wps:cNvPr id="103" name="Graphic 103"/>
+                        <wps:cNvSpPr/>
+                        <wps:spPr>
+                          <a:xfrm>
+                            <a:off x="1213194" y="4757"/>
+                            <a:ext cx="9525" cy="278130"/>
+                          </a:xfrm>
+                          <a:custGeom>
+                            <a:avLst/>
+                            <a:gdLst/>
+                            <a:ahLst/>
+                            <a:cxnLst/>
+                            <a:rect l="l" t="t" r="r" b="b"/>
+                            <a:pathLst>
+                              <a:path w="9525" h="278130">
+                                <a:moveTo>
+                                  <a:pt x="9525" y="277844"/>
+                                </a:moveTo>
+                                <a:lnTo>
+                                  <a:pt x="0" y="277844"/>
+                                </a:lnTo>
+                                <a:lnTo>
+                                  <a:pt x="0" y="0"/>
+                                </a:lnTo>
+                                <a:lnTo>
+                                  <a:pt x="9525" y="0"/>
+                                </a:lnTo>
+                                <a:lnTo>
+                                  <a:pt x="9525" y="277844"/>
+                                </a:lnTo>
+                                <a:close/>
+                              </a:path>
+                            </a:pathLst>
+                          </a:custGeom>
+                          <a:solidFill>
+                            <a:srgbClr val="000000"/>
+                          </a:solidFill>
+                        </wps:spPr>
+                        <wps:bodyPr wrap="square" lIns="0" tIns="0" rIns="0" bIns="0" rtlCol="0">
+                          <a:noAutofit/>
+                        </wps:bodyPr>
+                      </wps:wsp>
+                      <wps:wsp>
+                        <wps:cNvPr id="104" name="Graphic 104"/>
+                        <wps:cNvSpPr/>
+                        <wps:spPr>
+                          <a:xfrm>
+                            <a:off x="1213194" y="4757"/>
+                            <a:ext cx="9525" cy="278130"/>
+                          </a:xfrm>
+                          <a:custGeom>
+                            <a:avLst/>
+                            <a:gdLst/>
+                            <a:ahLst/>
+                            <a:cxnLst/>
+                            <a:rect l="l" t="t" r="r" b="b"/>
+                            <a:pathLst>
+                              <a:path w="9525" h="278130">
+                                <a:moveTo>
+                                  <a:pt x="0" y="0"/>
+                                </a:moveTo>
+                                <a:lnTo>
+                                  <a:pt x="0" y="277844"/>
+                                </a:lnTo>
+                                <a:lnTo>
+                                  <a:pt x="9525" y="277844"/>
+                                </a:lnTo>
+                                <a:lnTo>
+                                  <a:pt x="9525" y="0"/>
+                                </a:lnTo>
+                                <a:lnTo>
+                                  <a:pt x="0" y="0"/>
+                                </a:lnTo>
+                                <a:close/>
+                              </a:path>
+                            </a:pathLst>
+                          </a:custGeom>
+                          <a:ln w="9515">
+                            <a:solidFill>
+                              <a:srgbClr val="000000"/>
+                            </a:solidFill>
+                            <a:prstDash val="solid"/>
+                          </a:ln>
+                        </wps:spPr>
+                        <wps:bodyPr wrap="square" lIns="0" tIns="0" rIns="0" bIns="0" rtlCol="0">
+                          <a:noAutofit/>
+                        </wps:bodyPr>
+                      </wps:wsp>
+                      <wps:wsp>
+                        <wps:cNvPr id="105" name="Graphic 105"/>
+                        <wps:cNvSpPr/>
+                        <wps:spPr>
+                          <a:xfrm>
+                            <a:off x="1241674" y="4757"/>
+                            <a:ext cx="1270" cy="278130"/>
+                          </a:xfrm>
+                          <a:custGeom>
+                            <a:avLst/>
+                            <a:gdLst/>
+                            <a:ahLst/>
+                            <a:cxnLst/>
+                            <a:rect l="l" t="t" r="r" b="b"/>
+                            <a:pathLst>
+                              <a:path h="278130">
+                                <a:moveTo>
+                                  <a:pt x="0" y="277844"/>
+                                </a:moveTo>
+                                <a:lnTo>
+                                  <a:pt x="0" y="0"/>
+                                </a:lnTo>
+                                <a:lnTo>
+                                  <a:pt x="0" y="277844"/>
+                                </a:lnTo>
+                                <a:close/>
+                              </a:path>
+                            </a:pathLst>
+                          </a:custGeom>
+                          <a:solidFill>
+                            <a:srgbClr val="000000"/>
+                          </a:solidFill>
+                        </wps:spPr>
+                        <wps:bodyPr wrap="square" lIns="0" tIns="0" rIns="0" bIns="0" rtlCol="0">
+                          <a:noAutofit/>
+                        </wps:bodyPr>
+                      </wps:wsp>
+                      <wps:wsp>
+                        <wps:cNvPr id="106" name="Graphic 106"/>
+                        <wps:cNvSpPr/>
+                        <wps:spPr>
+                          <a:xfrm>
+                            <a:off x="1241674" y="4757"/>
+                            <a:ext cx="1270" cy="278130"/>
+                          </a:xfrm>
+                          <a:custGeom>
+                            <a:avLst/>
+                            <a:gdLst/>
+                            <a:ahLst/>
+                            <a:cxnLst/>
+                            <a:rect l="l" t="t" r="r" b="b"/>
+                            <a:pathLst>
+                              <a:path h="278130">
+                                <a:moveTo>
+                                  <a:pt x="0" y="0"/>
+                                </a:moveTo>
+                                <a:lnTo>
+                                  <a:pt x="0" y="277844"/>
+                                </a:lnTo>
+                                <a:lnTo>
+                                  <a:pt x="0" y="0"/>
+                                </a:lnTo>
+                                <a:close/>
+                              </a:path>
+                            </a:pathLst>
+                          </a:custGeom>
+                          <a:ln w="9515">
+                            <a:solidFill>
+                              <a:srgbClr val="000000"/>
+                            </a:solidFill>
+                            <a:prstDash val="solid"/>
+                          </a:ln>
+                        </wps:spPr>
+                        <wps:bodyPr wrap="square" lIns="0" tIns="0" rIns="0" bIns="0" rtlCol="0">
+                          <a:noAutofit/>
+                        </wps:bodyPr>
+                      </wps:wsp>
+                      <wps:wsp>
+                        <wps:cNvPr id="107" name="Graphic 107"/>
+                        <wps:cNvSpPr/>
+                        <wps:spPr>
+                          <a:xfrm>
+                            <a:off x="1260724" y="4757"/>
+                            <a:ext cx="9525" cy="278130"/>
+                          </a:xfrm>
+                          <a:custGeom>
+                            <a:avLst/>
+                            <a:gdLst/>
+                            <a:ahLst/>
+                            <a:cxnLst/>
+                            <a:rect l="l" t="t" r="r" b="b"/>
+                            <a:pathLst>
+                              <a:path w="9525" h="278130">
+                                <a:moveTo>
+                                  <a:pt x="9525" y="277844"/>
+                                </a:moveTo>
+                                <a:lnTo>
+                                  <a:pt x="0" y="277844"/>
+                                </a:lnTo>
+                                <a:lnTo>
+                                  <a:pt x="0" y="0"/>
+                                </a:lnTo>
+                                <a:lnTo>
+                                  <a:pt x="9525" y="0"/>
+                                </a:lnTo>
+                                <a:lnTo>
+                                  <a:pt x="9525" y="277844"/>
+                                </a:lnTo>
+                                <a:close/>
+                              </a:path>
+                            </a:pathLst>
+                          </a:custGeom>
+                          <a:solidFill>
+                            <a:srgbClr val="000000"/>
+                          </a:solidFill>
+                        </wps:spPr>
+                        <wps:bodyPr wrap="square" lIns="0" tIns="0" rIns="0" bIns="0" rtlCol="0">
+                          <a:noAutofit/>
+                        </wps:bodyPr>
+                      </wps:wsp>
+                      <wps:wsp>
+                        <wps:cNvPr id="108" name="Graphic 108"/>
+                        <wps:cNvSpPr/>
+                        <wps:spPr>
+                          <a:xfrm>
+                            <a:off x="1260724" y="4757"/>
+                            <a:ext cx="9525" cy="278130"/>
+                          </a:xfrm>
+                          <a:custGeom>
+                            <a:avLst/>
+                            <a:gdLst/>
+                            <a:ahLst/>
+                            <a:cxnLst/>
+                            <a:rect l="l" t="t" r="r" b="b"/>
+                            <a:pathLst>
+                              <a:path w="9525" h="278130">
+                                <a:moveTo>
+                                  <a:pt x="0" y="0"/>
+                                </a:moveTo>
+                                <a:lnTo>
+                                  <a:pt x="0" y="277844"/>
+                                </a:lnTo>
+                                <a:lnTo>
+                                  <a:pt x="9525" y="277844"/>
+                                </a:lnTo>
+                                <a:lnTo>
+                                  <a:pt x="9525" y="0"/>
+                                </a:lnTo>
+                                <a:lnTo>
+                                  <a:pt x="0" y="0"/>
+                                </a:lnTo>
+                                <a:close/>
+                              </a:path>
+                            </a:pathLst>
+                          </a:custGeom>
+                          <a:ln w="9515">
+                            <a:solidFill>
+                              <a:srgbClr val="000000"/>
+                            </a:solidFill>
+                            <a:prstDash val="solid"/>
+                          </a:ln>
+                        </wps:spPr>
+                        <wps:bodyPr wrap="square" lIns="0" tIns="0" rIns="0" bIns="0" rtlCol="0">
+                          <a:noAutofit/>
+                        </wps:bodyPr>
+                      </wps:wsp>
+                      <wps:wsp>
+                        <wps:cNvPr id="109" name="Graphic 109"/>
+                        <wps:cNvSpPr/>
+                        <wps:spPr>
+                          <a:xfrm>
+                            <a:off x="1289299" y="4757"/>
+                            <a:ext cx="1270" cy="278130"/>
+                          </a:xfrm>
+                          <a:custGeom>
+                            <a:avLst/>
+                            <a:gdLst/>
+                            <a:ahLst/>
+                            <a:cxnLst/>
+                            <a:rect l="l" t="t" r="r" b="b"/>
+                            <a:pathLst>
+                              <a:path h="278130">
+                                <a:moveTo>
+                                  <a:pt x="0" y="277844"/>
+                                </a:moveTo>
+                                <a:lnTo>
+                                  <a:pt x="0" y="0"/>
+                                </a:lnTo>
+                                <a:lnTo>
+                                  <a:pt x="0" y="277844"/>
+                                </a:lnTo>
+                                <a:close/>
+                              </a:path>
+                            </a:pathLst>
+                          </a:custGeom>
+                          <a:solidFill>
+                            <a:srgbClr val="000000"/>
+                          </a:solidFill>
+                        </wps:spPr>
+                        <wps:bodyPr wrap="square" lIns="0" tIns="0" rIns="0" bIns="0" rtlCol="0">
+                          <a:noAutofit/>
+                        </wps:bodyPr>
+                      </wps:wsp>
+                      <wps:wsp>
+                        <wps:cNvPr id="110" name="Graphic 110"/>
+                        <wps:cNvSpPr/>
+                        <wps:spPr>
+                          <a:xfrm>
+                            <a:off x="1289299" y="4757"/>
+                            <a:ext cx="1270" cy="278130"/>
+                          </a:xfrm>
+                          <a:custGeom>
+                            <a:avLst/>
+                            <a:gdLst/>
+                            <a:ahLst/>
+                            <a:cxnLst/>
+                            <a:rect l="l" t="t" r="r" b="b"/>
+                            <a:pathLst>
+                              <a:path h="278130">
+                                <a:moveTo>
+                                  <a:pt x="0" y="0"/>
+                                </a:moveTo>
+                                <a:lnTo>
+                                  <a:pt x="0" y="277844"/>
+                                </a:lnTo>
+                                <a:lnTo>
+                                  <a:pt x="0" y="0"/>
+                                </a:lnTo>
+                                <a:close/>
+                              </a:path>
+                            </a:pathLst>
+                          </a:custGeom>
+                          <a:ln w="9515">
+                            <a:solidFill>
+                              <a:srgbClr val="000000"/>
+                            </a:solidFill>
+                            <a:prstDash val="solid"/>
+                          </a:ln>
+                        </wps:spPr>
+                        <wps:bodyPr wrap="square" lIns="0" tIns="0" rIns="0" bIns="0" rtlCol="0">
+                          <a:noAutofit/>
+                        </wps:bodyPr>
+                      </wps:wsp>
+                      <wps:wsp>
+                        <wps:cNvPr id="111" name="Graphic 111"/>
+                        <wps:cNvSpPr/>
+                        <wps:spPr>
+                          <a:xfrm>
+                            <a:off x="1308349" y="4757"/>
+                            <a:ext cx="9525" cy="278130"/>
+                          </a:xfrm>
+                          <a:custGeom>
+                            <a:avLst/>
+                            <a:gdLst/>
+                            <a:ahLst/>
+                            <a:cxnLst/>
+                            <a:rect l="l" t="t" r="r" b="b"/>
+                            <a:pathLst>
+                              <a:path w="9525" h="278130">
+                                <a:moveTo>
+                                  <a:pt x="9525" y="277844"/>
+                                </a:moveTo>
+                                <a:lnTo>
+                                  <a:pt x="0" y="277844"/>
+                                </a:lnTo>
+                                <a:lnTo>
+                                  <a:pt x="0" y="0"/>
+                                </a:lnTo>
+                                <a:lnTo>
+                                  <a:pt x="9525" y="0"/>
+                                </a:lnTo>
+                                <a:lnTo>
+                                  <a:pt x="9525" y="277844"/>
+                                </a:lnTo>
+                                <a:close/>
+                              </a:path>
+                            </a:pathLst>
+                          </a:custGeom>
+                          <a:solidFill>
+                            <a:srgbClr val="000000"/>
+                          </a:solidFill>
+                        </wps:spPr>
+                        <wps:bodyPr wrap="square" lIns="0" tIns="0" rIns="0" bIns="0" rtlCol="0">
+                          <a:noAutofit/>
+                        </wps:bodyPr>
+                      </wps:wsp>
+                      <wps:wsp>
+                        <wps:cNvPr id="112" name="Graphic 112"/>
+                        <wps:cNvSpPr/>
+                        <wps:spPr>
+                          <a:xfrm>
+                            <a:off x="1308349" y="4757"/>
+                            <a:ext cx="9525" cy="278130"/>
+                          </a:xfrm>
+                          <a:custGeom>
+                            <a:avLst/>
+                            <a:gdLst/>
+                            <a:ahLst/>
+                            <a:cxnLst/>
+                            <a:rect l="l" t="t" r="r" b="b"/>
+                            <a:pathLst>
+                              <a:path w="9525" h="278130">
+                                <a:moveTo>
+                                  <a:pt x="0" y="0"/>
+                                </a:moveTo>
+                                <a:lnTo>
+                                  <a:pt x="0" y="277844"/>
+                                </a:lnTo>
+                                <a:lnTo>
+                                  <a:pt x="9525" y="277844"/>
+                                </a:lnTo>
+                                <a:lnTo>
+                                  <a:pt x="9525" y="0"/>
+                                </a:lnTo>
+                                <a:lnTo>
+                                  <a:pt x="0" y="0"/>
+                                </a:lnTo>
+                                <a:close/>
+                              </a:path>
+                            </a:pathLst>
+                          </a:custGeom>
+                          <a:ln w="9515">
+                            <a:solidFill>
+                              <a:srgbClr val="000000"/>
+                            </a:solidFill>
+                            <a:prstDash val="solid"/>
+                          </a:ln>
+                        </wps:spPr>
+                        <wps:bodyPr wrap="square" lIns="0" tIns="0" rIns="0" bIns="0" rtlCol="0">
+                          <a:noAutofit/>
+                        </wps:bodyPr>
+                      </wps:wsp>
+                      <wps:wsp>
+                        <wps:cNvPr id="113" name="Graphic 113"/>
+                        <wps:cNvSpPr/>
+                        <wps:spPr>
+                          <a:xfrm>
+                            <a:off x="1346353" y="4757"/>
+                            <a:ext cx="1270" cy="278130"/>
+                          </a:xfrm>
+                          <a:custGeom>
+                            <a:avLst/>
+                            <a:gdLst/>
+                            <a:ahLst/>
+                            <a:cxnLst/>
+                            <a:rect l="l" t="t" r="r" b="b"/>
+                            <a:pathLst>
+                              <a:path h="278130">
+                                <a:moveTo>
+                                  <a:pt x="0" y="277844"/>
+                                </a:moveTo>
+                                <a:lnTo>
+                                  <a:pt x="0" y="0"/>
+                                </a:lnTo>
+                                <a:lnTo>
+                                  <a:pt x="0" y="277844"/>
+                                </a:lnTo>
+                                <a:close/>
+                              </a:path>
+                            </a:pathLst>
+                          </a:custGeom>
+                          <a:solidFill>
+                            <a:srgbClr val="000000"/>
+                          </a:solidFill>
+                        </wps:spPr>
+                        <wps:bodyPr wrap="square" lIns="0" tIns="0" rIns="0" bIns="0" rtlCol="0">
+                          <a:noAutofit/>
+                        </wps:bodyPr>
+                      </wps:wsp>
+                      <wps:wsp>
+                        <wps:cNvPr id="114" name="Graphic 114"/>
+                        <wps:cNvSpPr/>
+                        <wps:spPr>
+                          <a:xfrm>
+                            <a:off x="1346353" y="4757"/>
+                            <a:ext cx="1270" cy="278130"/>
+                          </a:xfrm>
+                          <a:custGeom>
+                            <a:avLst/>
+                            <a:gdLst/>
+                            <a:ahLst/>
+                            <a:cxnLst/>
+                            <a:rect l="l" t="t" r="r" b="b"/>
+                            <a:pathLst>
+                              <a:path h="278130">
+                                <a:moveTo>
+                                  <a:pt x="0" y="0"/>
+                                </a:moveTo>
+                                <a:lnTo>
+                                  <a:pt x="0" y="277844"/>
+                                </a:lnTo>
+                                <a:lnTo>
+                                  <a:pt x="0" y="0"/>
+                                </a:lnTo>
+                                <a:close/>
+                              </a:path>
+                            </a:pathLst>
+                          </a:custGeom>
+                          <a:ln w="9515">
+                            <a:solidFill>
+                              <a:srgbClr val="000000"/>
+                            </a:solidFill>
+                            <a:prstDash val="solid"/>
+                          </a:ln>
+                        </wps:spPr>
+                        <wps:bodyPr wrap="square" lIns="0" tIns="0" rIns="0" bIns="0" rtlCol="0">
+                          <a:noAutofit/>
+                        </wps:bodyPr>
+                      </wps:wsp>
+                      <wps:wsp>
+                        <wps:cNvPr id="115" name="Graphic 115"/>
+                        <wps:cNvSpPr/>
+                        <wps:spPr>
+                          <a:xfrm>
+                            <a:off x="1365403" y="4757"/>
+                            <a:ext cx="9525" cy="278130"/>
+                          </a:xfrm>
+                          <a:custGeom>
+                            <a:avLst/>
+                            <a:gdLst/>
+                            <a:ahLst/>
+                            <a:cxnLst/>
+                            <a:rect l="l" t="t" r="r" b="b"/>
+                            <a:pathLst>
+                              <a:path w="9525" h="278130">
+                                <a:moveTo>
+                                  <a:pt x="9525" y="277844"/>
+                                </a:moveTo>
+                                <a:lnTo>
+                                  <a:pt x="0" y="277844"/>
+                                </a:lnTo>
+                                <a:lnTo>
+                                  <a:pt x="0" y="0"/>
+                                </a:lnTo>
+                                <a:lnTo>
+                                  <a:pt x="9525" y="0"/>
+                                </a:lnTo>
+                                <a:lnTo>
+                                  <a:pt x="9525" y="277844"/>
+                                </a:lnTo>
+                                <a:close/>
+                              </a:path>
+                            </a:pathLst>
+                          </a:custGeom>
+                          <a:solidFill>
+                            <a:srgbClr val="000000"/>
+                          </a:solidFill>
+                        </wps:spPr>
+                        <wps:bodyPr wrap="square" lIns="0" tIns="0" rIns="0" bIns="0" rtlCol="0">
+                          <a:noAutofit/>
+                        </wps:bodyPr>
+                      </wps:wsp>
+                      <wps:wsp>
+                        <wps:cNvPr id="116" name="Graphic 116"/>
+                        <wps:cNvSpPr/>
+                        <wps:spPr>
+                          <a:xfrm>
+                            <a:off x="1365403" y="4757"/>
+                            <a:ext cx="9525" cy="278130"/>
+                          </a:xfrm>
+                          <a:custGeom>
+                            <a:avLst/>
+                            <a:gdLst/>
+                            <a:ahLst/>
+                            <a:cxnLst/>
+                            <a:rect l="l" t="t" r="r" b="b"/>
+                            <a:pathLst>
+                              <a:path w="9525" h="278130">
+                                <a:moveTo>
+                                  <a:pt x="0" y="0"/>
+                                </a:moveTo>
+                                <a:lnTo>
+                                  <a:pt x="0" y="277844"/>
+                                </a:lnTo>
+                                <a:lnTo>
+                                  <a:pt x="9525" y="277844"/>
+                                </a:lnTo>
+                                <a:lnTo>
+                                  <a:pt x="9525" y="0"/>
+                                </a:lnTo>
+                                <a:lnTo>
+                                  <a:pt x="0" y="0"/>
+                                </a:lnTo>
+                                <a:close/>
+                              </a:path>
+                            </a:pathLst>
+                          </a:custGeom>
+                          <a:ln w="9515">
+                            <a:solidFill>
+                              <a:srgbClr val="000000"/>
+                            </a:solidFill>
+                            <a:prstDash val="solid"/>
+                          </a:ln>
+                        </wps:spPr>
+                        <wps:bodyPr wrap="square" lIns="0" tIns="0" rIns="0" bIns="0" rtlCol="0">
+                          <a:noAutofit/>
+                        </wps:bodyPr>
+                      </wps:wsp>
+                      <wps:wsp>
+                        <wps:cNvPr id="117" name="Graphic 117"/>
+                        <wps:cNvSpPr/>
+                        <wps:spPr>
+                          <a:xfrm>
+                            <a:off x="1393978" y="4757"/>
+                            <a:ext cx="1270" cy="278130"/>
+                          </a:xfrm>
+                          <a:custGeom>
+                            <a:avLst/>
+                            <a:gdLst/>
+                            <a:ahLst/>
+                            <a:cxnLst/>
+                            <a:rect l="l" t="t" r="r" b="b"/>
+                            <a:pathLst>
+                              <a:path h="278130">
+                                <a:moveTo>
+                                  <a:pt x="0" y="277844"/>
+                                </a:moveTo>
+                                <a:lnTo>
+                                  <a:pt x="0" y="0"/>
+                                </a:lnTo>
+                                <a:lnTo>
+                                  <a:pt x="0" y="277844"/>
+                                </a:lnTo>
+                                <a:close/>
+                              </a:path>
+                            </a:pathLst>
+                          </a:custGeom>
+                          <a:solidFill>
+                            <a:srgbClr val="000000"/>
+                          </a:solidFill>
+                        </wps:spPr>
+                        <wps:bodyPr wrap="square" lIns="0" tIns="0" rIns="0" bIns="0" rtlCol="0">
+                          <a:noAutofit/>
+                        </wps:bodyPr>
+                      </wps:wsp>
+                      <wps:wsp>
+                        <wps:cNvPr id="118" name="Graphic 118"/>
+                        <wps:cNvSpPr/>
+                        <wps:spPr>
+                          <a:xfrm>
+                            <a:off x="1393978" y="4757"/>
+                            <a:ext cx="1270" cy="278130"/>
+                          </a:xfrm>
+                          <a:custGeom>
+                            <a:avLst/>
+                            <a:gdLst/>
+                            <a:ahLst/>
+                            <a:cxnLst/>
+                            <a:rect l="l" t="t" r="r" b="b"/>
+                            <a:pathLst>
+                              <a:path h="278130">
+                                <a:moveTo>
+                                  <a:pt x="0" y="0"/>
+                                </a:moveTo>
+                                <a:lnTo>
+                                  <a:pt x="0" y="277844"/>
+                                </a:lnTo>
+                                <a:lnTo>
+                                  <a:pt x="0" y="0"/>
+                                </a:lnTo>
+                                <a:close/>
+                              </a:path>
+                            </a:pathLst>
+                          </a:custGeom>
+                          <a:ln w="9515">
+                            <a:solidFill>
+                              <a:srgbClr val="000000"/>
+                            </a:solidFill>
+                            <a:prstDash val="solid"/>
+                          </a:ln>
+                        </wps:spPr>
+                        <wps:bodyPr wrap="square" lIns="0" tIns="0" rIns="0" bIns="0" rtlCol="0">
+                          <a:noAutofit/>
+                        </wps:bodyPr>
+                      </wps:wsp>
+                      <wps:wsp>
+                        <wps:cNvPr id="119" name="Graphic 119"/>
+                        <wps:cNvSpPr/>
+                        <wps:spPr>
+                          <a:xfrm>
+                            <a:off x="1413028" y="4757"/>
+                            <a:ext cx="9525" cy="278130"/>
+                          </a:xfrm>
+                          <a:custGeom>
+                            <a:avLst/>
+                            <a:gdLst/>
+                            <a:ahLst/>
+                            <a:cxnLst/>
+                            <a:rect l="l" t="t" r="r" b="b"/>
+                            <a:pathLst>
+                              <a:path w="9525" h="278130">
+                                <a:moveTo>
+                                  <a:pt x="9525" y="277844"/>
+                                </a:moveTo>
+                                <a:lnTo>
+                                  <a:pt x="0" y="277844"/>
+                                </a:lnTo>
+                                <a:lnTo>
+                                  <a:pt x="0" y="0"/>
+                                </a:lnTo>
+                                <a:lnTo>
+                                  <a:pt x="9525" y="0"/>
+                                </a:lnTo>
+                                <a:lnTo>
+                                  <a:pt x="9525" y="277844"/>
+                                </a:lnTo>
+                                <a:close/>
+                              </a:path>
+                            </a:pathLst>
+                          </a:custGeom>
+                          <a:solidFill>
+                            <a:srgbClr val="000000"/>
+                          </a:solidFill>
+                        </wps:spPr>
+                        <wps:bodyPr wrap="square" lIns="0" tIns="0" rIns="0" bIns="0" rtlCol="0">
+                          <a:noAutofit/>
+                        </wps:bodyPr>
+                      </wps:wsp>
+                      <wps:wsp>
+                        <wps:cNvPr id="120" name="Graphic 120"/>
+                        <wps:cNvSpPr/>
+                        <wps:spPr>
+                          <a:xfrm>
+                            <a:off x="1413028" y="4757"/>
+                            <a:ext cx="9525" cy="278130"/>
+                          </a:xfrm>
+                          <a:custGeom>
+                            <a:avLst/>
+                            <a:gdLst/>
+                            <a:ahLst/>
+                            <a:cxnLst/>
+                            <a:rect l="l" t="t" r="r" b="b"/>
+                            <a:pathLst>
+                              <a:path w="9525" h="278130">
+                                <a:moveTo>
+                                  <a:pt x="0" y="0"/>
+                                </a:moveTo>
+                                <a:lnTo>
+                                  <a:pt x="0" y="277844"/>
+                                </a:lnTo>
+                                <a:lnTo>
+                                  <a:pt x="9525" y="277844"/>
+                                </a:lnTo>
+                                <a:lnTo>
+                                  <a:pt x="9525" y="0"/>
+                                </a:lnTo>
+                                <a:lnTo>
+                                  <a:pt x="0" y="0"/>
+                                </a:lnTo>
+                                <a:close/>
+                              </a:path>
+                            </a:pathLst>
+                          </a:custGeom>
+                          <a:ln w="9515">
+                            <a:solidFill>
+                              <a:srgbClr val="000000"/>
+                            </a:solidFill>
+                            <a:prstDash val="solid"/>
+                          </a:ln>
+                        </wps:spPr>
+                        <wps:bodyPr wrap="square" lIns="0" tIns="0" rIns="0" bIns="0" rtlCol="0">
+                          <a:noAutofit/>
+                        </wps:bodyPr>
+                      </wps:wsp>
+                      <wps:wsp>
+                        <wps:cNvPr id="121" name="Graphic 121"/>
+                        <wps:cNvSpPr/>
+                        <wps:spPr>
+                          <a:xfrm>
+                            <a:off x="1451033" y="4757"/>
+                            <a:ext cx="1270" cy="278130"/>
+                          </a:xfrm>
+                          <a:custGeom>
+                            <a:avLst/>
+                            <a:gdLst/>
+                            <a:ahLst/>
+                            <a:cxnLst/>
+                            <a:rect l="l" t="t" r="r" b="b"/>
+                            <a:pathLst>
+                              <a:path h="278130">
+                                <a:moveTo>
+                                  <a:pt x="0" y="277844"/>
+                                </a:moveTo>
+                                <a:lnTo>
+                                  <a:pt x="0" y="0"/>
+                                </a:lnTo>
+                                <a:lnTo>
+                                  <a:pt x="0" y="277844"/>
+                                </a:lnTo>
+                                <a:close/>
+                              </a:path>
+                            </a:pathLst>
+                          </a:custGeom>
+                          <a:solidFill>
+                            <a:srgbClr val="000000"/>
+                          </a:solidFill>
+                        </wps:spPr>
+                        <wps:bodyPr wrap="square" lIns="0" tIns="0" rIns="0" bIns="0" rtlCol="0">
+                          <a:noAutofit/>
+                        </wps:bodyPr>
+                      </wps:wsp>
+                      <wps:wsp>
+                        <wps:cNvPr id="122" name="Graphic 122"/>
+                        <wps:cNvSpPr/>
+                        <wps:spPr>
+                          <a:xfrm>
+                            <a:off x="1451033" y="4757"/>
+                            <a:ext cx="1270" cy="278130"/>
+                          </a:xfrm>
+                          <a:custGeom>
+                            <a:avLst/>
+                            <a:gdLst/>
+                            <a:ahLst/>
+                            <a:cxnLst/>
+                            <a:rect l="l" t="t" r="r" b="b"/>
+                            <a:pathLst>
+                              <a:path h="278130">
+                                <a:moveTo>
+                                  <a:pt x="0" y="0"/>
+                                </a:moveTo>
+                                <a:lnTo>
+                                  <a:pt x="0" y="277844"/>
+                                </a:lnTo>
+                                <a:lnTo>
+                                  <a:pt x="0" y="0"/>
+                                </a:lnTo>
+                                <a:close/>
+                              </a:path>
+                            </a:pathLst>
+                          </a:custGeom>
+                          <a:ln w="9515">
+                            <a:solidFill>
+                              <a:srgbClr val="000000"/>
+                            </a:solidFill>
+                            <a:prstDash val="solid"/>
+                          </a:ln>
+                        </wps:spPr>
+                        <wps:bodyPr wrap="square" lIns="0" tIns="0" rIns="0" bIns="0" rtlCol="0">
+                          <a:noAutofit/>
+                        </wps:bodyPr>
+                      </wps:wsp>
+                      <wps:wsp>
+                        <wps:cNvPr id="123" name="Graphic 123"/>
+                        <wps:cNvSpPr/>
+                        <wps:spPr>
+                          <a:xfrm>
+                            <a:off x="1470083" y="4757"/>
+                            <a:ext cx="1270" cy="278130"/>
+                          </a:xfrm>
+                          <a:custGeom>
+                            <a:avLst/>
+                            <a:gdLst/>
+                            <a:ahLst/>
+                            <a:cxnLst/>
+                            <a:rect l="l" t="t" r="r" b="b"/>
+                            <a:pathLst>
+                              <a:path h="278130">
+                                <a:moveTo>
+                                  <a:pt x="0" y="277844"/>
+                                </a:moveTo>
+                                <a:lnTo>
+                                  <a:pt x="0" y="0"/>
+                                </a:lnTo>
+                                <a:lnTo>
+                                  <a:pt x="0" y="277844"/>
+                                </a:lnTo>
+                                <a:close/>
+                              </a:path>
+                            </a:pathLst>
+                          </a:custGeom>
+                          <a:solidFill>
+                            <a:srgbClr val="000000"/>
+                          </a:solidFill>
+                        </wps:spPr>
+                        <wps:bodyPr wrap="square" lIns="0" tIns="0" rIns="0" bIns="0" rtlCol="0">
+                          <a:noAutofit/>
+                        </wps:bodyPr>
+                      </wps:wsp>
+                      <wps:wsp>
+                        <wps:cNvPr id="124" name="Graphic 124"/>
+                        <wps:cNvSpPr/>
+                        <wps:spPr>
+                          <a:xfrm>
+                            <a:off x="1470083" y="4757"/>
+                            <a:ext cx="1270" cy="278130"/>
+                          </a:xfrm>
+                          <a:custGeom>
+                            <a:avLst/>
+                            <a:gdLst/>
+                            <a:ahLst/>
+                            <a:cxnLst/>
+                            <a:rect l="l" t="t" r="r" b="b"/>
+                            <a:pathLst>
+                              <a:path h="278130">
+                                <a:moveTo>
+                                  <a:pt x="0" y="0"/>
+                                </a:moveTo>
+                                <a:lnTo>
+                                  <a:pt x="0" y="277844"/>
+                                </a:lnTo>
+                                <a:lnTo>
+                                  <a:pt x="0" y="0"/>
+                                </a:lnTo>
+                                <a:close/>
+                              </a:path>
+                            </a:pathLst>
+                          </a:custGeom>
+                          <a:ln w="9515">
+                            <a:solidFill>
+                              <a:srgbClr val="000000"/>
+                            </a:solidFill>
+                            <a:prstDash val="solid"/>
+                          </a:ln>
+                        </wps:spPr>
+                        <wps:bodyPr wrap="square" lIns="0" tIns="0" rIns="0" bIns="0" rtlCol="0">
+                          <a:noAutofit/>
+                        </wps:bodyPr>
+                      </wps:wsp>
+                      <wps:wsp>
+                        <wps:cNvPr id="125" name="Graphic 125"/>
+                        <wps:cNvSpPr/>
+                        <wps:spPr>
+                          <a:xfrm>
+                            <a:off x="1489133" y="4757"/>
+                            <a:ext cx="9525" cy="278130"/>
+                          </a:xfrm>
+                          <a:custGeom>
+                            <a:avLst/>
+                            <a:gdLst/>
+                            <a:ahLst/>
+                            <a:cxnLst/>
+                            <a:rect l="l" t="t" r="r" b="b"/>
+                            <a:pathLst>
+                              <a:path w="9525" h="278130">
+                                <a:moveTo>
+                                  <a:pt x="9525" y="277844"/>
+                                </a:moveTo>
+                                <a:lnTo>
+                                  <a:pt x="0" y="277844"/>
+                                </a:lnTo>
+                                <a:lnTo>
+                                  <a:pt x="0" y="0"/>
+                                </a:lnTo>
+                                <a:lnTo>
+                                  <a:pt x="9525" y="0"/>
+                                </a:lnTo>
+                                <a:lnTo>
+                                  <a:pt x="9525" y="277844"/>
+                                </a:lnTo>
+                                <a:close/>
+                              </a:path>
+                            </a:pathLst>
+                          </a:custGeom>
+                          <a:solidFill>
+                            <a:srgbClr val="000000"/>
+                          </a:solidFill>
+                        </wps:spPr>
+                        <wps:bodyPr wrap="square" lIns="0" tIns="0" rIns="0" bIns="0" rtlCol="0">
+                          <a:noAutofit/>
+                        </wps:bodyPr>
+                      </wps:wsp>
+                      <wps:wsp>
+                        <wps:cNvPr id="126" name="Graphic 126"/>
+                        <wps:cNvSpPr/>
+                        <wps:spPr>
+                          <a:xfrm>
+                            <a:off x="1489133" y="4757"/>
+                            <a:ext cx="9525" cy="278130"/>
+                          </a:xfrm>
+                          <a:custGeom>
+                            <a:avLst/>
+                            <a:gdLst/>
+                            <a:ahLst/>
+                            <a:cxnLst/>
+                            <a:rect l="l" t="t" r="r" b="b"/>
+                            <a:pathLst>
+                              <a:path w="9525" h="278130">
+                                <a:moveTo>
+                                  <a:pt x="0" y="0"/>
+                                </a:moveTo>
+                                <a:lnTo>
+                                  <a:pt x="0" y="277844"/>
+                                </a:lnTo>
+                                <a:lnTo>
+                                  <a:pt x="9525" y="277844"/>
+                                </a:lnTo>
+                                <a:lnTo>
+                                  <a:pt x="9525" y="0"/>
+                                </a:lnTo>
+                                <a:lnTo>
+                                  <a:pt x="0" y="0"/>
+                                </a:lnTo>
+                                <a:close/>
+                              </a:path>
+                            </a:pathLst>
+                          </a:custGeom>
+                          <a:ln w="9515">
+                            <a:solidFill>
+                              <a:srgbClr val="000000"/>
+                            </a:solidFill>
+                            <a:prstDash val="solid"/>
+                          </a:ln>
+                        </wps:spPr>
+                        <wps:bodyPr wrap="square" lIns="0" tIns="0" rIns="0" bIns="0" rtlCol="0">
+                          <a:noAutofit/>
+                        </wps:bodyPr>
+                      </wps:wsp>
+                      <wps:wsp>
+                        <wps:cNvPr id="127" name="Graphic 127"/>
+                        <wps:cNvSpPr/>
+                        <wps:spPr>
+                          <a:xfrm>
+                            <a:off x="1517613" y="4757"/>
+                            <a:ext cx="1270" cy="278130"/>
+                          </a:xfrm>
+                          <a:custGeom>
+                            <a:avLst/>
+                            <a:gdLst/>
+                            <a:ahLst/>
+                            <a:cxnLst/>
+                            <a:rect l="l" t="t" r="r" b="b"/>
+                            <a:pathLst>
+                              <a:path h="278130">
+                                <a:moveTo>
+                                  <a:pt x="0" y="277844"/>
+                                </a:moveTo>
+                                <a:lnTo>
+                                  <a:pt x="0" y="0"/>
+                                </a:lnTo>
+                                <a:lnTo>
+                                  <a:pt x="0" y="277844"/>
+                                </a:lnTo>
+                                <a:close/>
+                              </a:path>
+                            </a:pathLst>
+                          </a:custGeom>
+                          <a:solidFill>
+                            <a:srgbClr val="000000"/>
+                          </a:solidFill>
+                        </wps:spPr>
+                        <wps:bodyPr wrap="square" lIns="0" tIns="0" rIns="0" bIns="0" rtlCol="0">
+                          <a:noAutofit/>
+                        </wps:bodyPr>
+                      </wps:wsp>
+                      <wps:wsp>
+                        <wps:cNvPr id="128" name="Graphic 128"/>
+                        <wps:cNvSpPr/>
+                        <wps:spPr>
+                          <a:xfrm>
+                            <a:off x="1517613" y="4757"/>
+                            <a:ext cx="1270" cy="278130"/>
+                          </a:xfrm>
+                          <a:custGeom>
+                            <a:avLst/>
+                            <a:gdLst/>
+                            <a:ahLst/>
+                            <a:cxnLst/>
+                            <a:rect l="l" t="t" r="r" b="b"/>
+                            <a:pathLst>
+                              <a:path h="278130">
+                                <a:moveTo>
+                                  <a:pt x="0" y="0"/>
+                                </a:moveTo>
+                                <a:lnTo>
+                                  <a:pt x="0" y="277844"/>
+                                </a:lnTo>
+                                <a:lnTo>
+                                  <a:pt x="0" y="0"/>
+                                </a:lnTo>
+                                <a:close/>
+                              </a:path>
+                            </a:pathLst>
+                          </a:custGeom>
+                          <a:ln w="9515">
+                            <a:solidFill>
+                              <a:srgbClr val="000000"/>
+                            </a:solidFill>
+                            <a:prstDash val="solid"/>
+                          </a:ln>
+                        </wps:spPr>
+                        <wps:bodyPr wrap="square" lIns="0" tIns="0" rIns="0" bIns="0" rtlCol="0">
+                          <a:noAutofit/>
+                        </wps:bodyPr>
+                      </wps:wsp>
+                      <wps:wsp>
+                        <wps:cNvPr id="129" name="Graphic 129"/>
+                        <wps:cNvSpPr/>
+                        <wps:spPr>
+                          <a:xfrm>
+                            <a:off x="1536663" y="4757"/>
+                            <a:ext cx="1270" cy="278130"/>
+                          </a:xfrm>
+                          <a:custGeom>
+                            <a:avLst/>
+                            <a:gdLst/>
+                            <a:ahLst/>
+                            <a:cxnLst/>
+                            <a:rect l="l" t="t" r="r" b="b"/>
+                            <a:pathLst>
+                              <a:path h="278130">
+                                <a:moveTo>
+                                  <a:pt x="0" y="277844"/>
+                                </a:moveTo>
+                                <a:lnTo>
+                                  <a:pt x="0" y="0"/>
+                                </a:lnTo>
+                                <a:lnTo>
+                                  <a:pt x="0" y="277844"/>
+                                </a:lnTo>
+                                <a:close/>
+                              </a:path>
+                            </a:pathLst>
+                          </a:custGeom>
+                          <a:solidFill>
+                            <a:srgbClr val="000000"/>
+                          </a:solidFill>
+                        </wps:spPr>
+                        <wps:bodyPr wrap="square" lIns="0" tIns="0" rIns="0" bIns="0" rtlCol="0">
+                          <a:noAutofit/>
+                        </wps:bodyPr>
+                      </wps:wsp>
+                      <wps:wsp>
+                        <wps:cNvPr id="130" name="Graphic 130"/>
+                        <wps:cNvSpPr/>
+                        <wps:spPr>
+                          <a:xfrm>
+                            <a:off x="1536663" y="4757"/>
+                            <a:ext cx="1270" cy="278130"/>
+                          </a:xfrm>
+                          <a:custGeom>
+                            <a:avLst/>
+                            <a:gdLst/>
+                            <a:ahLst/>
+                            <a:cxnLst/>
+                            <a:rect l="l" t="t" r="r" b="b"/>
+                            <a:pathLst>
+                              <a:path h="278130">
+                                <a:moveTo>
+                                  <a:pt x="0" y="0"/>
+                                </a:moveTo>
+                                <a:lnTo>
+                                  <a:pt x="0" y="277844"/>
+                                </a:lnTo>
+                                <a:lnTo>
+                                  <a:pt x="0" y="0"/>
+                                </a:lnTo>
+                                <a:close/>
+                              </a:path>
+                            </a:pathLst>
+                          </a:custGeom>
+                          <a:ln w="9515">
+                            <a:solidFill>
+                              <a:srgbClr val="000000"/>
+                            </a:solidFill>
+                            <a:prstDash val="solid"/>
+                          </a:ln>
+                        </wps:spPr>
+                        <wps:bodyPr wrap="square" lIns="0" tIns="0" rIns="0" bIns="0" rtlCol="0">
+                          <a:noAutofit/>
+                        </wps:bodyPr>
+                      </wps:wsp>
+                      <wps:wsp>
+                        <wps:cNvPr id="131" name="Graphic 131"/>
+                        <wps:cNvSpPr/>
+                        <wps:spPr>
+                          <a:xfrm>
+                            <a:off x="1555713" y="4757"/>
+                            <a:ext cx="9525" cy="278130"/>
+                          </a:xfrm>
+                          <a:custGeom>
+                            <a:avLst/>
+                            <a:gdLst/>
+                            <a:ahLst/>
+                            <a:cxnLst/>
+                            <a:rect l="l" t="t" r="r" b="b"/>
+                            <a:pathLst>
+                              <a:path w="9525" h="278130">
+                                <a:moveTo>
+                                  <a:pt x="9525" y="277844"/>
+                                </a:moveTo>
+                                <a:lnTo>
+                                  <a:pt x="0" y="277844"/>
+                                </a:lnTo>
+                                <a:lnTo>
+                                  <a:pt x="0" y="0"/>
+                                </a:lnTo>
+                                <a:lnTo>
+                                  <a:pt x="9525" y="0"/>
+                                </a:lnTo>
+                                <a:lnTo>
+                                  <a:pt x="9525" y="277844"/>
+                                </a:lnTo>
+                                <a:close/>
+                              </a:path>
+                            </a:pathLst>
+                          </a:custGeom>
+                          <a:solidFill>
+                            <a:srgbClr val="000000"/>
+                          </a:solidFill>
+                        </wps:spPr>
+                        <wps:bodyPr wrap="square" lIns="0" tIns="0" rIns="0" bIns="0" rtlCol="0">
+                          <a:noAutofit/>
+                        </wps:bodyPr>
+                      </wps:wsp>
+                      <wps:wsp>
+                        <wps:cNvPr id="132" name="Graphic 132"/>
+                        <wps:cNvSpPr/>
+                        <wps:spPr>
+                          <a:xfrm>
+                            <a:off x="1555713" y="4757"/>
+                            <a:ext cx="9525" cy="278130"/>
+                          </a:xfrm>
+                          <a:custGeom>
+                            <a:avLst/>
+                            <a:gdLst/>
+                            <a:ahLst/>
+                            <a:cxnLst/>
+                            <a:rect l="l" t="t" r="r" b="b"/>
+                            <a:pathLst>
+                              <a:path w="9525" h="278130">
+                                <a:moveTo>
+                                  <a:pt x="0" y="0"/>
+                                </a:moveTo>
+                                <a:lnTo>
+                                  <a:pt x="0" y="277844"/>
+                                </a:lnTo>
+                                <a:lnTo>
+                                  <a:pt x="9525" y="277844"/>
+                                </a:lnTo>
+                                <a:lnTo>
+                                  <a:pt x="9525" y="0"/>
+                                </a:lnTo>
+                                <a:lnTo>
+                                  <a:pt x="0" y="0"/>
+                                </a:lnTo>
+                                <a:close/>
+                              </a:path>
+                            </a:pathLst>
+                          </a:custGeom>
+                          <a:ln w="9515">
+                            <a:solidFill>
+                              <a:srgbClr val="000000"/>
+                            </a:solidFill>
+                            <a:prstDash val="solid"/>
+                          </a:ln>
+                        </wps:spPr>
+                        <wps:bodyPr wrap="square" lIns="0" tIns="0" rIns="0" bIns="0" rtlCol="0">
+                          <a:noAutofit/>
+                        </wps:bodyPr>
+                      </wps:wsp>
+                      <wps:wsp>
+                        <wps:cNvPr id="133" name="Graphic 133"/>
+                        <wps:cNvSpPr/>
+                        <wps:spPr>
+                          <a:xfrm>
+                            <a:off x="1593813" y="4757"/>
+                            <a:ext cx="1270" cy="278130"/>
+                          </a:xfrm>
+                          <a:custGeom>
+                            <a:avLst/>
+                            <a:gdLst/>
+                            <a:ahLst/>
+                            <a:cxnLst/>
+                            <a:rect l="l" t="t" r="r" b="b"/>
+                            <a:pathLst>
+                              <a:path h="278130">
+                                <a:moveTo>
+                                  <a:pt x="0" y="277844"/>
+                                </a:moveTo>
+                                <a:lnTo>
+                                  <a:pt x="0" y="0"/>
+                                </a:lnTo>
+                                <a:lnTo>
+                                  <a:pt x="0" y="277844"/>
+                                </a:lnTo>
+                                <a:close/>
+                              </a:path>
+                            </a:pathLst>
+                          </a:custGeom>
+                          <a:solidFill>
+                            <a:srgbClr val="000000"/>
+                          </a:solidFill>
+                        </wps:spPr>
+                        <wps:bodyPr wrap="square" lIns="0" tIns="0" rIns="0" bIns="0" rtlCol="0">
+                          <a:noAutofit/>
+                        </wps:bodyPr>
+                      </wps:wsp>
+                      <wps:wsp>
+                        <wps:cNvPr id="134" name="Graphic 134"/>
+                        <wps:cNvSpPr/>
+                        <wps:spPr>
+                          <a:xfrm>
+                            <a:off x="1593813" y="4757"/>
+                            <a:ext cx="1270" cy="278130"/>
+                          </a:xfrm>
+                          <a:custGeom>
+                            <a:avLst/>
+                            <a:gdLst/>
+                            <a:ahLst/>
+                            <a:cxnLst/>
+                            <a:rect l="l" t="t" r="r" b="b"/>
+                            <a:pathLst>
+                              <a:path h="278130">
+                                <a:moveTo>
+                                  <a:pt x="0" y="0"/>
+                                </a:moveTo>
+                                <a:lnTo>
+                                  <a:pt x="0" y="277844"/>
+                                </a:lnTo>
+                                <a:lnTo>
+                                  <a:pt x="0" y="0"/>
+                                </a:lnTo>
+                                <a:close/>
+                              </a:path>
+                            </a:pathLst>
+                          </a:custGeom>
+                          <a:ln w="9515">
+                            <a:solidFill>
+                              <a:srgbClr val="000000"/>
+                            </a:solidFill>
+                            <a:prstDash val="solid"/>
+                          </a:ln>
+                        </wps:spPr>
+                        <wps:bodyPr wrap="square" lIns="0" tIns="0" rIns="0" bIns="0" rtlCol="0">
+                          <a:noAutofit/>
+                        </wps:bodyPr>
+                      </wps:wsp>
+                      <wps:wsp>
+                        <wps:cNvPr id="135" name="Graphic 135"/>
+                        <wps:cNvSpPr/>
+                        <wps:spPr>
+                          <a:xfrm>
+                            <a:off x="1612768" y="4757"/>
+                            <a:ext cx="1270" cy="278130"/>
+                          </a:xfrm>
+                          <a:custGeom>
+                            <a:avLst/>
+                            <a:gdLst/>
+                            <a:ahLst/>
+                            <a:cxnLst/>
+                            <a:rect l="l" t="t" r="r" b="b"/>
+                            <a:pathLst>
+                              <a:path h="278130">
+                                <a:moveTo>
+                                  <a:pt x="0" y="277844"/>
+                                </a:moveTo>
+                                <a:lnTo>
+                                  <a:pt x="0" y="0"/>
+                                </a:lnTo>
+                                <a:lnTo>
+                                  <a:pt x="0" y="277844"/>
+                                </a:lnTo>
+                                <a:close/>
+                              </a:path>
+                            </a:pathLst>
+                          </a:custGeom>
+                          <a:solidFill>
+                            <a:srgbClr val="000000"/>
+                          </a:solidFill>
+                        </wps:spPr>
+                        <wps:bodyPr wrap="square" lIns="0" tIns="0" rIns="0" bIns="0" rtlCol="0">
+                          <a:noAutofit/>
+                        </wps:bodyPr>
+                      </wps:wsp>
+                      <wps:wsp>
+                        <wps:cNvPr id="136" name="Graphic 136"/>
+                        <wps:cNvSpPr/>
+                        <wps:spPr>
+                          <a:xfrm>
+                            <a:off x="1612768" y="4757"/>
+                            <a:ext cx="1270" cy="278130"/>
+                          </a:xfrm>
+                          <a:custGeom>
+                            <a:avLst/>
+                            <a:gdLst/>
+                            <a:ahLst/>
+                            <a:cxnLst/>
+                            <a:rect l="l" t="t" r="r" b="b"/>
+                            <a:pathLst>
+                              <a:path h="278130">
+                                <a:moveTo>
+                                  <a:pt x="0" y="0"/>
+                                </a:moveTo>
+                                <a:lnTo>
+                                  <a:pt x="0" y="277844"/>
+                                </a:lnTo>
+                                <a:lnTo>
+                                  <a:pt x="0" y="0"/>
+                                </a:lnTo>
+                                <a:close/>
+                              </a:path>
+                            </a:pathLst>
+                          </a:custGeom>
+                          <a:ln w="9515">
+                            <a:solidFill>
+                              <a:srgbClr val="000000"/>
+                            </a:solidFill>
+                            <a:prstDash val="solid"/>
+                          </a:ln>
+                        </wps:spPr>
+                        <wps:bodyPr wrap="square" lIns="0" tIns="0" rIns="0" bIns="0" rtlCol="0">
+                          <a:noAutofit/>
+                        </wps:bodyPr>
+                      </wps:wsp>
+                      <wps:wsp>
+                        <wps:cNvPr id="137" name="Graphic 137"/>
+                        <wps:cNvSpPr/>
+                        <wps:spPr>
+                          <a:xfrm>
+                            <a:off x="1641343" y="4757"/>
+                            <a:ext cx="1270" cy="278130"/>
+                          </a:xfrm>
+                          <a:custGeom>
+                            <a:avLst/>
+                            <a:gdLst/>
+                            <a:ahLst/>
+                            <a:cxnLst/>
+                            <a:rect l="l" t="t" r="r" b="b"/>
+                            <a:pathLst>
+                              <a:path h="278130">
+                                <a:moveTo>
+                                  <a:pt x="0" y="277844"/>
+                                </a:moveTo>
+                                <a:lnTo>
+                                  <a:pt x="0" y="0"/>
+                                </a:lnTo>
+                                <a:lnTo>
+                                  <a:pt x="0" y="277844"/>
+                                </a:lnTo>
+                                <a:close/>
+                              </a:path>
+                            </a:pathLst>
+                          </a:custGeom>
+                          <a:solidFill>
+                            <a:srgbClr val="000000"/>
+                          </a:solidFill>
+                        </wps:spPr>
+                        <wps:bodyPr wrap="square" lIns="0" tIns="0" rIns="0" bIns="0" rtlCol="0">
+                          <a:noAutofit/>
+                        </wps:bodyPr>
+                      </wps:wsp>
+                      <wps:wsp>
+                        <wps:cNvPr id="138" name="Graphic 138"/>
+                        <wps:cNvSpPr/>
+                        <wps:spPr>
+                          <a:xfrm>
+                            <a:off x="1641343" y="4757"/>
+                            <a:ext cx="1270" cy="278130"/>
+                          </a:xfrm>
+                          <a:custGeom>
+                            <a:avLst/>
+                            <a:gdLst/>
+                            <a:ahLst/>
+                            <a:cxnLst/>
+                            <a:rect l="l" t="t" r="r" b="b"/>
+                            <a:pathLst>
+                              <a:path h="278130">
+                                <a:moveTo>
+                                  <a:pt x="0" y="0"/>
+                                </a:moveTo>
+                                <a:lnTo>
+                                  <a:pt x="0" y="277844"/>
+                                </a:lnTo>
+                                <a:lnTo>
+                                  <a:pt x="0" y="0"/>
+                                </a:lnTo>
+                                <a:close/>
+                              </a:path>
+                            </a:pathLst>
+                          </a:custGeom>
+                          <a:ln w="9515">
+                            <a:solidFill>
+                              <a:srgbClr val="000000"/>
+                            </a:solidFill>
+                            <a:prstDash val="solid"/>
+                          </a:ln>
+                        </wps:spPr>
+                        <wps:bodyPr wrap="square" lIns="0" tIns="0" rIns="0" bIns="0" rtlCol="0">
+                          <a:noAutofit/>
+                        </wps:bodyPr>
+                      </wps:wsp>
+                      <wps:wsp>
+                        <wps:cNvPr id="139" name="Graphic 139"/>
+                        <wps:cNvSpPr/>
+                        <wps:spPr>
+                          <a:xfrm>
+                            <a:off x="1660393" y="4757"/>
+                            <a:ext cx="9525" cy="278130"/>
+                          </a:xfrm>
+                          <a:custGeom>
+                            <a:avLst/>
+                            <a:gdLst/>
+                            <a:ahLst/>
+                            <a:cxnLst/>
+                            <a:rect l="l" t="t" r="r" b="b"/>
+                            <a:pathLst>
+                              <a:path w="9525" h="278130">
+                                <a:moveTo>
+                                  <a:pt x="9525" y="277844"/>
+                                </a:moveTo>
+                                <a:lnTo>
+                                  <a:pt x="0" y="277844"/>
+                                </a:lnTo>
+                                <a:lnTo>
+                                  <a:pt x="0" y="0"/>
+                                </a:lnTo>
+                                <a:lnTo>
+                                  <a:pt x="9525" y="0"/>
+                                </a:lnTo>
+                                <a:lnTo>
+                                  <a:pt x="9525" y="277844"/>
+                                </a:lnTo>
+                                <a:close/>
+                              </a:path>
+                            </a:pathLst>
+                          </a:custGeom>
+                          <a:solidFill>
+                            <a:srgbClr val="000000"/>
+                          </a:solidFill>
+                        </wps:spPr>
+                        <wps:bodyPr wrap="square" lIns="0" tIns="0" rIns="0" bIns="0" rtlCol="0">
+                          <a:noAutofit/>
+                        </wps:bodyPr>
+                      </wps:wsp>
+                      <wps:wsp>
+                        <wps:cNvPr id="140" name="Graphic 140"/>
+                        <wps:cNvSpPr/>
+                        <wps:spPr>
+                          <a:xfrm>
+                            <a:off x="1660393" y="4757"/>
+                            <a:ext cx="9525" cy="278130"/>
+                          </a:xfrm>
+                          <a:custGeom>
+                            <a:avLst/>
+                            <a:gdLst/>
+                            <a:ahLst/>
+                            <a:cxnLst/>
+                            <a:rect l="l" t="t" r="r" b="b"/>
+                            <a:pathLst>
+                              <a:path w="9525" h="278130">
+                                <a:moveTo>
+                                  <a:pt x="0" y="0"/>
+                                </a:moveTo>
+                                <a:lnTo>
+                                  <a:pt x="0" y="277844"/>
+                                </a:lnTo>
+                                <a:lnTo>
+                                  <a:pt x="9525" y="277844"/>
+                                </a:lnTo>
+                                <a:lnTo>
+                                  <a:pt x="9525" y="0"/>
+                                </a:lnTo>
+                                <a:lnTo>
+                                  <a:pt x="0" y="0"/>
+                                </a:lnTo>
+                                <a:close/>
+                              </a:path>
+                            </a:pathLst>
+                          </a:custGeom>
+                          <a:ln w="9515">
+                            <a:solidFill>
+                              <a:srgbClr val="000000"/>
+                            </a:solidFill>
+                            <a:prstDash val="solid"/>
+                          </a:ln>
+                        </wps:spPr>
+                        <wps:bodyPr wrap="square" lIns="0" tIns="0" rIns="0" bIns="0" rtlCol="0">
+                          <a:noAutofit/>
+                        </wps:bodyPr>
+                      </wps:wsp>
+                      <wps:wsp>
+                        <wps:cNvPr id="141" name="Graphic 141"/>
+                        <wps:cNvSpPr/>
+                        <wps:spPr>
+                          <a:xfrm>
+                            <a:off x="1688968" y="4757"/>
+                            <a:ext cx="9525" cy="278130"/>
+                          </a:xfrm>
+                          <a:custGeom>
+                            <a:avLst/>
+                            <a:gdLst/>
+                            <a:ahLst/>
+                            <a:cxnLst/>
+                            <a:rect l="l" t="t" r="r" b="b"/>
+                            <a:pathLst>
+                              <a:path w="9525" h="278130">
+                                <a:moveTo>
+                                  <a:pt x="9429" y="277844"/>
+                                </a:moveTo>
+                                <a:lnTo>
+                                  <a:pt x="0" y="277844"/>
+                                </a:lnTo>
+                                <a:lnTo>
+                                  <a:pt x="0" y="0"/>
+                                </a:lnTo>
+                                <a:lnTo>
+                                  <a:pt x="9429" y="0"/>
+                                </a:lnTo>
+                                <a:lnTo>
+                                  <a:pt x="9429" y="277844"/>
+                                </a:lnTo>
+                                <a:close/>
+                              </a:path>
+                            </a:pathLst>
+                          </a:custGeom>
+                          <a:solidFill>
+                            <a:srgbClr val="000000"/>
+                          </a:solidFill>
+                        </wps:spPr>
+                        <wps:bodyPr wrap="square" lIns="0" tIns="0" rIns="0" bIns="0" rtlCol="0">
+                          <a:noAutofit/>
+                        </wps:bodyPr>
+                      </wps:wsp>
+                      <wps:wsp>
+                        <wps:cNvPr id="142" name="Graphic 142"/>
+                        <wps:cNvSpPr/>
+                        <wps:spPr>
+                          <a:xfrm>
+                            <a:off x="1688968" y="4757"/>
+                            <a:ext cx="9525" cy="278130"/>
+                          </a:xfrm>
+                          <a:custGeom>
+                            <a:avLst/>
+                            <a:gdLst/>
+                            <a:ahLst/>
+                            <a:cxnLst/>
+                            <a:rect l="l" t="t" r="r" b="b"/>
+                            <a:pathLst>
+                              <a:path w="9525" h="278130">
+                                <a:moveTo>
+                                  <a:pt x="0" y="0"/>
+                                </a:moveTo>
+                                <a:lnTo>
+                                  <a:pt x="0" y="277844"/>
+                                </a:lnTo>
+                                <a:lnTo>
+                                  <a:pt x="9429" y="277844"/>
+                                </a:lnTo>
+                                <a:lnTo>
+                                  <a:pt x="9429" y="0"/>
+                                </a:lnTo>
+                                <a:lnTo>
+                                  <a:pt x="0" y="0"/>
+                                </a:lnTo>
+                                <a:close/>
+                              </a:path>
+                            </a:pathLst>
+                          </a:custGeom>
+                          <a:ln w="9515">
+                            <a:solidFill>
+                              <a:srgbClr val="000000"/>
+                            </a:solidFill>
+                            <a:prstDash val="solid"/>
+                          </a:ln>
+                        </wps:spPr>
+                        <wps:bodyPr wrap="square" lIns="0" tIns="0" rIns="0" bIns="0" rtlCol="0">
+                          <a:noAutofit/>
+                        </wps:bodyPr>
+                      </wps:wsp>
+                      <wps:wsp>
+                        <wps:cNvPr id="143" name="Graphic 143"/>
+                        <wps:cNvSpPr/>
+                        <wps:spPr>
+                          <a:xfrm>
+                            <a:off x="1717447" y="4757"/>
+                            <a:ext cx="1270" cy="278130"/>
+                          </a:xfrm>
+                          <a:custGeom>
+                            <a:avLst/>
+                            <a:gdLst/>
+                            <a:ahLst/>
+                            <a:cxnLst/>
+                            <a:rect l="l" t="t" r="r" b="b"/>
+                            <a:pathLst>
+                              <a:path h="278130">
+                                <a:moveTo>
+                                  <a:pt x="0" y="277844"/>
+                                </a:moveTo>
+                                <a:lnTo>
+                                  <a:pt x="0" y="0"/>
+                                </a:lnTo>
+                                <a:lnTo>
+                                  <a:pt x="0" y="277844"/>
+                                </a:lnTo>
+                                <a:close/>
+                              </a:path>
+                            </a:pathLst>
+                          </a:custGeom>
+                          <a:solidFill>
+                            <a:srgbClr val="000000"/>
+                          </a:solidFill>
+                        </wps:spPr>
+                        <wps:bodyPr wrap="square" lIns="0" tIns="0" rIns="0" bIns="0" rtlCol="0">
+                          <a:noAutofit/>
+                        </wps:bodyPr>
+                      </wps:wsp>
+                      <wps:wsp>
+                        <wps:cNvPr id="144" name="Graphic 144"/>
+                        <wps:cNvSpPr/>
+                        <wps:spPr>
+                          <a:xfrm>
+                            <a:off x="1717447" y="4757"/>
+                            <a:ext cx="1270" cy="278130"/>
+                          </a:xfrm>
+                          <a:custGeom>
+                            <a:avLst/>
+                            <a:gdLst/>
+                            <a:ahLst/>
+                            <a:cxnLst/>
+                            <a:rect l="l" t="t" r="r" b="b"/>
+                            <a:pathLst>
+                              <a:path h="278130">
+                                <a:moveTo>
+                                  <a:pt x="0" y="0"/>
+                                </a:moveTo>
+                                <a:lnTo>
+                                  <a:pt x="0" y="277844"/>
+                                </a:lnTo>
+                                <a:lnTo>
+                                  <a:pt x="0" y="0"/>
+                                </a:lnTo>
+                                <a:close/>
+                              </a:path>
+                            </a:pathLst>
+                          </a:custGeom>
+                          <a:ln w="9515">
+                            <a:solidFill>
+                              <a:srgbClr val="000000"/>
+                            </a:solidFill>
+                            <a:prstDash val="solid"/>
+                          </a:ln>
+                        </wps:spPr>
+                        <wps:bodyPr wrap="square" lIns="0" tIns="0" rIns="0" bIns="0" rtlCol="0">
+                          <a:noAutofit/>
+                        </wps:bodyPr>
+                      </wps:wsp>
+                    </wpg:wgp>
+                  </a:graphicData>
+                </a:graphic>
+              </wp:anchor>
+            </w:drawing>
+          </mc:Choice>
+          <mc:Fallback>
+            <w:pict>
+              <v:group w14:anchorId="02DBBB9A" id="Group 4" o:spid="_x0000_s1026" style="position:absolute;margin-left:28.3pt;margin-top:28.8pt;width:135.65pt;height:22.65pt;z-index:-251657216;mso-wrap-distance-left:0;mso-wrap-distance-right:0;mso-position-horizontal-relative:page" coordsize="17227,2876" o:gfxdata="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">
+                <v:shape id="Graphic 5" o:spid="_x0000_s1027" style="position:absolute;left:47;top:47;width:13;height:2781;visibility:visible;mso-wrap-style:square;v-text-anchor:top" coordsize="1270,278130" o:gfxdata="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" path="m,277844l,,,277844xe" fillcolor="black" stroked="f">
+                  <v:path arrowok="t"/>
+                </v:shape>
+                <v:shape id="Graphic 6" o:spid="_x0000_s1028" style="position:absolute;left:47;top:47;width:13;height:2781;visibility:visible;mso-wrap-style:square;v-text-anchor:top" coordsize="1270,278130" o:gfxdata="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" path="m,l,277844,,xe" filled="f" strokeweight=".26431mm">
+                  <v:path arrowok="t"/>
+                </v:shape>
+                <v:shape id="Graphic 7" o:spid="_x0000_s1029" style="position:absolute;left:333;top:47;width:13;height:2781;visibility:visible;mso-wrap-style:square;v-text-anchor:top" coordsize="1270,278130" o:gfxdata="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" path="m,277844l,,,277844xe" fillcolor="black" stroked="f">
+                  <v:path arrowok="t"/>
+                </v:shape>
+                <v:shape id="Graphic 8" o:spid="_x0000_s1030" style="position:absolute;left:333;top:47;width:13;height:2781;visibility:visible;mso-wrap-style:square;v-text-anchor:top" coordsize="1270,278130" o:gfxdata="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" path="m,l,277844,,xe" filled="f" strokeweight=".26431mm">
+                  <v:path arrowok="t"/>
+                </v:shape>
+                <v:shape id="Graphic 9" o:spid="_x0000_s1031" style="position:absolute;left:522;top:47;width:96;height:2781;visibility:visible;mso-wrap-style:square;v-text-anchor:top" coordsize="9525,278130" o:gfxdata="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" path="m9525,277844r-9525,l,,9525,r,277844xe" fillcolor="black" stroked="f">
+                  <v:path arrowok="t"/>
+                </v:shape>
+                <v:shape id="Graphic 10" o:spid="_x0000_s1032" style="position:absolute;left:522;top:47;width:96;height:2781;visibility:visible;mso-wrap-style:square;v-text-anchor:top" coordsize="9525,278130" o:gfxdata="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" path="m,l,277844r9525,l9525,,,xe" filled="f" strokeweight=".26431mm">
+                  <v:path arrowok="t"/>
+                </v:shape>
+                <v:shape id="Graphic 11" o:spid="_x0000_s1033" style="position:absolute;left:808;top:47;width:95;height:2781;visibility:visible;mso-wrap-style:square;v-text-anchor:top" coordsize="9525,278130" o:gfxdata="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" path="m9525,277844r-9525,l,,9525,r,277844xe" fillcolor="black" stroked="f">
+                  <v:path arrowok="t"/>
+                </v:shape>
+                <v:shape id="Graphic 12" o:spid="_x0000_s1034" style="position:absolute;left:808;top:47;width:95;height:2781;visibility:visible;mso-wrap-style:square;v-text-anchor:top" coordsize="9525,278130" o:gfxdata="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" path="m,l,277844r9525,l9525,,,xe" filled="f" strokeweight=".26431mm">
+                  <v:path arrowok="t"/>
+                </v:shape>
+                <v:shape id="Graphic 13" o:spid="_x0000_s1035" style="position:absolute;left:1094;top:47;width:13;height:2781;visibility:visible;mso-wrap-style:square;v-text-anchor:top" coordsize="1270,278130" o:gfxdata="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" path="m,277844l,,,277844xe" fillcolor="black" stroked="f">
+                  <v:path arrowok="t"/>
+                </v:shape>
+                <v:shape id="Graphic 14" o:spid="_x0000_s1036" style="position:absolute;left:1094;top:47;width:13;height:2781;visibility:visible;mso-wrap-style:square;v-text-anchor:top" coordsize="1270,278130" o:gfxdata="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" path="m,l,277844,,xe" filled="f" strokeweight=".26431mm">
+                  <v:path arrowok="t"/>
+                </v:shape>
+                <v:shape id="Graphic 15" o:spid="_x0000_s1037" style="position:absolute;left:1284;top:47;width:13;height:2781;visibility:visible;mso-wrap-style:square;v-text-anchor:top" coordsize="1270,278130" o:gfxdata="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" path="m,277844l,,,277844xe" fillcolor="black" stroked="f">
+                  <v:path arrowok="t"/>
+                </v:shape>
+                <v:shape id="Graphic 16" o:spid="_x0000_s1038" style="position:absolute;left:1284;top:47;width:13;height:2781;visibility:visible;mso-wrap-style:square;v-text-anchor:top" coordsize="1270,278130" o:gfxdata="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" path="m,l,277844,,xe" filled="f" strokeweight=".26431mm">
+                  <v:path arrowok="t"/>
+                </v:shape>
+                <v:shape id="Graphic 17" o:spid="_x0000_s1039" style="position:absolute;left:1569;top:47;width:95;height:2781;visibility:visible;mso-wrap-style:square;v-text-anchor:top" coordsize="9525,278130" o:gfxdata="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" path="m9525,277844r-9525,l,,9525,r,277844xe" fillcolor="black" stroked="f">
+                  <v:path arrowok="t"/>
+                </v:shape>
+                <v:shape id="Graphic 18" o:spid="_x0000_s1040" style="position:absolute;left:1569;top:47;width:95;height:2781;visibility:visible;mso-wrap-style:square;v-text-anchor:top" coordsize="9525,278130" o:gfxdata="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" path="m,l,277844r9525,l9525,,,xe" filled="f" strokeweight=".26431mm">
+                  <v:path arrowok="t"/>
+                </v:shape>
+                <v:shape id="Graphic 19" o:spid="_x0000_s1041" style="position:absolute;left:1855;top:47;width:13;height:2781;visibility:visible;mso-wrap-style:square;v-text-anchor:top" coordsize="1270,278130" o:gfxdata="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" path="m,277844l,,,277844xe" fillcolor="black" stroked="f">
+                  <v:path arrowok="t"/>
+                </v:shape>
+                <v:shape id="Graphic 20" o:spid="_x0000_s1042" style="position:absolute;left:1855;top:47;width:13;height:2781;visibility:visible;mso-wrap-style:square;v-text-anchor:top" coordsize="1270,278130" o:gfxdata="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" path="m,l,277844,,xe" filled="f" strokeweight=".26431mm">
+                  <v:path arrowok="t"/>
+                </v:shape>
+                <v:shape id="Graphic 21" o:spid="_x0000_s1043" style="position:absolute;left:2045;top:47;width:96;height:2781;visibility:visible;mso-wrap-style:square;v-text-anchor:top" coordsize="9525,278130" o:gfxdata="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" path="m9525,277844r-9525,l,,9525,r,277844xe" fillcolor="black" stroked="f">
+                  <v:path arrowok="t"/>
+                </v:shape>
+                <v:shape id="Graphic 22" o:spid="_x0000_s1044" style="position:absolute;left:2045;top:47;width:96;height:2781;visibility:visible;mso-wrap-style:square;v-text-anchor:top" coordsize="9525,278130" o:gfxdata="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" path="m,l,277844r9525,l9525,,,xe" filled="f" strokeweight=".26431mm">
+                  <v:path arrowok="t"/>
+                </v:shape>
+                <v:shape id="Graphic 23" o:spid="_x0000_s1045" style="position:absolute;left:2331;top:47;width:13;height:2781;visibility:visible;mso-wrap-style:square;v-text-anchor:top" coordsize="1270,278130" o:gfxdata="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" path="m,277844l,,,277844xe" fillcolor="black" stroked="f">
+                  <v:path arrowok="t"/>
+                </v:shape>
+                <v:shape id="Graphic 24" o:spid="_x0000_s1046" style="position:absolute;left:2331;top:47;width:13;height:2781;visibility:visible;mso-wrap-style:square;v-text-anchor:top" coordsize="1270,278130" o:gfxdata="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" path="m,l,277844,,xe" filled="f" strokeweight=".26431mm">
+                  <v:path arrowok="t"/>
+                </v:shape>
+                <v:shape id="Graphic 25" o:spid="_x0000_s1047" style="position:absolute;left:2521;top:47;width:12;height:2781;visibility:visible;mso-wrap-style:square;v-text-anchor:top" coordsize="1270,278130" o:gfxdata="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" path="m,277844l,,,277844xe" fillcolor="black" stroked="f">
+                  <v:path arrowok="t"/>
+                </v:shape>
+                <v:shape id="Graphic 26" o:spid="_x0000_s1048" style="position:absolute;left:2521;top:47;width:12;height:2781;visibility:visible;mso-wrap-style:square;v-text-anchor:top" coordsize="1270,278130" o:gfxdata="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" path="m,l,277844,,xe" filled="f" strokeweight=".26431mm">
+                  <v:path arrowok="t"/>
+                </v:shape>
+                <v:shape id="Graphic 27" o:spid="_x0000_s1049" style="position:absolute;left:2711;top:47;width:95;height:2781;visibility:visible;mso-wrap-style:square;v-text-anchor:top" coordsize="9525,278130" o:gfxdata="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" path="m9525,277844r-9525,l,,9525,r,277844xe" fillcolor="black" stroked="f">
+                  <v:path arrowok="t"/>
+                </v:shape>
+                <v:shape id="Graphic 28" o:spid="_x0000_s1050" style="position:absolute;left:2711;top:47;width:95;height:2781;visibility:visible;mso-wrap-style:square;v-text-anchor:top" coordsize="9525,278130" o:gfxdata="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" path="m,l,277844r9525,l9525,,,xe" filled="f" strokeweight=".26431mm">
+                  <v:path arrowok="t"/>
+                </v:shape>
+                <v:shape id="Graphic 29" o:spid="_x0000_s1051" style="position:absolute;left:3092;top:47;width:95;height:2781;visibility:visible;mso-wrap-style:square;v-text-anchor:top" coordsize="9525,278130" o:gfxdata="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" path="m9525,277844r-9525,l,,9525,r,277844xe" fillcolor="black" stroked="f">
+                  <v:path arrowok="t"/>
+                </v:shape>
+                <v:shape id="Graphic 30" o:spid="_x0000_s1052" style="position:absolute;left:3092;top:47;width:95;height:2781;visibility:visible;mso-wrap-style:square;v-text-anchor:top" coordsize="9525,278130" o:gfxdata="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" path="m,l,277844r9525,l9525,,,xe" filled="f" strokeweight=".26431mm">
+                  <v:path arrowok="t"/>
+                </v:shape>
+                <v:shape id="Graphic 31" o:spid="_x0000_s1053" style="position:absolute;left:3377;top:47;width:13;height:2781;visibility:visible;mso-wrap-style:square;v-text-anchor:top" coordsize="1270,278130" o:gfxdata="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" path="m,277844l,,,277844xe" fillcolor="black" stroked="f">
+                  <v:path arrowok="t"/>
+                </v:shape>
+                <v:shape id="Graphic 32" o:spid="_x0000_s1054" style="position:absolute;left:3377;top:47;width:13;height:2781;visibility:visible;mso-wrap-style:square;v-text-anchor:top" coordsize="1270,278130" o:gfxdata="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" path="m,l,277844,,xe" filled="f" strokeweight=".26431mm">
+                  <v:path arrowok="t"/>
+                </v:shape>
+                <v:shape id="Graphic 33" o:spid="_x0000_s1055" style="position:absolute;left:3568;top:47;width:12;height:2781;visibility:visible;mso-wrap-style:square;v-text-anchor:top" coordsize="1270,278130" o:gfxdata="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" path="m,277844l,,,277844xe" fillcolor="black" stroked="f">
+                  <v:path arrowok="t"/>
+                </v:shape>
+                <v:shape id="Graphic 34" o:spid="_x0000_s1056" style="position:absolute;left:3568;top:47;width:12;height:2781;visibility:visible;mso-wrap-style:square;v-text-anchor:top" coordsize="1270,278130" o:gfxdata="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" path="m,l,277844,,xe" filled="f" strokeweight=".26431mm">
+                  <v:path arrowok="t"/>
+                </v:shape>
+                <v:shape id="Graphic 35" o:spid="_x0000_s1057" style="position:absolute;left:3758;top:47;width:13;height:2781;visibility:visible;mso-wrap-style:square;v-text-anchor:top" coordsize="1270,278130" o:gfxdata="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" path="m,277844l,,,277844xe" fillcolor="black" stroked="f">
+                  <v:path arrowok="t"/>
+                </v:shape>
+                <v:shape id="Graphic 36" o:spid="_x0000_s1058" style="position:absolute;left:3758;top:47;width:13;height:2781;visibility:visible;mso-wrap-style:square;v-text-anchor:top" coordsize="1270,278130" o:gfxdata="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" path="m,l,277844,,xe" filled="f" strokeweight=".26431mm">
+                  <v:path arrowok="t"/>
+                </v:shape>
+                <v:shape id="Graphic 37" o:spid="_x0000_s1059" style="position:absolute;left:3949;top:47;width:12;height:2781;visibility:visible;mso-wrap-style:square;v-text-anchor:top" coordsize="1270,278130" o:gfxdata="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" path="m,277844l,,,277844xe" fillcolor="black" stroked="f">
+                  <v:path arrowok="t"/>
+                </v:shape>
+                <v:shape id="Graphic 38" o:spid="_x0000_s1060" style="position:absolute;left:3949;top:47;width:12;height:2781;visibility:visible;mso-wrap-style:square;v-text-anchor:top" coordsize="1270,278130" o:gfxdata="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" path="m,l,277844,,xe" filled="f" strokeweight=".26431mm">
+                  <v:path arrowok="t"/>
+                </v:shape>
+                <v:shape id="Graphic 39" o:spid="_x0000_s1061" style="position:absolute;left:4233;top:47;width:13;height:2781;visibility:visible;mso-wrap-style:square;v-text-anchor:top" coordsize="1270,278130" o:gfxdata="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" path="m,277844l,,,277844xe" fillcolor="black" stroked="f">
+                  <v:path arrowok="t"/>
+                </v:shape>
+                <v:shape id="Graphic 40" o:spid="_x0000_s1062" style="position:absolute;left:4233;top:47;width:13;height:2781;visibility:visible;mso-wrap-style:square;v-text-anchor:top" coordsize="1270,278130" o:gfxdata="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" path="m,l,277844,,xe" filled="f" strokeweight=".26431mm">
+                  <v:path arrowok="t"/>
+                </v:shape>
+                <v:shape id="Graphic 41" o:spid="_x0000_s1063" style="position:absolute;left:4424;top:47;width:95;height:2781;visibility:visible;mso-wrap-style:square;v-text-anchor:top" coordsize="9525,278130" o:gfxdata="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" path="m9525,277844r-9525,l,,9525,r,277844xe" fillcolor="black" stroked="f">
+                  <v:path arrowok="t"/>
+                </v:shape>
+                <v:shape id="Graphic 42" o:spid="_x0000_s1064" style="position:absolute;left:4424;top:47;width:95;height:2781;visibility:visible;mso-wrap-style:square;v-text-anchor:top" coordsize="9525,278130" o:gfxdata="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" path="m,l,277844r9525,l9525,,,xe" filled="f" strokeweight=".26431mm">
+                  <v:path arrowok="t"/>
+                </v:shape>
+                <v:shape id="Graphic 43" o:spid="_x0000_s1065" style="position:absolute;left:4710;top:47;width:95;height:2781;visibility:visible;mso-wrap-style:square;v-text-anchor:top" coordsize="9525,278130" o:gfxdata="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" path="m9525,277844r-9525,l,,9525,r,277844xe" fillcolor="black" stroked="f">
+                  <v:path arrowok="t"/>
+                </v:shape>
+                <v:shape id="Graphic 44" o:spid="_x0000_s1066" style="position:absolute;left:4710;top:47;width:95;height:2781;visibility:visible;mso-wrap-style:square;v-text-anchor:top" coordsize="9525,278130" o:gfxdata="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" path="m,l,277844r9525,l9525,,,xe" filled="f" strokeweight=".26431mm">
+                  <v:path arrowok="t"/>
+                </v:shape>
+                <v:shape id="Graphic 45" o:spid="_x0000_s1067" style="position:absolute;left:4995;top:47;width:13;height:2781;visibility:visible;mso-wrap-style:square;v-text-anchor:top" coordsize="1270,278130" o:gfxdata="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" path="m,277844l,,,277844xe" fillcolor="black" stroked="f">
+                  <v:path arrowok="t"/>
+                </v:shape>
+                <v:shape id="Graphic 46" o:spid="_x0000_s1068" style="position:absolute;left:4995;top:47;width:13;height:2781;visibility:visible;mso-wrap-style:square;v-text-anchor:top" coordsize="1270,278130" o:gfxdata="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" path="m,l,277844,,xe" filled="f" strokeweight=".26431mm">
+                  <v:path arrowok="t"/>
+                </v:shape>
+                <v:shape id="Graphic 47" o:spid="_x0000_s1069" style="position:absolute;left:5185;top:47;width:13;height:2781;visibility:visible;mso-wrap-style:square;v-text-anchor:top" coordsize="1270,278130" o:gfxdata="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" path="m,277844l,,,277844xe" fillcolor="black" stroked="f">
+                  <v:path arrowok="t"/>
+                </v:shape>
+                <v:shape id="Graphic 48" o:spid="_x0000_s1070" style="position:absolute;left:5185;top:47;width:13;height:2781;visibility:visible;mso-wrap-style:square;v-text-anchor:top" coordsize="1270,278130" o:gfxdata="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" path="m,l,277844,,xe" filled="f" strokeweight=".26431mm">
+                  <v:path arrowok="t"/>
+                </v:shape>
+                <v:shape id="Graphic 49" o:spid="_x0000_s1071" style="position:absolute;left:5471;top:47;width:95;height:2781;visibility:visible;mso-wrap-style:square;v-text-anchor:top" coordsize="9525,278130" o:gfxdata="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" path="m9525,277844r-9525,l,,9525,r,277844xe" fillcolor="black" stroked="f">
+                  <v:path arrowok="t"/>
+                </v:shape>
+                <v:shape id="Graphic 50" o:spid="_x0000_s1072" style="position:absolute;left:5471;top:47;width:95;height:2781;visibility:visible;mso-wrap-style:square;v-text-anchor:top" coordsize="9525,278130" o:gfxdata="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" path="m,l,277844r9525,l9525,,,xe" filled="f" strokeweight=".26431mm">
+                  <v:path arrowok="t"/>
+                </v:shape>
+                <v:shape id="Graphic 51" o:spid="_x0000_s1073" style="position:absolute;left:5756;top:47;width:96;height:2781;visibility:visible;mso-wrap-style:square;v-text-anchor:top" coordsize="9525,278130" o:gfxdata="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" path="m9525,277844r-9525,l,,9525,r,277844xe" fillcolor="black" stroked="f">
+                  <v:path arrowok="t"/>
+                </v:shape>
+                <v:shape id="Graphic 52" o:spid="_x0000_s1074" style="position:absolute;left:5756;top:47;width:96;height:2781;visibility:visible;mso-wrap-style:square;v-text-anchor:top" coordsize="9525,278130" o:gfxdata="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" path="m,l,277844r9525,l9525,,,xe" filled="f" strokeweight=".26431mm">
+                  <v:path arrowok="t"/>
+                </v:shape>
+                <v:shape id="Graphic 53" o:spid="_x0000_s1075" style="position:absolute;left:6041;top:47;width:13;height:2781;visibility:visible;mso-wrap-style:square;v-text-anchor:top" coordsize="1270,278130" o:gfxdata="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" path="m,277844l,,,277844xe" fillcolor="black" stroked="f">
+                  <v:path arrowok="t"/>
+                </v:shape>
+                <v:shape id="Graphic 54" o:spid="_x0000_s1076" style="position:absolute;left:6041;top:47;width:13;height:2781;visibility:visible;mso-wrap-style:square;v-text-anchor:top" coordsize="1270,278130" o:gfxdata="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" path="m,l,277844,,xe" filled="f" strokeweight=".26431mm">
+                  <v:path arrowok="t"/>
+                </v:shape>
+                <v:shape id="Graphic 55" o:spid="_x0000_s1077" style="position:absolute;left:6232;top:47;width:95;height:2781;visibility:visible;mso-wrap-style:square;v-text-anchor:top" coordsize="9525,278130" o:gfxdata="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" path="m9525,277844r-9525,l,,9525,r,277844xe" fillcolor="black" stroked="f">
+                  <v:path arrowok="t"/>
+                </v:shape>
+                <v:shape id="Graphic 56" o:spid="_x0000_s1078" style="position:absolute;left:6232;top:47;width:95;height:2781;visibility:visible;mso-wrap-style:square;v-text-anchor:top" coordsize="9525,278130" o:gfxdata="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" path="m,l,277844r9525,l9525,,,xe" filled="f" strokeweight=".26431mm">
+                  <v:path arrowok="t"/>
+                </v:shape>
+                <v:shape id="Graphic 57" o:spid="_x0000_s1079" style="position:absolute;left:6517;top:47;width:96;height:2781;visibility:visible;mso-wrap-style:square;v-text-anchor:top" coordsize="9525,278130" o:gfxdata="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" path="m9525,277844r-9525,l,,9525,r,277844xe" fillcolor="black" stroked="f">
+                  <v:path arrowok="t"/>
+                </v:shape>
+                <v:shape id="Graphic 58" o:spid="_x0000_s1080" style="position:absolute;left:6517;top:47;width:96;height:2781;visibility:visible;mso-wrap-style:square;v-text-anchor:top" coordsize="9525,278130" o:gfxdata="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" path="m,l,277844r9525,l9525,,,xe" filled="f" strokeweight=".26431mm">
+                  <v:path arrowok="t"/>
+                </v:shape>
+                <v:shape id="Graphic 59" o:spid="_x0000_s1081" style="position:absolute;left:6898;top:47;width:13;height:2781;visibility:visible;mso-wrap-style:square;v-text-anchor:top" coordsize="1270,278130" o:gfxdata="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" path="m,277844l,,,277844xe" fillcolor="black" stroked="f">
+                  <v:path arrowok="t"/>
+                </v:shape>
+                <v:shape id="Graphic 60" o:spid="_x0000_s1082" style="position:absolute;left:6898;top:47;width:13;height:2781;visibility:visible;mso-wrap-style:square;v-text-anchor:top" coordsize="1270,278130" o:gfxdata="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" path="m,l,277844,,xe" filled="f" strokeweight=".26431mm">
+                  <v:path arrowok="t"/>
+                </v:shape>
+                <v:shape id="Graphic 61" o:spid="_x0000_s1083" style="position:absolute;left:7088;top:47;width:13;height:2781;visibility:visible;mso-wrap-style:square;v-text-anchor:top" coordsize="1270,278130" o:gfxdata="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" path="m,277844l,,,277844xe" fillcolor="black" stroked="f">
+                  <v:path arrowok="t"/>
+                </v:shape>
+                <v:shape id="Graphic 62" o:spid="_x0000_s1084" style="position:absolute;left:7088;top:47;width:13;height:2781;visibility:visible;mso-wrap-style:square;v-text-anchor:top" coordsize="1270,278130" o:gfxdata="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" path="m,l,277844,,xe" filled="f" strokeweight=".26431mm">
+                  <v:path arrowok="t"/>
+                </v:shape>
+                <v:shape id="Graphic 63" o:spid="_x0000_s1085" style="position:absolute;left:7278;top:47;width:13;height:2781;visibility:visible;mso-wrap-style:square;v-text-anchor:top" coordsize="1270,278130" o:gfxdata="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" path="m,277844l,,,277844xe" fillcolor="black" stroked="f">
+                  <v:path arrowok="t"/>
+                </v:shape>
+                <v:shape id="Graphic 64" o:spid="_x0000_s1086" style="position:absolute;left:7278;top:47;width:13;height:2781;visibility:visible;mso-wrap-style:square;v-text-anchor:top" coordsize="1270,278130" o:gfxdata="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" path="m,l,277844,,xe" filled="f" strokeweight=".26431mm">
+                  <v:path arrowok="t"/>
+                </v:shape>
+                <v:shape id="Graphic 65" o:spid="_x0000_s1087" style="position:absolute;left:7469;top:47;width:13;height:2781;visibility:visible;mso-wrap-style:square;v-text-anchor:top" coordsize="1270,278130" o:gfxdata="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" path="m,277844l,,,277844xe" fillcolor="black" stroked="f">
+                  <v:path arrowok="t"/>
+                </v:shape>
+                <v:shape id="Graphic 66" o:spid="_x0000_s1088" style="position:absolute;left:7469;top:47;width:13;height:2781;visibility:visible;mso-wrap-style:square;v-text-anchor:top" coordsize="1270,278130" o:gfxdata="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" path="m,l,277844,,xe" filled="f" strokeweight=".26431mm">
+                  <v:path arrowok="t"/>
+                </v:shape>
+                <v:shape id="Graphic 67" o:spid="_x0000_s1089" style="position:absolute;left:7659;top:47;width:13;height:2781;visibility:visible;mso-wrap-style:square;v-text-anchor:top" coordsize="1270,278130" o:gfxdata="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" path="m,277844l,,,277844xe" fillcolor="black" stroked="f">
+                  <v:path arrowok="t"/>
+                </v:shape>
+                <v:shape id="Graphic 68" o:spid="_x0000_s1090" style="position:absolute;left:7659;top:47;width:13;height:2781;visibility:visible;mso-wrap-style:square;v-text-anchor:top" coordsize="1270,278130" o:gfxdata="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" path="m,l,277844,,xe" filled="f" strokeweight=".26431mm">
+                  <v:path arrowok="t"/>
+                </v:shape>
+                <v:shape id="Graphic 69" o:spid="_x0000_s1091" style="position:absolute;left:7944;top:47;width:13;height:2781;visibility:visible;mso-wrap-style:square;v-text-anchor:top" coordsize="1270,278130" o:gfxdata="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" path="m,277844l,,,277844xe" fillcolor="black" stroked="f">
+                  <v:path arrowok="t"/>
+                </v:shape>
+                <v:shape id="Graphic 70" o:spid="_x0000_s1092" style="position:absolute;left:7944;top:47;width:13;height:2781;visibility:visible;mso-wrap-style:square;v-text-anchor:top" coordsize="1270,278130" o:gfxdata="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" path="m,l,277844,,xe" filled="f" strokeweight=".26431mm">
+                  <v:path arrowok="t"/>
+                </v:shape>
+                <v:shape id="Graphic 71" o:spid="_x0000_s1093" style="position:absolute;left:8135;top:47;width:95;height:2781;visibility:visible;mso-wrap-style:square;v-text-anchor:top" coordsize="9525,278130" o:gfxdata="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" path="m9525,277844r-9525,l,,9525,r,277844xe" fillcolor="black" stroked="f">
+                  <v:path arrowok="t"/>
+                </v:shape>
+                <v:shape id="Graphic 72" o:spid="_x0000_s1094" style="position:absolute;left:8135;top:47;width:95;height:2781;visibility:visible;mso-wrap-style:square;v-text-anchor:top" coordsize="9525,278130" o:gfxdata="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" path="m,l,277844r9525,l9525,,,xe" filled="f" strokeweight=".26431mm">
+                  <v:path arrowok="t"/>
+                </v:shape>
+                <v:shape id="Graphic 73" o:spid="_x0000_s1095" style="position:absolute;left:8421;top:47;width:95;height:2781;visibility:visible;mso-wrap-style:square;v-text-anchor:top" coordsize="9525,278130" o:gfxdata="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" path="m9525,277844r-9525,l,,9525,r,277844xe" fillcolor="black" stroked="f">
+                  <v:path arrowok="t"/>
+                </v:shape>
+                <v:shape id="Graphic 74" o:spid="_x0000_s1096" style="position:absolute;left:8421;top:47;width:95;height:2781;visibility:visible;mso-wrap-style:square;v-text-anchor:top" coordsize="9525,278130" o:gfxdata="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" path="m,l,277844r9525,l9525,,,xe" filled="f" strokeweight=".26431mm">
+                  <v:path arrowok="t"/>
+                </v:shape>
+                <v:shape id="Graphic 75" o:spid="_x0000_s1097" style="position:absolute;left:8706;top:47;width:96;height:2781;visibility:visible;mso-wrap-style:square;v-text-anchor:top" coordsize="9525,278130" o:gfxdata="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" path="m9429,277844r-9429,l,,9429,r,277844xe" fillcolor="black" stroked="f">
+                  <v:path arrowok="t"/>
+                </v:shape>
+                <v:shape id="Graphic 76" o:spid="_x0000_s1098" style="position:absolute;left:8706;top:47;width:96;height:2781;visibility:visible;mso-wrap-style:square;v-text-anchor:top" coordsize="9525,278130" o:gfxdata="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" path="m,l,277844r9429,l9429,,,xe" filled="f" strokeweight=".26431mm">
+                  <v:path arrowok="t"/>
+                </v:shape>
+                <v:shape id="Graphic 77" o:spid="_x0000_s1099" style="position:absolute;left:8991;top:47;width:13;height:2781;visibility:visible;mso-wrap-style:square;v-text-anchor:top" coordsize="1270,278130" o:gfxdata="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" path="m,277844l,,,277844xe" fillcolor="black" stroked="f">
+                  <v:path arrowok="t"/>
+                </v:shape>
+                <v:shape id="Graphic 78" o:spid="_x0000_s1100" style="position:absolute;left:8991;top:47;width:13;height:2781;visibility:visible;mso-wrap-style:square;v-text-anchor:top" coordsize="1270,278130" o:gfxdata="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" path="m,l,277844,,xe" filled="f" strokeweight=".26431mm">
+                  <v:path arrowok="t"/>
+                </v:shape>
+                <v:shape id="Graphic 79" o:spid="_x0000_s1101" style="position:absolute;left:9277;top:47;width:13;height:2781;visibility:visible;mso-wrap-style:square;v-text-anchor:top" coordsize="1270,278130" o:gfxdata="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" path="m,277844l,,,277844xe" fillcolor="black" stroked="f">
+                  <v:path arrowok="t"/>
+                </v:shape>
+                <v:shape id="Graphic 80" o:spid="_x0000_s1102" style="position:absolute;left:9277;top:47;width:13;height:2781;visibility:visible;mso-wrap-style:square;v-text-anchor:top" coordsize="1270,278130" o:gfxdata="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" path="m,l,277844,,xe" filled="f" strokeweight=".26431mm">
+                  <v:path arrowok="t"/>
+                </v:shape>
+                <v:shape id="Graphic 81" o:spid="_x0000_s1103" style="position:absolute;left:9467;top:47;width:96;height:2781;visibility:visible;mso-wrap-style:square;v-text-anchor:top" coordsize="9525,278130" o:gfxdata="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" path="m9525,277844r-9525,l,,9525,r,277844xe" fillcolor="black" stroked="f">
+                  <v:path arrowok="t"/>
+                </v:shape>
+                <v:shape id="Graphic 82" o:spid="_x0000_s1104" style="position:absolute;left:9467;top:47;width:96;height:2781;visibility:visible;mso-wrap-style:square;v-text-anchor:top" coordsize="9525,278130" o:gfxdata="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" path="m,l,277844r9525,l9525,,,xe" filled="f" strokeweight=".26431mm">
+                  <v:path arrowok="t"/>
+                </v:shape>
+                <v:shape id="Graphic 83" o:spid="_x0000_s1105" style="position:absolute;left:9752;top:47;width:13;height:2781;visibility:visible;mso-wrap-style:square;v-text-anchor:top" coordsize="1270,278130" o:gfxdata="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" path="m,277844l,,,277844xe" fillcolor="black" stroked="f">
+                  <v:path arrowok="t"/>
+                </v:shape>
+                <v:shape id="Graphic 84" o:spid="_x0000_s1106" style="position:absolute;left:9752;top:47;width:13;height:2781;visibility:visible;mso-wrap-style:square;v-text-anchor:top" coordsize="1270,278130" o:gfxdata="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" path="m,l,277844,,xe" filled="f" strokeweight=".26431mm">
+                  <v:path arrowok="t"/>
+                </v:shape>
+                <v:shape id="Graphic 85" o:spid="_x0000_s1107" style="position:absolute;left:9943;top:47;width:12;height:2781;visibility:visible;mso-wrap-style:square;v-text-anchor:top" coordsize="1270,278130" o:gfxdata="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" path="m,277844l,,,277844xe" fillcolor="black" stroked="f">
+                  <v:path arrowok="t"/>
+                </v:shape>
+                <v:shape id="Graphic 86" o:spid="_x0000_s1108" style="position:absolute;left:9943;top:47;width:12;height:2781;visibility:visible;mso-wrap-style:square;v-text-anchor:top" coordsize="1270,278130" o:gfxdata="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" path="m,l,277844,,xe" filled="f" strokeweight=".26431mm">
+                  <v:path arrowok="t"/>
+                </v:shape>
+                <v:shape id="Graphic 87" o:spid="_x0000_s1109" style="position:absolute;left:10133;top:47;width:13;height:2781;visibility:visible;mso-wrap-style:square;v-text-anchor:top" coordsize="1270,278130" o:gfxdata="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" path="m,277844l,,,277844xe" fillcolor="black" stroked="f">
+                  <v:path arrowok="t"/>
+                </v:shape>
+                <v:shape id="Graphic 88" o:spid="_x0000_s1110" style="position:absolute;left:10133;top:47;width:13;height:2781;visibility:visible;mso-wrap-style:square;v-text-anchor:top" coordsize="1270,278130" o:gfxdata="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" path="m,l,277844,,xe" filled="f" strokeweight=".26431mm">
+                  <v:path arrowok="t"/>
+                </v:shape>
+                <v:shape id="Graphic 89" o:spid="_x0000_s1111" style="position:absolute;left:10419;top:47;width:95;height:2781;visibility:visible;mso-wrap-style:square;v-text-anchor:top" coordsize="9525,278130" o:gfxdata="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" path="m9525,277844r-9525,l,,9525,r,277844xe" fillcolor="black" stroked="f">
+                  <v:path arrowok="t"/>
+                </v:shape>
+                <v:shape id="Graphic 90" o:spid="_x0000_s1112" style="position:absolute;left:10419;top:47;width:95;height:2781;visibility:visible;mso-wrap-style:square;v-text-anchor:top" coordsize="9525,278130" o:gfxdata="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" path="m,l,277844r9525,l9525,,,xe" filled="f" strokeweight=".26431mm">
+                  <v:path arrowok="t"/>
+                </v:shape>
+                <v:shape id="Graphic 91" o:spid="_x0000_s1113" style="position:absolute;left:10704;top:47;width:95;height:2781;visibility:visible;mso-wrap-style:square;v-text-anchor:top" coordsize="9525,278130" o:gfxdata="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" path="m9525,277844r-9525,l,,9525,r,277844xe" fillcolor="black" stroked="f">
+                  <v:path arrowok="t"/>
+                </v:shape>
+                <v:shape id="Graphic 92" o:spid="_x0000_s1114" style="position:absolute;left:10704;top:47;width:95;height:2781;visibility:visible;mso-wrap-style:square;v-text-anchor:top" coordsize="9525,278130" o:gfxdata="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" path="m,l,277844r9525,l9525,,,xe" filled="f" strokeweight=".26431mm">
+                  <v:path arrowok="t"/>
+                </v:shape>
+                <v:shape id="Graphic 93" o:spid="_x0000_s1115" style="position:absolute;left:10989;top:47;width:13;height:2781;visibility:visible;mso-wrap-style:square;v-text-anchor:top" coordsize="1270,278130" o:gfxdata="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" path="m,277844l,,,277844xe" fillcolor="black" stroked="f">
+                  <v:path arrowok="t"/>
+                </v:shape>
+                <v:shape id="Graphic 94" o:spid="_x0000_s1116" style="position:absolute;left:10989;top:47;width:13;height:2781;visibility:visible;mso-wrap-style:square;v-text-anchor:top" coordsize="1270,278130" o:gfxdata="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" path="m,l,277844,,xe" filled="f" strokeweight=".26431mm">
+                  <v:path arrowok="t"/>
+                </v:shape>
+                <v:shape id="Graphic 95" o:spid="_x0000_s1117" style="position:absolute;left:11180;top:47;width:95;height:2781;visibility:visible;mso-wrap-style:square;v-text-anchor:top" coordsize="9525,278130" o:gfxdata="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" path="m9525,277844r-9525,l,,9525,r,277844xe" fillcolor="black" stroked="f">
+                  <v:path arrowok="t"/>
+                </v:shape>
+                <v:shape id="Graphic 96" o:spid="_x0000_s1118" style="position:absolute;left:11180;top:47;width:95;height:2781;visibility:visible;mso-wrap-style:square;v-text-anchor:top" coordsize="9525,278130" o:gfxdata="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" path="m,l,277844r9525,l9525,,,xe" filled="f" strokeweight=".26431mm">
+                  <v:path arrowok="t"/>
+                </v:shape>
+                <v:shape id="Graphic 97" o:spid="_x0000_s1119" style="position:absolute;left:11466;top:47;width:12;height:2781;visibility:visible;mso-wrap-style:square;v-text-anchor:top" coordsize="1270,278130" o:gfxdata="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" path="m,277844l,,,277844xe" fillcolor="black" stroked="f">
+                  <v:path arrowok="t"/>
+                </v:shape>
+                <v:shape id="Graphic 98" o:spid="_x0000_s1120" style="position:absolute;left:11466;top:47;width:12;height:2781;visibility:visible;mso-wrap-style:square;v-text-anchor:top" coordsize="1270,278130" o:gfxdata="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" path="m,l,277844,,xe" filled="f" strokeweight=".26431mm">
+                  <v:path arrowok="t"/>
+                </v:shape>
+                <v:shape id="Graphic 99" o:spid="_x0000_s1121" style="position:absolute;left:11750;top:47;width:13;height:2781;visibility:visible;mso-wrap-style:square;v-text-anchor:top" coordsize="1270,278130" o:gfxdata="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" path="m,277844l,,,277844xe" fillcolor="black" stroked="f">
+                  <v:path arrowok="t"/>
+                </v:shape>
+                <v:shape id="Graphic 100" o:spid="_x0000_s1122" style="position:absolute;left:11750;top:47;width:13;height:2781;visibility:visible;mso-wrap-style:square;v-text-anchor:top" coordsize="1270,278130" o:gfxdata="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" path="m,l,277844,,xe" filled="f" strokeweight=".26431mm">
+                  <v:path arrowok="t"/>
+                </v:shape>
+                <v:shape id="Graphic 101" o:spid="_x0000_s1123" style="position:absolute;left:11941;top:47;width:13;height:2781;visibility:visible;mso-wrap-style:square;v-text-anchor:top" coordsize="1270,278130" o:gfxdata="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" path="m,277844l,,,277844xe" fillcolor="black" stroked="f">
+                  <v:path arrowok="t"/>
+                </v:shape>
+                <v:shape id="Graphic 102" o:spid="_x0000_s1124" style="position:absolute;left:11941;top:47;width:13;height:2781;visibility:visible;mso-wrap-style:square;v-text-anchor:top" coordsize="1270,278130" o:gfxdata="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" path="m,l,277844,,xe" filled="f" strokeweight=".26431mm">
+                  <v:path arrowok="t"/>
+                </v:shape>
+                <v:shape id="Graphic 103" o:spid="_x0000_s1125" style="position:absolute;left:12131;top:47;width:96;height:2781;visibility:visible;mso-wrap-style:square;v-text-anchor:top" coordsize="9525,278130" o:gfxdata="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" path="m9525,277844r-9525,l,,9525,r,277844xe" fillcolor="black" stroked="f">
+                  <v:path arrowok="t"/>
+                </v:shape>
+                <v:shape id="Graphic 104" o:spid="_x0000_s1126" style="position:absolute;left:12131;top:47;width:96;height:2781;visibility:visible;mso-wrap-style:square;v-text-anchor:top" coordsize="9525,278130" o:gfxdata="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" path="m,l,277844r9525,l9525,,,xe" filled="f" strokeweight=".26431mm">
+                  <v:path arrowok="t"/>
+                </v:shape>
+                <v:shape id="Graphic 105" o:spid="_x0000_s1127" style="position:absolute;left:12416;top:47;width:13;height:2781;visibility:visible;mso-wrap-style:square;v-text-anchor:top" coordsize="1270,278130" o:gfxdata="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" path="m,277844l,,,277844xe" fillcolor="black" stroked="f">
+                  <v:path arrowok="t"/>
+                </v:shape>
+                <v:shape id="Graphic 106" o:spid="_x0000_s1128" style="position:absolute;left:12416;top:47;width:13;height:2781;visibility:visible;mso-wrap-style:square;v-text-anchor:top" coordsize="1270,278130" o:gfxdata="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" path="m,l,277844,,xe" filled="f" strokeweight=".26431mm">
+                  <v:path arrowok="t"/>
+                </v:shape>
+                <v:shape id="Graphic 107" o:spid="_x0000_s1129" style="position:absolute;left:12607;top:47;width:95;height:2781;visibility:visible;mso-wrap-style:square;v-text-anchor:top" coordsize="9525,278130" o:gfxdata="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" path="m9525,277844r-9525,l,,9525,r,277844xe" fillcolor="black" stroked="f">
+                  <v:path arrowok="t"/>
+                </v:shape>
+                <v:shape id="Graphic 108" o:spid="_x0000_s1130" style="position:absolute;left:12607;top:47;width:95;height:2781;visibility:visible;mso-wrap-style:square;v-text-anchor:top" coordsize="9525,278130" o:gfxdata="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" path="m,l,277844r9525,l9525,,,xe" filled="f" strokeweight=".26431mm">
+                  <v:path arrowok="t"/>
+                </v:shape>
+                <v:shape id="Graphic 109" o:spid="_x0000_s1131" style="position:absolute;left:12892;top:47;width:13;height:2781;visibility:visible;mso-wrap-style:square;v-text-anchor:top" coordsize="1270,278130" o:gfxdata="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" path="m,277844l,,,277844xe" fillcolor="black" stroked="f">
+                  <v:path arrowok="t"/>
+                </v:shape>
+                <v:shape id="Graphic 110" o:spid="_x0000_s1132" style="position:absolute;left:12892;top:47;width:13;height:2781;visibility:visible;mso-wrap-style:square;v-text-anchor:top" coordsize="1270,278130" o:gfxdata="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" path="m,l,277844,,xe" filled="f" strokeweight=".26431mm">
+                  <v:path arrowok="t"/>
+                </v:shape>
+                <v:shape id="Graphic 111" o:spid="_x0000_s1133" style="position:absolute;left:13083;top:47;width:95;height:2781;visibility:visible;mso-wrap-style:square;v-text-anchor:top" coordsize="9525,278130" o:gfxdata="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" path="m9525,277844r-9525,l,,9525,r,277844xe" fillcolor="black" stroked="f">
+                  <v:path arrowok="t"/>
+                </v:shape>
+                <v:shape id="Graphic 112" o:spid="_x0000_s1134" style="position:absolute;left:13083;top:47;width:95;height:2781;visibility:visible;mso-wrap-style:square;v-text-anchor:top" coordsize="9525,278130" o:gfxdata="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" path="m,l,277844r9525,l9525,,,xe" filled="f" strokeweight=".26431mm">
+                  <v:path arrowok="t"/>
+                </v:shape>
+                <v:shape id="Graphic 113" o:spid="_x0000_s1135" style="position:absolute;left:13463;top:47;width:13;height:2781;visibility:visible;mso-wrap-style:square;v-text-anchor:top" coordsize="1270,278130" o:gfxdata="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" path="m,277844l,,,277844xe" fillcolor="black" stroked="f">
+                  <v:path arrowok="t"/>
+                </v:shape>
+                <v:shape id="Graphic 114" o:spid="_x0000_s1136" style="position:absolute;left:13463;top:47;width:13;height:2781;visibility:visible;mso-wrap-style:square;v-text-anchor:top" coordsize="1270,278130" o:gfxdata="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" path="m,l,277844,,xe" filled="f" strokeweight=".26431mm">
+                  <v:path arrowok="t"/>
+                </v:shape>
+                <v:shape id="Graphic 115" o:spid="_x0000_s1137" style="position:absolute;left:13654;top:47;width:95;height:2781;visibility:visible;mso-wrap-style:square;v-text-anchor:top" coordsize="9525,278130" o:gfxdata="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" path="m9525,277844r-9525,l,,9525,r,277844xe" fillcolor="black" stroked="f">
+                  <v:path arrowok="t"/>
+                </v:shape>
+                <v:shape id="Graphic 116" o:spid="_x0000_s1138" style="position:absolute;left:13654;top:47;width:95;height:2781;visibility:visible;mso-wrap-style:square;v-text-anchor:top" coordsize="9525,278130" o:gfxdata="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" path="m,l,277844r9525,l9525,,,xe" filled="f" strokeweight=".26431mm">
+                  <v:path arrowok="t"/>
+                </v:shape>
+                <v:shape id="Graphic 117" o:spid="_x0000_s1139" style="position:absolute;left:13939;top:47;width:13;height:2781;visibility:visible;mso-wrap-style:square;v-text-anchor:top" coordsize="1270,278130" o:gfxdata="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" path="m,277844l,,,277844xe" fillcolor="black" stroked="f">
+                  <v:path arrowok="t"/>
+                </v:shape>
+                <v:shape id="Graphic 118" o:spid="_x0000_s1140" style="position:absolute;left:13939;top:47;width:13;height:2781;visibility:visible;mso-wrap-style:square;v-text-anchor:top" coordsize="1270,278130" o:gfxdata="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" path="m,l,277844,,xe" filled="f" strokeweight=".26431mm">
+                  <v:path arrowok="t"/>
+                </v:shape>
+                <v:shape id="Graphic 119" o:spid="_x0000_s1141" style="position:absolute;left:14130;top:47;width:95;height:2781;visibility:visible;mso-wrap-style:square;v-text-anchor:top" coordsize="9525,278130" o:gfxdata="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" path="m9525,277844r-9525,l,,9525,r,277844xe" fillcolor="black" stroked="f">
+                  <v:path arrowok="t"/>
+                </v:shape>
+                <v:shape id="Graphic 120" o:spid="_x0000_s1142" style="position:absolute;left:14130;top:47;width:95;height:2781;visibility:visible;mso-wrap-style:square;v-text-anchor:top" coordsize="9525,278130" o:gfxdata="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" path="m,l,277844r9525,l9525,,,xe" filled="f" strokeweight=".26431mm">
+                  <v:path arrowok="t"/>
+                </v:shape>
+                <v:shape id="Graphic 121" o:spid="_x0000_s1143" style="position:absolute;left:14510;top:47;width:13;height:2781;visibility:visible;mso-wrap-style:square;v-text-anchor:top" coordsize="1270,278130" o:gfxdata="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" path="m,277844l,,,277844xe" fillcolor="black" stroked="f">
+                  <v:path arrowok="t"/>
+                </v:shape>
+                <v:shape id="Graphic 122" o:spid="_x0000_s1144" style="position:absolute;left:14510;top:47;width:13;height:2781;visibility:visible;mso-wrap-style:square;v-text-anchor:top" coordsize="1270,278130" o:gfxdata="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" path="m,l,277844,,xe" filled="f" strokeweight=".26431mm">
+                  <v:path arrowok="t"/>
+                </v:shape>
+                <v:shape id="Graphic 123" o:spid="_x0000_s1145" style="position:absolute;left:14700;top:47;width:13;height:2781;visibility:visible;mso-wrap-style:square;v-text-anchor:top" coordsize="1270,278130" o:gfxdata="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" path="m,277844l,,,277844xe" fillcolor="black" stroked="f">
+                  <v:path arrowok="t"/>
+                </v:shape>
+                <v:shape id="Graphic 124" o:spid="_x0000_s1146" style="position:absolute;left:14700;top:47;width:13;height:2781;visibility:visible;mso-wrap-style:square;v-text-anchor:top" coordsize="1270,278130" o:gfxdata="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" path="m,l,277844,,xe" filled="f" strokeweight=".26431mm">
+                  <v:path arrowok="t"/>
+                </v:shape>
+                <v:shape id="Graphic 125" o:spid="_x0000_s1147" style="position:absolute;left:14891;top:47;width:95;height:2781;visibility:visible;mso-wrap-style:square;v-text-anchor:top" coordsize="9525,278130" o:gfxdata="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" path="m9525,277844r-9525,l,,9525,r,277844xe" fillcolor="black" stroked="f">
+                  <v:path arrowok="t"/>
+                </v:shape>
+                <v:shape id="Graphic 126" o:spid="_x0000_s1148" style="position:absolute;left:14891;top:47;width:95;height:2781;visibility:visible;mso-wrap-style:square;v-text-anchor:top" coordsize="9525,278130" o:gfxdata="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" path="m,l,277844r9525,l9525,,,xe" filled="f" strokeweight=".26431mm">
+                  <v:path arrowok="t"/>
+                </v:shape>
+                <v:shape id="Graphic 127" o:spid="_x0000_s1149" style="position:absolute;left:15176;top:47;width:12;height:2781;visibility:visible;mso-wrap-style:square;v-text-anchor:top" coordsize="1270,278130" o:gfxdata="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" path="m,277844l,,,277844xe" fillcolor="black" stroked="f">
+                  <v:path arrowok="t"/>
+                </v:shape>
+                <v:shape id="Graphic 128" o:spid="_x0000_s1150" style="position:absolute;left:15176;top:47;width:12;height:2781;visibility:visible;mso-wrap-style:square;v-text-anchor:top" coordsize="1270,278130" o:gfxdata="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" path="m,l,277844,,xe" filled="f" strokeweight=".26431mm">
+                  <v:path arrowok="t"/>
+                </v:shape>
+                <v:shape id="Graphic 129" o:spid="_x0000_s1151" style="position:absolute;left:15366;top:47;width:13;height:2781;visibility:visible;mso-wrap-style:square;v-text-anchor:top" coordsize="1270,278130" o:gfxdata="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" path="m,277844l,,,277844xe" fillcolor="black" stroked="f">
+                  <v:path arrowok="t"/>
+                </v:shape>
+                <v:shape id="Graphic 130" o:spid="_x0000_s1152" style="position:absolute;left:15366;top:47;width:13;height:2781;visibility:visible;mso-wrap-style:square;v-text-anchor:top" coordsize="1270,278130" o:gfxdata="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" path="m,l,277844,,xe" filled="f" strokeweight=".26431mm">
+                  <v:path arrowok="t"/>
+                </v:shape>
+                <v:shape id="Graphic 131" o:spid="_x0000_s1153" style="position:absolute;left:15557;top:47;width:95;height:2781;visibility:visible;mso-wrap-style:square;v-text-anchor:top" coordsize="9525,278130" o:gfxdata="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" path="m9525,277844r-9525,l,,9525,r,277844xe" fillcolor="black" stroked="f">
+                  <v:path arrowok="t"/>
+                </v:shape>
+                <v:shape id="Graphic 132" o:spid="_x0000_s1154" style="position:absolute;left:15557;top:47;width:95;height:2781;visibility:visible;mso-wrap-style:square;v-text-anchor:top" coordsize="9525,278130" o:gfxdata="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" path="m,l,277844r9525,l9525,,,xe" filled="f" strokeweight=".26431mm">
+                  <v:path arrowok="t"/>
+                </v:shape>
+                <v:shape id="Graphic 133" o:spid="_x0000_s1155" style="position:absolute;left:15938;top:47;width:12;height:2781;visibility:visible;mso-wrap-style:square;v-text-anchor:top" coordsize="1270,278130" o:gfxdata="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" path="m,277844l,,,277844xe" fillcolor="black" stroked="f">
+                  <v:path arrowok="t"/>
+                </v:shape>
+                <v:shape id="Graphic 134" o:spid="_x0000_s1156" style="position:absolute;left:15938;top:47;width:12;height:2781;visibility:visible;mso-wrap-style:square;v-text-anchor:top" coordsize="1270,278130" o:gfxdata="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" path="m,l,277844,,xe" filled="f" strokeweight=".26431mm">
+                  <v:path arrowok="t"/>
+                </v:shape>
+                <v:shape id="Graphic 135" o:spid="_x0000_s1157" style="position:absolute;left:16127;top:47;width:13;height:2781;visibility:visible;mso-wrap-style:square;v-text-anchor:top" coordsize="1270,278130" o:gfxdata="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" path="m,277844l,,,277844xe" fillcolor="black" stroked="f">
+                  <v:path arrowok="t"/>
+                </v:shape>
+                <v:shape id="Graphic 136" o:spid="_x0000_s1158" style="position:absolute;left:16127;top:47;width:13;height:2781;visibility:visible;mso-wrap-style:square;v-text-anchor:top" coordsize="1270,278130" o:gfxdata="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" path="m,l,277844,,xe" filled="f" strokeweight=".26431mm">
+                  <v:path arrowok="t"/>
+                </v:shape>
+                <v:shape id="Graphic 137" o:spid="_x0000_s1159" style="position:absolute;left:16413;top:47;width:13;height:2781;visibility:visible;mso-wrap-style:square;v-text-anchor:top" coordsize="1270,278130" o:gfxdata="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" path="m,277844l,,,277844xe" fillcolor="black" stroked="f">
+                  <v:path arrowok="t"/>
+                </v:shape>
+                <v:shape id="Graphic 138" o:spid="_x0000_s1160" style="position:absolute;left:16413;top:47;width:13;height:2781;visibility:visible;mso-wrap-style:square;v-text-anchor:top" coordsize="1270,278130" o:gfxdata="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" path="m,l,277844,,xe" filled="f" strokeweight=".26431mm">
+                  <v:path arrowok="t"/>
+                </v:shape>
+                <v:shape id="Graphic 139" o:spid="_x0000_s1161" style="position:absolute;left:16603;top:47;width:96;height:2781;visibility:visible;mso-wrap-style:square;v-text-anchor:top" coordsize="9525,278130" o:gfxdata="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" path="m9525,277844r-9525,l,,9525,r,277844xe" fillcolor="black" stroked="f">
+                  <v:path arrowok="t"/>
+                </v:shape>
+                <v:shape id="Graphic 140" o:spid="_x0000_s1162" style="position:absolute;left:16603;top:47;width:96;height:2781;visibility:visible;mso-wrap-style:square;v-text-anchor:top" coordsize="9525,278130" o:gfxdata="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" path="m,l,277844r9525,l9525,,,xe" filled="f" strokeweight=".26431mm">
+                  <v:path arrowok="t"/>
+                </v:shape>
+                <v:shape id="Graphic 141" o:spid="_x0000_s1163" style="position:absolute;left:16889;top:47;width:95;height:2781;visibility:visible;mso-wrap-style:square;v-text-anchor:top" coordsize="9525,278130" o:gfxdata="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" path="m9429,277844r-9429,l,,9429,r,277844xe" fillcolor="black" stroked="f">
+                  <v:path arrowok="t"/>
+                </v:shape>
+                <v:shape id="Graphic 142" o:spid="_x0000_s1164" style="position:absolute;left:16889;top:47;width:95;height:2781;visibility:visible;mso-wrap-style:square;v-text-anchor:top" coordsize="9525,278130" o:gfxdata="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" path="m,l,277844r9429,l9429,,,xe" filled="f" strokeweight=".26431mm">
+                  <v:path arrowok="t"/>
+                </v:shape>
+                <v:shape id="Graphic 143" o:spid="_x0000_s1165" style="position:absolute;left:17174;top:47;width:13;height:2781;visibility:visible;mso-wrap-style:square;v-text-anchor:top" coordsize="1270,278130" o:gfxdata="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" path="m,277844l,,,277844xe" fillcolor="black" stroked="f">
+                  <v:path arrowok="t"/>
+                </v:shape>
+                <v:shape id="Graphic 144" o:spid="_x0000_s1166" style="position:absolute;left:17174;top:47;width:13;height:2781;visibility:visible;mso-wrap-style:square;v-text-anchor:top" coordsize="1270,278130" o:gfxdata="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" path="m,l,277844,,xe" filled="f" strokeweight=".26431mm">
+                  <v:path arrowok="t"/>
+                </v:shape>
+                <w10:wrap anchorx="page"/>
+              </v:group>
+            </w:pict>
+          </mc:Fallback>
+        </mc:AlternateContent>
+      </w:r>
+      <w:r>
+        <w:rPr>
           <w:rStyle w:val="af"/>
           <w:rFonts w:ascii="TH SarabunPSK" w:hAnsi="TH SarabunPSK" w:cs="TH SarabunPSK"/>
           <w:sz w:val="22"/>
@@ -162,7 +6394,39 @@
           <w:szCs w:val="22"/>
           <w:lang w:bidi="th-TH"/>
         </w:rPr>
-        <w:t>{{</w:t>
+        <w:t xml:space="preserve">     </w:t>
+      </w:r>
+      <w:proofErr w:type="gramStart"/>
+      <w:r>
+        <w:rPr>
+          <w:rStyle w:val="af"/>
+          <w:rFonts w:ascii="TH SarabunPSK" w:hAnsi="TH SarabunPSK" w:cs="TH SarabunPSK"/>
+          <w:sz w:val="22"/>
+          <w:szCs w:val="22"/>
+          <w:lang w:bidi="th-TH"/>
+        </w:rPr>
+        <w:t xml:space="preserve">   </w:t>
+      </w:r>
+      <w:r>
+        <w:rPr>
+          <w:rStyle w:val="af"/>
+          <w:rFonts w:ascii="TH SarabunPSK" w:hAnsi="TH SarabunPSK" w:cs="TH SarabunPSK"/>
+          <w:sz w:val="22"/>
+          <w:szCs w:val="22"/>
+          <w:lang w:bidi="th-TH"/>
+        </w:rPr>
+        <w:t>{</w:t>
+      </w:r>
+      <w:proofErr w:type="gramEnd"/>
+      <w:r>
+        <w:rPr>
+          <w:rStyle w:val="af"/>
+          <w:rFonts w:ascii="TH SarabunPSK" w:hAnsi="TH SarabunPSK" w:cs="TH SarabunPSK"/>
+          <w:sz w:val="22"/>
+          <w:szCs w:val="22"/>
+          <w:lang w:bidi="th-TH"/>
+        </w:rPr>
+        <w:t>{</w:t>
       </w:r>
       <w:proofErr w:type="spellStart"/>
       <w:r>
@@ -1918,7 +8182,7 @@
         <w:spacing w:before="92"/>
         <w:jc w:val="thaiDistribute"/>
         <w:rPr>
-          <w:rFonts w:ascii="TH SarabunPSK" w:eastAsia="SimSun" w:hAnsi="TH SarabunPSK" w:cs="TH SarabunPSK" w:hint="cs"/>
+          <w:rFonts w:ascii="TH SarabunPSK" w:eastAsia="SimSun" w:hAnsi="TH SarabunPSK" w:cs="TH SarabunPSK"/>
           <w:cs/>
           <w:lang w:bidi="th-TH"/>
         </w:rPr>
@@ -6171,7 +12435,15 @@
         <w:w w:val="60"/>
         <w:sz w:val="24"/>
       </w:rPr>
-      <w:t>/Time</w:t>
+      <w:t>/</w:t>
+    </w:r>
+    <w:proofErr w:type="gramStart"/>
+    <w:r>
+      <w:rPr>
+        <w:w w:val="60"/>
+        <w:sz w:val="24"/>
+      </w:rPr>
+      <w:t>Time</w:t>
     </w:r>
     <w:r>
       <w:rPr>
@@ -6187,6 +12459,7 @@
       </w:rPr>
       <w:t>:</w:t>
     </w:r>
+    <w:proofErr w:type="gramEnd"/>
     <w:r>
       <w:rPr>
         <w:spacing w:val="10"/>
@@ -7455,6 +13728,7 @@
   <w:style w:type="character" w:default="1" w:styleId="a0">
     <w:name w:val="Default Paragraph Font"/>
     <w:uiPriority w:val="1"/>
+    <w:semiHidden/>
     <w:unhideWhenUsed/>
   </w:style>
   <w:style w:type="table" w:default="1" w:styleId="a1">
